--- a/engine/egch_study/EGCH_Valuation_Study_01-09-2026.docx
+++ b/engine/egch_study/EGCH_Valuation_Study_01-09-2026.docx
@@ -456,7 +456,7 @@
                 <w:color w:val="1C3A36"/>
                 <w:sz w:val="15"/>
               </w:rPr>
-              <w:t>Five-year free cash flow to the firm on a cost of capital gliding from 24.2% to 18.2%, terminal growth 5.0%</w:t>
+              <w:t>Five-year free cash flow to the firm on a cost of capital gliding from 25.6% to 18.2%, terminal growth 5.0%</w:t>
             </w:r>
           </w:p>
         </w:tc>
@@ -474,7 +474,7 @@
                 <w:color w:val="1C3A36"/>
                 <w:sz w:val="15"/>
               </w:rPr>
-              <w:t>-2.35 to 1.98</w:t>
+              <w:t>-2.37 to 1.84</w:t>
             </w:r>
           </w:p>
         </w:tc>
@@ -492,7 +492,7 @@
                 <w:color w:val="1C3A36"/>
                 <w:sz w:val="15"/>
               </w:rPr>
-              <w:t>-0.56</w:t>
+              <w:t>-0.63</w:t>
             </w:r>
           </w:p>
         </w:tc>
@@ -567,7 +567,7 @@
                 <w:color w:val="1C3A36"/>
                 <w:sz w:val="15"/>
               </w:rPr>
-              <w:t>1.66 to 3.65</w:t>
+              <w:t>1.54 to 3.49</w:t>
             </w:r>
           </w:p>
         </w:tc>
@@ -585,7 +585,7 @@
                 <w:color w:val="1C3A36"/>
                 <w:sz w:val="15"/>
               </w:rPr>
-              <w:t>3.59</w:t>
+              <w:t>3.43</w:t>
             </w:r>
           </w:p>
         </w:tc>
@@ -603,7 +603,7 @@
                 <w:color w:val="1C3A36"/>
                 <w:sz w:val="15"/>
               </w:rPr>
-              <w:t>-74%</w:t>
+              <w:t>-75%</w:t>
             </w:r>
           </w:p>
         </w:tc>
@@ -1188,7 +1188,7 @@
                 <w:color w:val="1C3A36"/>
                 <w:sz w:val="15"/>
               </w:rPr>
-              <w:t>0.20</w:t>
+              <w:t>0.10</w:t>
             </w:r>
           </w:p>
         </w:tc>
@@ -1281,7 +1281,7 @@
                 <w:color w:val="1C3A36"/>
                 <w:sz w:val="15"/>
               </w:rPr>
-              <w:t>-1.24</w:t>
+              <w:t>-1.40</w:t>
             </w:r>
           </w:p>
         </w:tc>
@@ -1299,7 +1299,7 @@
                 <w:color w:val="1C3A36"/>
                 <w:sz w:val="15"/>
               </w:rPr>
-              <w:t>-109%</w:t>
+              <w:t>-110%</w:t>
             </w:r>
           </w:p>
         </w:tc>
@@ -1374,7 +1374,7 @@
                 <w:color w:val="1C3A36"/>
                 <w:sz w:val="15"/>
               </w:rPr>
-              <w:t>-0.60</w:t>
+              <w:t>-0.67</w:t>
             </w:r>
           </w:p>
         </w:tc>
@@ -1392,7 +1392,7 @@
                 <w:color w:val="1C3A36"/>
                 <w:sz w:val="15"/>
               </w:rPr>
-              <w:t>-104%</w:t>
+              <w:t>-105%</w:t>
             </w:r>
           </w:p>
         </w:tc>
@@ -1414,7 +1414,7 @@
                 <w:color w:val="1C3A36"/>
                 <w:sz w:val="15"/>
               </w:rPr>
-              <w:t>Beta from the five-year weekly regression of the share against the published EGX30 index</w:t>
+              <w:t>The cost of debt at the company's own disclosed rates — 19.4% on the local facility, 11.7% in dollars on the project loan carried at local-equivalent cost on the derived currency path, 20.0% in year one gliding to 11.8% at the terminal</w:t>
             </w:r>
           </w:p>
         </w:tc>
@@ -1431,7 +1431,7 @@
                 <w:color w:val="1C3A36"/>
                 <w:sz w:val="15"/>
               </w:rPr>
-              <w:t>The lower bound of that regression's own 90% confidence interval</w:t>
+              <w:t>Every leg floored at the 23.00% sovereign ten-year yield — the company's own facilities print no spread above the policy rate, so no spread is added</w:t>
             </w:r>
           </w:p>
         </w:tc>
@@ -1467,7 +1467,7 @@
                 <w:color w:val="1C3A36"/>
                 <w:sz w:val="15"/>
               </w:rPr>
-              <w:t>0.27</w:t>
+              <w:t>-1.06</w:t>
             </w:r>
           </w:p>
         </w:tc>
@@ -1485,7 +1485,7 @@
                 <w:color w:val="1C3A36"/>
                 <w:sz w:val="15"/>
               </w:rPr>
-              <w:t>-98%</w:t>
+              <w:t>-108%</w:t>
             </w:r>
           </w:p>
         </w:tc>
@@ -1507,7 +1507,7 @@
                 <w:color w:val="1C3A36"/>
                 <w:sz w:val="15"/>
               </w:rPr>
-              <w:t>Gas at the realised price the company's own loss disclosure implies</w:t>
+              <w:t>Beta from the five-year weekly regression of the share against the published EGX30 index</w:t>
             </w:r>
           </w:p>
         </w:tc>
@@ -1524,7 +1524,7 @@
                 <w:color w:val="1C3A36"/>
                 <w:sz w:val="15"/>
               </w:rPr>
-              <w:t>The contract formula price in the operating agreement, which is higher</w:t>
+              <w:t>The lower bound of that regression's own 90% confidence interval</w:t>
             </w:r>
           </w:p>
         </w:tc>
@@ -1560,7 +1560,7 @@
                 <w:color w:val="1C3A36"/>
                 <w:sz w:val="15"/>
               </w:rPr>
-              <w:t>-2.49</w:t>
+              <w:t>0.17</w:t>
             </w:r>
           </w:p>
         </w:tc>
@@ -1578,7 +1578,7 @@
                 <w:color w:val="1C3A36"/>
                 <w:sz w:val="15"/>
               </w:rPr>
-              <w:t>-118%</w:t>
+              <w:t>-99%</w:t>
             </w:r>
           </w:p>
         </w:tc>
@@ -1600,7 +1600,7 @@
                 <w:color w:val="1C3A36"/>
                 <w:sz w:val="15"/>
               </w:rPr>
-              <w:t>The new complex earning at half its derived nameplate in the terminal year</w:t>
+              <w:t>Gas at the realised price the company's own loss disclosure implies</w:t>
             </w:r>
           </w:p>
         </w:tc>
@@ -1617,7 +1617,7 @@
                 <w:color w:val="1C3A36"/>
                 <w:sz w:val="15"/>
               </w:rPr>
-              <w:t>Seventy per cent, which is what a well-run nitrate line achieves</w:t>
+              <w:t>The contract formula price in the operating agreement, which is higher</w:t>
             </w:r>
           </w:p>
         </w:tc>
@@ -1653,7 +1653,7 @@
                 <w:color w:val="1C3A36"/>
                 <w:sz w:val="15"/>
               </w:rPr>
-              <w:t>-0.32</w:t>
+              <w:t>-2.51</w:t>
             </w:r>
           </w:p>
         </w:tc>
@@ -1671,7 +1671,7 @@
                 <w:color w:val="1C3A36"/>
                 <w:sz w:val="15"/>
               </w:rPr>
-              <w:t>-102%</w:t>
+              <w:t>-118%</w:t>
             </w:r>
           </w:p>
         </w:tc>
@@ -1693,7 +1693,7 @@
                 <w:color w:val="1C3A36"/>
                 <w:sz w:val="15"/>
               </w:rPr>
-              <w:t>Maintenance capital expenditure at the company's own observed pre-project rate of 1.12% of revenue</w:t>
+              <w:t>The new complex earning at half its derived nameplate in the terminal year</w:t>
             </w:r>
           </w:p>
         </w:tc>
@@ -1710,7 +1710,7 @@
                 <w:color w:val="1C3A36"/>
                 <w:sz w:val="15"/>
               </w:rPr>
-              <w:t>Replacement-rate maintenance: gross fixed assets at the disclosed 3.95% machinery depreciation rate, or 6.11% of revenue</w:t>
+              <w:t>Seventy per cent, which is what a well-run nitrate line achieves</w:t>
             </w:r>
           </w:p>
         </w:tc>
@@ -1746,7 +1746,7 @@
                 <w:color w:val="1C3A36"/>
                 <w:sz w:val="15"/>
               </w:rPr>
-              <w:t>-1.36</w:t>
+              <w:t>-0.40</w:t>
             </w:r>
           </w:p>
         </w:tc>
@@ -1764,7 +1764,7 @@
                 <w:color w:val="1C3A36"/>
                 <w:sz w:val="15"/>
               </w:rPr>
-              <w:t>-110%</w:t>
+              <w:t>-103%</w:t>
             </w:r>
           </w:p>
         </w:tc>
@@ -1786,7 +1786,7 @@
                 <w:color w:val="1C3A36"/>
                 <w:sz w:val="15"/>
               </w:rPr>
-              <w:t>Terminal reinvestment of 38.9% of operating profit after tax, from growth over an 18% return on capital</w:t>
+              <w:t>Maintenance capital expenditure at the company's own observed pre-project rate of 1.12% of revenue</w:t>
             </w:r>
           </w:p>
         </w:tc>
@@ -1803,7 +1803,7 @@
                 <w:color w:val="1C3A36"/>
                 <w:sz w:val="15"/>
               </w:rPr>
-              <w:t>23.3%, from a 30% return on capital — the rate a newly completed plant earns on incremental capital while it is still filling</w:t>
+              <w:t>Replacement-rate maintenance: gross fixed assets at the disclosed 3.95% machinery depreciation rate, or 6.11% of revenue</w:t>
             </w:r>
           </w:p>
         </w:tc>
@@ -1839,7 +1839,7 @@
                 <w:color w:val="1C3A36"/>
                 <w:sz w:val="15"/>
               </w:rPr>
-              <w:t>-0.28</w:t>
+              <w:t>-1.42</w:t>
             </w:r>
           </w:p>
         </w:tc>
@@ -1857,7 +1857,7 @@
                 <w:color w:val="1C3A36"/>
                 <w:sz w:val="15"/>
               </w:rPr>
-              <w:t>-102%</w:t>
+              <w:t>-110%</w:t>
             </w:r>
           </w:p>
         </w:tc>
@@ -1879,6 +1879,99 @@
                 <w:color w:val="1C3A36"/>
                 <w:sz w:val="15"/>
               </w:rPr>
+              <w:t>Terminal reinvestment of 27.8% of operating profit after tax, from growth over an 18% return on capital</w:t>
+            </w:r>
+          </w:p>
+        </w:tc>
+        <w:tc>
+          <w:tcPr>
+            <w:tcW w:type="dxa" w:w="3960"/>
+          </w:tcPr>
+          <w:p>
+            <w:pPr>
+              <w:spacing w:after="20"/>
+            </w:pPr>
+            <w:r>
+              <w:rPr>
+                <w:color w:val="1C3A36"/>
+                <w:sz w:val="15"/>
+              </w:rPr>
+              <w:t>16.7%, from a 30% return on capital — the rate a newly completed plant earns on incremental capital while it is still filling</w:t>
+            </w:r>
+          </w:p>
+        </w:tc>
+        <w:tc>
+          <w:tcPr>
+            <w:tcW w:type="dxa" w:w="1512"/>
+          </w:tcPr>
+          <w:p>
+            <w:pPr>
+              <w:spacing w:after="20"/>
+              <w:jc w:val="right"/>
+            </w:pPr>
+            <w:r>
+              <w:rPr>
+                <w:color w:val="1C3A36"/>
+                <w:sz w:val="15"/>
+              </w:rPr>
+              <w:t>—</w:t>
+            </w:r>
+          </w:p>
+        </w:tc>
+        <w:tc>
+          <w:tcPr>
+            <w:tcW w:type="dxa" w:w="1008"/>
+          </w:tcPr>
+          <w:p>
+            <w:pPr>
+              <w:spacing w:after="20"/>
+              <w:jc w:val="right"/>
+            </w:pPr>
+            <w:r>
+              <w:rPr>
+                <w:color w:val="1C3A36"/>
+                <w:sz w:val="15"/>
+              </w:rPr>
+              <w:t>-0.35</w:t>
+            </w:r>
+          </w:p>
+        </w:tc>
+        <w:tc>
+          <w:tcPr>
+            <w:tcW w:type="dxa" w:w="936"/>
+          </w:tcPr>
+          <w:p>
+            <w:pPr>
+              <w:spacing w:after="20"/>
+              <w:jc w:val="right"/>
+            </w:pPr>
+            <w:r>
+              <w:rPr>
+                <w:color w:val="1C3A36"/>
+                <w:sz w:val="15"/>
+              </w:rPr>
+              <w:t>-103%</w:t>
+            </w:r>
+          </w:p>
+        </w:tc>
+      </w:tr>
+      <w:tr>
+        <w:trPr>
+          <w:cantSplit/>
+        </w:trPr>
+        <w:tc>
+          <w:tcPr>
+            <w:tcW w:type="dxa" w:w="2232"/>
+          </w:tcPr>
+          <w:p>
+            <w:pPr>
+              <w:spacing w:after="20"/>
+            </w:pPr>
+            <w:r>
+              <w:rPr>
+                <w:color w:val="1C3A36"/>
+                <w:sz w:val="15"/>
+              </w:rPr>
               <w:t>Project spending anchored on the observed run rate: the nine-month actual extended to a full year</w:t>
             </w:r>
           </w:p>
@@ -1932,7 +2025,7 @@
                 <w:color w:val="1C3A36"/>
                 <w:sz w:val="15"/>
               </w:rPr>
-              <w:t>-0.79</w:t>
+              <w:t>-0.86</w:t>
             </w:r>
           </w:p>
         </w:tc>
@@ -2100,7 +2193,7 @@
                 <w:color w:val="1C3A36"/>
                 <w:sz w:val="17"/>
               </w:rPr>
-              <w:t>67.3%</w:t>
+              <w:t>66.9%</w:t>
             </w:r>
           </w:p>
         </w:tc>
@@ -2118,7 +2211,7 @@
                 <w:color w:val="1C3A36"/>
                 <w:sz w:val="17"/>
               </w:rPr>
-              <w:t>33.2%</w:t>
+              <w:t>33.0%</w:t>
             </w:r>
           </w:p>
         </w:tc>
@@ -2140,7 +2233,7 @@
           <w:color w:val="6E7B77"/>
           <w:sz w:val="17"/>
         </w:rPr>
-        <w:t>Table 2.  Reported beside the cash-flow lens because on this company it is the number that decides the answer. Above one hundred per cent means the five explicit years contribute negative present value: the capital programme absorbs more cash than the plant generates, so the terminal block carries the whole enterprise value and then some.</w:t>
+        <w:t>Table 2.  Reported beside the cash-flow lens because on this company it is the number that decides the answer. The explicit years contribute a present value of EGP 1,740 million on the carried-through case, so the terminal block carries 66.9% of enterprise value; the capital programme takes most of the window's operating cash, which is why the share is high for a going concern.</w:t>
       </w:r>
     </w:p>
     <w:p>
@@ -2208,7 +2301,7 @@
           <w:color w:val="1C3A36"/>
           <w:sz w:val="21"/>
         </w:rPr>
-        <w:t>The alternative readings are shown so that each genuinely contested choice in the construction can be priced rather than argued. The widest of them is the gas price: moving from the price the company's own loss disclosure implies to the contract formula price in its operating agreement is worth EGP 1.93 a share. The narrowest is terminal growth, worth EGP 0.04. Not one of them, alone or together, reaches the traded price — which is the finding this study reports, and the reason the headline states the discount rate the market itself implies rather than asserting that the market is wrong.</w:t>
+        <w:t>The alternative readings are shown so that each genuinely contested choice in the construction can be priced rather than argued. The widest of them is the gas price: moving from the price the company's own loss disclosure implies to the contract formula price in its operating agreement is worth EGP 1.88 a share. The narrowest is terminal growth, worth EGP 0.04. Not one of them, alone or together, reaches the traded price — which is the finding this study reports, and the reason the headline states the discount rate the market itself implies rather than asserting that the market is wrong.</w:t>
       </w:r>
     </w:p>
     <w:p>
@@ -4107,7 +4200,7 @@
                 <w:color w:val="1C3A36"/>
                 <w:sz w:val="16"/>
               </w:rPr>
-              <w:t>24.18%</w:t>
+              <w:t>25.64%</w:t>
             </w:r>
           </w:p>
         </w:tc>
@@ -4125,7 +4218,7 @@
                 <w:color w:val="1C3A36"/>
                 <w:sz w:val="16"/>
               </w:rPr>
-              <w:t>22.99%</w:t>
+              <w:t>23.72%</w:t>
             </w:r>
           </w:p>
         </w:tc>
@@ -4143,7 +4236,7 @@
                 <w:color w:val="1C3A36"/>
                 <w:sz w:val="16"/>
               </w:rPr>
-              <w:t>21.80%</w:t>
+              <w:t>22.39%</w:t>
             </w:r>
           </w:p>
         </w:tc>
@@ -4161,7 +4254,7 @@
                 <w:color w:val="1C3A36"/>
                 <w:sz w:val="16"/>
               </w:rPr>
-              <w:t>20.61%</w:t>
+              <w:t>21.06%</w:t>
             </w:r>
           </w:p>
         </w:tc>
@@ -4179,7 +4272,7 @@
                 <w:color w:val="1C3A36"/>
                 <w:sz w:val="16"/>
               </w:rPr>
-              <w:t>19.42%</w:t>
+              <w:t>20.02%</w:t>
             </w:r>
           </w:p>
         </w:tc>
@@ -4219,7 +4312,7 @@
                 <w:color w:val="1C3A36"/>
                 <w:sz w:val="16"/>
               </w:rPr>
-              <w:t>0.8053</w:t>
+              <w:t>0.7959</w:t>
             </w:r>
           </w:p>
         </w:tc>
@@ -4237,7 +4330,7 @@
                 <w:color w:val="1C3A36"/>
                 <w:sz w:val="16"/>
               </w:rPr>
-              <w:t>0.6547</w:t>
+              <w:t>0.6433</w:t>
             </w:r>
           </w:p>
         </w:tc>
@@ -4255,7 +4348,7 @@
                 <w:color w:val="1C3A36"/>
                 <w:sz w:val="16"/>
               </w:rPr>
-              <w:t>0.5375</w:t>
+              <w:t>0.5256</w:t>
             </w:r>
           </w:p>
         </w:tc>
@@ -4273,7 +4366,7 @@
                 <w:color w:val="1C3A36"/>
                 <w:sz w:val="16"/>
               </w:rPr>
-              <w:t>0.4457</w:t>
+              <w:t>0.4342</w:t>
             </w:r>
           </w:p>
         </w:tc>
@@ -4291,7 +4384,7 @@
                 <w:color w:val="1C3A36"/>
                 <w:sz w:val="16"/>
               </w:rPr>
-              <w:t>0.3732</w:t>
+              <w:t>0.3618</w:t>
             </w:r>
           </w:p>
         </w:tc>
@@ -4335,7 +4428,7 @@
                 <w:color w:val="1C3A36"/>
                 <w:sz w:val="16"/>
               </w:rPr>
-              <w:t>1,581</w:t>
+              <w:t>1,562</w:t>
             </w:r>
           </w:p>
         </w:tc>
@@ -4355,7 +4448,7 @@
                 <w:color w:val="1C3A36"/>
                 <w:sz w:val="16"/>
               </w:rPr>
-              <w:t>195</w:t>
+              <w:t>192</w:t>
             </w:r>
           </w:p>
         </w:tc>
@@ -4375,7 +4468,7 @@
                 <w:color w:val="1C3A36"/>
                 <w:sz w:val="16"/>
               </w:rPr>
-              <w:t>-84</w:t>
+              <w:t>-82</w:t>
             </w:r>
           </w:p>
         </w:tc>
@@ -4395,7 +4488,7 @@
                 <w:color w:val="1C3A36"/>
                 <w:sz w:val="16"/>
               </w:rPr>
-              <w:t>-98</w:t>
+              <w:t>-95</w:t>
             </w:r>
           </w:p>
         </w:tc>
@@ -4415,7 +4508,7 @@
                 <w:color w:val="1C3A36"/>
                 <w:sz w:val="16"/>
               </w:rPr>
-              <w:t>168</w:t>
+              <w:t>163</w:t>
             </w:r>
           </w:p>
         </w:tc>
@@ -4634,7 +4727,7 @@
                 <w:color w:val="1C3A36"/>
                 <w:sz w:val="17"/>
               </w:rPr>
-              <w:t>1,763</w:t>
+              <w:t>1,740</w:t>
             </w:r>
           </w:p>
         </w:tc>
@@ -4652,7 +4745,7 @@
                 <w:color w:val="1C3A36"/>
                 <w:sz w:val="17"/>
               </w:rPr>
-              <w:t>9,091</w:t>
+              <w:t>8,916</w:t>
             </w:r>
           </w:p>
         </w:tc>
@@ -4692,7 +4785,7 @@
                 <w:color w:val="1C3A36"/>
                 <w:sz w:val="17"/>
               </w:rPr>
-              <w:t>3,625</w:t>
+              <w:t>3,512</w:t>
             </w:r>
           </w:p>
         </w:tc>
@@ -4710,7 +4803,7 @@
                 <w:color w:val="1C3A36"/>
                 <w:sz w:val="17"/>
               </w:rPr>
-              <w:t>4,528</w:t>
+              <w:t>4,387</w:t>
             </w:r>
           </w:p>
         </w:tc>
@@ -4754,7 +4847,7 @@
                 <w:color w:val="1C3A36"/>
                 <w:sz w:val="17"/>
               </w:rPr>
-              <w:t>5,388</w:t>
+              <w:t>5,252</w:t>
             </w:r>
           </w:p>
         </w:tc>
@@ -4774,7 +4867,7 @@
                 <w:color w:val="1C3A36"/>
                 <w:sz w:val="17"/>
               </w:rPr>
-              <w:t>13,618</w:t>
+              <w:t>13,304</w:t>
             </w:r>
           </w:p>
         </w:tc>
@@ -4818,7 +4911,7 @@
                 <w:color w:val="1C3A36"/>
                 <w:sz w:val="17"/>
               </w:rPr>
-              <w:t>67.3%</w:t>
+              <w:t>66.9%</w:t>
             </w:r>
           </w:p>
         </w:tc>
@@ -4838,7 +4931,7 @@
                 <w:color w:val="1C3A36"/>
                 <w:sz w:val="17"/>
               </w:rPr>
-              <w:t>33.2%</w:t>
+              <w:t>33.0%</w:t>
             </w:r>
           </w:p>
         </w:tc>
@@ -5056,7 +5149,7 @@
                 <w:color w:val="1C3A36"/>
                 <w:sz w:val="17"/>
               </w:rPr>
-              <w:t>-1,107</w:t>
+              <w:t>-1,242</w:t>
             </w:r>
           </w:p>
         </w:tc>
@@ -5076,7 +5169,7 @@
                 <w:color w:val="1C3A36"/>
                 <w:sz w:val="17"/>
               </w:rPr>
-              <w:t>7,124</w:t>
+              <w:t>6,809</w:t>
             </w:r>
           </w:p>
         </w:tc>
@@ -5120,7 +5213,7 @@
                 <w:color w:val="1C3A36"/>
                 <w:sz w:val="17"/>
               </w:rPr>
-              <w:t>-0.56</w:t>
+              <w:t>-0.63</w:t>
             </w:r>
           </w:p>
         </w:tc>
@@ -5140,7 +5233,7 @@
                 <w:color w:val="1C3A36"/>
                 <w:sz w:val="17"/>
               </w:rPr>
-              <w:t>3.59</w:t>
+              <w:t>3.43</w:t>
             </w:r>
           </w:p>
         </w:tc>
@@ -5353,7 +5446,7 @@
                 <w:color w:val="1C3A36"/>
                 <w:sz w:val="17"/>
               </w:rPr>
-              <w:t>2.71</w:t>
+              <w:t>2.64</w:t>
             </w:r>
           </w:p>
         </w:tc>
@@ -5477,7 +5570,7 @@
                 <w:color w:val="1C3A36"/>
                 <w:sz w:val="17"/>
               </w:rPr>
-              <w:t>-0.56</w:t>
+              <w:t>-0.63</w:t>
             </w:r>
           </w:p>
         </w:tc>
@@ -5557,7 +5650,7 @@
           <w:color w:val="1C3A36"/>
           <w:sz w:val="21"/>
         </w:rPr>
-        <w:t>So the question is not whether the plant earns. It is whether EGP 5,388 million is the right enterprise value for a business generating around EGP 4,684 million of operating profit before depreciation, and that is entirely a question about the rate at which Egyptian pounds are capitalised. Holding every operating assumption exactly as built and moving only the discount rate:</w:t>
+        <w:t>So the question is not whether the plant earns. It is whether EGP 5,252 million is the right enterprise value for a business generating around EGP 4,684 million of operating profit before depreciation, and that is entirely a question about the rate at which Egyptian pounds are capitalised. Holding every operating assumption exactly as built and moving only the discount rate:</w:t>
       </w:r>
     </w:p>
     <w:tbl>
@@ -6722,7 +6815,7 @@
           <w:color w:val="6E7B77"/>
           <w:sz w:val="17"/>
         </w:rPr>
-        <w:t>Table 8.  The justified multiple of book is negative before flooring, and that is the finding rather than a rounding artefact: a sustainable return of 6.9% does not cover even nominal maintenance growth of 5.0%, let alone a 30.99% cost of equity. On this lens the book is worth nothing beyond what the assets would fetch, and the market pays 1.71 times it.</w:t>
+        <w:t>Table 8.  The justified multiple of book is 0.072 times: a sustainable return of 6.9% clears nominal maintenance growth of 5.0% by only 1.9%, against a 30.99% cost of equity, so the book of EGP 8.16 a share is worth EGP 0.58 on this lens, and the market pays 1.71 times it.</w:t>
       </w:r>
     </w:p>
     <w:p>
@@ -6765,7 +6858,7 @@
           <w:color w:val="1C3A36"/>
           <w:sz w:val="21"/>
         </w:rPr>
-        <w:t>The two numbers worth putting side by side are these: at the traded price the shares change hands at 8.1 times that same forward EBITDA, while the cash-flow lens values them at 1.2 times. One is above the Egyptian industrial band and the other below it. That is the whole disagreement in a single number, and it is reported rather than resolved.</w:t>
+        <w:t>The two numbers worth putting side by side are these: at the traded price the shares change hands at 8.1 times that same forward EBITDA, while the cash-flow lens values them at 1.1 times. One is above the Egyptian industrial band and the other below it. That is the whole disagreement in a single number, and it is reported rather than resolved.</w:t>
       </w:r>
     </w:p>
     <w:p>
@@ -7473,7 +7566,7 @@
           <w:color w:val="1C3A36"/>
           <w:sz w:val="21"/>
         </w:rPr>
-        <w:t>The ordering is itself informative. The asset-backed and multiple-based lenses sit highest because they value what has been built without asking what it earns. The cash-flow lens sits lowest because it asks exactly that, and gets an uncomfortable answer. The book lens sits at zero because a 6.9% sustainable return on equity does not clear a 30.99% cost of equity — a company earning below its cost of capital destroys value by growing, which is the same finding the capital programme produces from a different direction.</w:t>
+        <w:t>The ordering is itself informative. The asset-backed and multiple-based lenses sit highest because they value what has been built without asking what it earns. The cash-flow lens sits lowest because it asks exactly that, and gets an uncomfortable answer. The book lens sits at EGP 0.58 because a 6.9% sustainable return on equity barely clears nominal growth and does not approach a 30.99% cost of equity — a company earning below its cost of capital destroys value by growing, which is the same finding the capital programme produces from a different direction.</w:t>
       </w:r>
     </w:p>
     <w:p>
@@ -9331,7 +9424,7 @@
           <w:color w:val="6E7B77"/>
           <w:sz w:val="17"/>
         </w:rPr>
-        <w:t>Table 11.  Each cost class escalates on its own driver and never on one blended index: gas is a globally traded input and escalates on its dollar price through the exchange rate, while wages, inland haulage and administration escalate on Egyptian consumer prices and the subsidised price follows its own administered path.</w:t>
+        <w:t>Table 11.  The physically distinct classes each carry their own escalator: gas on its administered dollar price through the exchange rate, the export price on the commodity path, the subsidised price on its administered path. The domestic lines — other materials, wages, purchased services, inland haulage, other selling and administration — share the one domestic inflation path, because that is the index they are paid in; a globally traded input is never put on it.</w:t>
       </w:r>
     </w:p>
     <w:p>
@@ -11340,7 +11433,7 @@
           <w:color w:val="1C3A36"/>
           <w:sz w:val="21"/>
         </w:rPr>
-        <w:t>Carried through, the programme is worth EGP -0.56 a share. Stopped, EGP 3.59. The difference, EGP 4.14 a share or EGP 8,231 million of equity, is the cost of the programme to shareholders on this model's assumptions. What decides it is whether the plant, once built, earns a return above the capital sunk into it. On the disclosed cost and the derived nameplate it does not.</w:t>
+        <w:t>Carried through, the programme is worth EGP -0.63 a share. Stopped, EGP 3.43. The difference, EGP 4.05 a share or EGP 8,051 million of equity, is the cost of the programme to shareholders on this model's assumptions. What decides it is whether the plant, once built, earns a return above the capital sunk into it. On the disclosed cost and the derived nameplate it does not.</w:t>
       </w:r>
     </w:p>
     <w:tbl>
@@ -12969,7 +13062,7 @@
           <w:color w:val="1C3A36"/>
           <w:sz w:val="19"/>
         </w:rPr>
-        <w:t>The honest counter-argument is that the two pre-project years flatter the plant: it was newly built, and new plant does not need much. The upper framing of the same driver is replacement-rate maintenance — gross fixed assets at that same 3.95% machinery rate, or 6.1% of revenue. Both are published: the observed rate is the central and the replacement rate is the downside, and they are worth EGP 0.81 a share between them. They are not averaged.</w:t>
+        <w:t>The honest counter-argument is that the two pre-project years flatter the plant: it was newly built, and new plant does not need much. The upper framing of the same driver is replacement-rate maintenance — gross fixed assets at that same 3.95% machinery rate, or 6.1% of revenue. Both are published: the observed rate is the central and the replacement rate is the downside, and they are worth EGP 0.79 a share between them. They are not averaged.</w:t>
       </w:r>
     </w:p>
     <w:p>
@@ -14016,7 +14109,7 @@
                 <w:color w:val="1C3A36"/>
                 <w:sz w:val="17"/>
               </w:rPr>
-              <w:t>3.55%</w:t>
+              <w:t>3.41%</w:t>
             </w:r>
           </w:p>
         </w:tc>
@@ -14097,7 +14190,7 @@
                 <w:color w:val="1C3A36"/>
                 <w:sz w:val="17"/>
               </w:rPr>
-              <w:t>19.45%</w:t>
+              <w:t>19.59%</w:t>
             </w:r>
           </w:p>
         </w:tc>
@@ -14174,7 +14267,7 @@
                 <w:color w:val="1C3A36"/>
                 <w:sz w:val="17"/>
               </w:rPr>
-              <w:t>9.42%</w:t>
+              <w:t>9.41%</w:t>
             </w:r>
           </w:p>
         </w:tc>
@@ -14330,7 +14423,7 @@
                 <w:color w:val="1C3A36"/>
                 <w:sz w:val="17"/>
               </w:rPr>
-              <w:t>29.16%</w:t>
+              <w:t>29.28%</w:t>
             </w:r>
           </w:p>
         </w:tc>
@@ -14370,7 +14463,7 @@
                 <w:color w:val="1C3A36"/>
                 <w:sz w:val="17"/>
               </w:rPr>
-              <w:t>Cost of debt after tax</w:t>
+              <w:t>Cost of debt after tax, year one</w:t>
             </w:r>
           </w:p>
         </w:tc>
@@ -14388,7 +14481,7 @@
                 <w:color w:val="1C3A36"/>
                 <w:sz w:val="17"/>
               </w:rPr>
-              <w:t>12.97%</w:t>
+              <w:t>15.49%</w:t>
             </w:r>
           </w:p>
         </w:tc>
@@ -14406,7 +14499,7 @@
                 <w:color w:val="1C3A36"/>
                 <w:sz w:val="17"/>
               </w:rPr>
-              <w:t>12.97%</w:t>
+              <w:t>15.49%</w:t>
             </w:r>
           </w:p>
         </w:tc>
@@ -14423,7 +14516,7 @@
                 <w:color w:val="1C3A36"/>
                 <w:sz w:val="17"/>
               </w:rPr>
-              <w:t>99.7% dollar, carried at local-equivalent cost</w:t>
+              <w:t>99.7% dollar, carried at local-equivalent cost on that year's currency wedge of 7.4%</w:t>
             </w:r>
           </w:p>
         </w:tc>
@@ -14542,7 +14635,7 @@
                 <w:color w:val="1C3A36"/>
                 <w:sz w:val="17"/>
               </w:rPr>
-              <w:t>24.18%</w:t>
+              <w:t>25.64%</w:t>
             </w:r>
           </w:p>
         </w:tc>
@@ -14562,7 +14655,7 @@
                 <w:color w:val="1C3A36"/>
                 <w:sz w:val="17"/>
               </w:rPr>
-              <w:t>23.57%</w:t>
+              <w:t>24.52%</w:t>
             </w:r>
           </w:p>
         </w:tc>
@@ -14899,7 +14992,21 @@
           <w:color w:val="1C3A36"/>
           <w:sz w:val="21"/>
         </w:rPr>
-        <w:t>The pound tranche of the project loan was repaid in June 2024, so 99.7% of the book is dollar-denominated. A dollar coupon cannot be dropped into a cost of capital denominated in pounds: the company earns pounds and must buy dollars to service it. The dollar cost of 11.7% is therefore grossed up by a 2.5% expected depreciation to a local-equivalent 16.73% — and the same wedge drives the currency path in the revenue build, so the two cannot quietly disagree.</w:t>
+        <w:t>The pound tranche of the project loan was repaid in June 2024, so 99.7% of the book is dollar-denominated. A dollar coupon cannot be dropped into a cost of capital denominated in pounds: the company earns pounds and must buy dollars to service it. The dollar cost of 11.7% is therefore grossed up, year by year, by the depreciation the study's own currency path implies in that year — 7.4% in FY2026/27, giving a local-equivalent 19.99%, gliding to 2.5% in FY2030/31 and 14.54% — and to 2.5% on the long-run dollar cost of 9.0% in the terminal year, 11.79%. The wedge is the one the revenue build uses, so the debt and the currency cannot quietly disagree.</w:t>
+      </w:r>
+    </w:p>
+    <w:p>
+      <w:pPr>
+        <w:spacing w:after="120" w:before="0"/>
+      </w:pPr>
+      <w:r>
+        <w:rPr>
+          <w:b w:val="0"/>
+          <w:i w:val="0"/>
+          <w:color w:val="1C3A36"/>
+          <w:sz w:val="19"/>
+        </w:rPr>
+        <w:t>What the cost-of-capital builder's own consistency checks say about that construction, printed rather than suppressed: The company's own local-currency facility carries 19.40% against a 23.00% sovereign ten-year yield: a same-currency corporate borrowing below its sovereign. It is the company's disclosed rate and it is used as disclosed; the sovereign-floored construction is priced beside it. FX(local-equiv) Kd 15.63% &lt; rf* 16.63% — looks like a raw FX coupon not grossed up for expected depreciation. FX(local-equiv) Kd 14.54% &lt; rf* 16.63% — looks like a raw FX coupon not grossed up for expected depreciation. The dollar leg's local-equivalent cost sits below the 16.63% normalised risk-free rate in FY2028/29, FY2029/30, FY2030/31, because the currency wedge in those years is smaller than the gap between the coupon and the risk-free rate. The disclosed rates are what the company pays on state-bank facilities and are used as disclosed; the construction with every leg floored at the sovereign yield is priced in the table below rather than argued.</w:t>
       </w:r>
     </w:p>
     <w:p>
@@ -14928,7 +15035,7 @@
           <w:color w:val="1C3A36"/>
           <w:sz w:val="21"/>
         </w:rPr>
-        <w:t>A spot cost of capital embeds today's 14.3% inflation in every future year, while the terminal value grows at the central bank's longest-horizon target of 5.0%. Capitalising one at the other is a units mismatch, and on a company whose value sits in its terminal year it would be the largest error in the study. The rate therefore glides to a terminal rate built from its own components: 5.0% inflation — the same figure terminal growth is set at, so the perpetuity neither grows nor shrinks in real terms — compounded with a 3.5% real rate gives a normalised risk-free rate of 8.67%, and the terminal cost of capital is 18.23%. Discount factors compound the glide year by year rather than raising one rate to a power. The earlier edition of this study discounted a 5.0%-growth perpetuity at a terminal rate built on the shorter-horizon 7.0% target, which assumed a real decline of about two per cent a year for ever that nothing disclosed; that is corrected here.</w:t>
+        <w:t>A spot cost of capital embeds today's 14.3% inflation in every future year, while the terminal value grows at the central bank's longest-horizon target of 5.0%. Capitalising one at the other is a units mismatch, and on a company whose value sits in its terminal year it would be the largest error in the study. The rate therefore glides to a terminal rate built from its own components: 5.0% inflation — the same figure terminal growth is set at, so the perpetuity neither grows nor shrinks in real terms — compounded with a 3.5% real rate gives a normalised risk-free rate of 8.67%, and the terminal cost of capital is 18.24%. Discount factors compound the glide year by year rather than raising one rate to a power. The earlier edition of this study discounted a 5.0%-growth perpetuity at a terminal rate built on the shorter-horizon 7.0% target, which assumed a real decline of about two per cent a year for ever that nothing disclosed; that is corrected here.</w:t>
       </w:r>
     </w:p>
     <w:p>
@@ -14996,7 +15103,7 @@
           <w:color w:val="1C3A36"/>
           <w:sz w:val="21"/>
         </w:rPr>
-        <w:t>Seven choices in the construction above are legitimately arguable, and every one of them has been priced rather than defended in prose. Each row below is a complete re-run of the model with that single component moved and everything else held, so the figure in the third column is what this study would have published had it made the other choice.</w:t>
+        <w:t>Ten choices in the construction above are legitimately arguable, and every one of them has been priced rather than defended in prose. Each row below is a complete re-run of the model with that single component moved and everything else held, so the figure in the third column is what this study would have published had it made the other choice.</w:t>
       </w:r>
     </w:p>
     <w:tbl>
@@ -15105,7 +15212,7 @@
                 <w:color w:val="1C3A36"/>
                 <w:sz w:val="15"/>
               </w:rPr>
-              <w:t>Against EGP -0.56</w:t>
+              <w:t>Against EGP -0.63</w:t>
             </w:r>
           </w:p>
         </w:tc>
@@ -15181,7 +15288,7 @@
                 <w:color w:val="1C3A36"/>
                 <w:sz w:val="15"/>
               </w:rPr>
-              <w:t>0.20</w:t>
+              <w:t>0.10</w:t>
             </w:r>
           </w:p>
         </w:tc>
@@ -15199,7 +15306,7 @@
                 <w:color w:val="1C3A36"/>
                 <w:sz w:val="15"/>
               </w:rPr>
-              <w:t>+0.75</w:t>
+              <w:t>+0.73</w:t>
             </w:r>
           </w:p>
         </w:tc>
@@ -15273,7 +15380,7 @@
                 <w:color w:val="1C3A36"/>
                 <w:sz w:val="15"/>
               </w:rPr>
-              <w:t>-1.24</w:t>
+              <w:t>-1.40</w:t>
             </w:r>
           </w:p>
         </w:tc>
@@ -15291,7 +15398,7 @@
                 <w:color w:val="1C3A36"/>
                 <w:sz w:val="15"/>
               </w:rPr>
-              <w:t>-0.69</w:t>
+              <w:t>-0.77</w:t>
             </w:r>
           </w:p>
         </w:tc>
@@ -15365,7 +15472,7 @@
                 <w:color w:val="1C3A36"/>
                 <w:sz w:val="15"/>
               </w:rPr>
-              <w:t>-0.60</w:t>
+              <w:t>-0.67</w:t>
             </w:r>
           </w:p>
         </w:tc>
@@ -15422,7 +15529,7 @@
                 <w:color w:val="1C3A36"/>
                 <w:sz w:val="15"/>
               </w:rPr>
-              <w:t>Beta from the five-year weekly regression of the share against the published EGX30 index</w:t>
+              <w:t>The cost of debt at the company's own disclosed rates — 19.4% on the local facility, 11.7% in dollars on the project loan carried at local-equivalent cost on the derived currency path, 20.0% in year one gliding to 11.8% at the terminal</w:t>
             </w:r>
           </w:p>
         </w:tc>
@@ -15439,7 +15546,7 @@
                 <w:color w:val="1C3A36"/>
                 <w:sz w:val="15"/>
               </w:rPr>
-              <w:t>The lower bound of that regression's own 90% confidence interval</w:t>
+              <w:t>Every leg floored at the 23.00% sovereign ten-year yield — the company's own facilities print no spread above the policy rate, so no spread is added</w:t>
             </w:r>
           </w:p>
         </w:tc>
@@ -15457,7 +15564,7 @@
                 <w:color w:val="1C3A36"/>
                 <w:sz w:val="15"/>
               </w:rPr>
-              <w:t>0.27</w:t>
+              <w:t>-1.06</w:t>
             </w:r>
           </w:p>
         </w:tc>
@@ -15475,7 +15582,7 @@
                 <w:color w:val="1C3A36"/>
                 <w:sz w:val="15"/>
               </w:rPr>
-              <w:t>+0.82</w:t>
+              <w:t>-0.44</w:t>
             </w:r>
           </w:p>
         </w:tc>
@@ -15492,7 +15599,7 @@
                 <w:color w:val="1C3A36"/>
                 <w:sz w:val="15"/>
               </w:rPr>
-              <w:t>The regression passes all three conditions of the usability test, so the point estimate is adopted; the interval is wide because the share is thinly traded, and the lower bound is priced here rather than argued away.</w:t>
+              <w:t>A same-currency corporate cannot normally borrow below its sovereign, and the local facility does (its dollar leg sits below the normalised risk-free rate in 3 of the five explicit years). The disclosed rates are what the company actually pays on state-bank facilities and are used as disclosed; the floored construction is published beside them, not averaged in.</w:t>
             </w:r>
           </w:p>
         </w:tc>
@@ -15514,7 +15621,7 @@
                 <w:color w:val="1C3A36"/>
                 <w:sz w:val="15"/>
               </w:rPr>
-              <w:t>Gas at the realised price the company's own loss disclosure implies</w:t>
+              <w:t>Beta from the five-year weekly regression of the share against the published EGX30 index</w:t>
             </w:r>
           </w:p>
         </w:tc>
@@ -15531,7 +15638,7 @@
                 <w:color w:val="1C3A36"/>
                 <w:sz w:val="15"/>
               </w:rPr>
-              <w:t>The contract formula price in the operating agreement, which is higher</w:t>
+              <w:t>The lower bound of that regression's own 90% confidence interval</w:t>
             </w:r>
           </w:p>
         </w:tc>
@@ -15549,7 +15656,7 @@
                 <w:color w:val="1C3A36"/>
                 <w:sz w:val="15"/>
               </w:rPr>
-              <w:t>-2.49</w:t>
+              <w:t>0.17</w:t>
             </w:r>
           </w:p>
         </w:tc>
@@ -15567,7 +15674,7 @@
                 <w:color w:val="1C3A36"/>
                 <w:sz w:val="15"/>
               </w:rPr>
-              <w:t>-1.93</w:t>
+              <w:t>+0.80</w:t>
             </w:r>
           </w:p>
         </w:tc>
@@ -15584,7 +15691,7 @@
                 <w:color w:val="1C3A36"/>
                 <w:sz w:val="15"/>
               </w:rPr>
-              <w:t>The realised price is what the company actually paid on its own numbers. The contract price is carried as the downside case rather than as the central assumption, because a company that has been paying less than its contract for three years is evidence, not an exception.</w:t>
+              <w:t>The regression passes all three conditions of the usability test, so the point estimate is adopted; the interval is wide because the share is thinly traded, and the lower bound is priced here rather than argued away.</w:t>
             </w:r>
           </w:p>
         </w:tc>
@@ -15606,7 +15713,7 @@
                 <w:color w:val="1C3A36"/>
                 <w:sz w:val="15"/>
               </w:rPr>
-              <w:t>The new complex earning at half its derived nameplate in the terminal year</w:t>
+              <w:t>Gas at the realised price the company's own loss disclosure implies</w:t>
             </w:r>
           </w:p>
         </w:tc>
@@ -15623,7 +15730,7 @@
                 <w:color w:val="1C3A36"/>
                 <w:sz w:val="15"/>
               </w:rPr>
-              <w:t>Seventy per cent, which is what a well-run nitrate line achieves</w:t>
+              <w:t>The contract formula price in the operating agreement, which is higher</w:t>
             </w:r>
           </w:p>
         </w:tc>
@@ -15641,7 +15748,7 @@
                 <w:color w:val="1C3A36"/>
                 <w:sz w:val="15"/>
               </w:rPr>
-              <w:t>-0.32</w:t>
+              <w:t>-2.51</w:t>
             </w:r>
           </w:p>
         </w:tc>
@@ -15659,7 +15766,7 @@
                 <w:color w:val="1C3A36"/>
                 <w:sz w:val="15"/>
               </w:rPr>
-              <w:t>+0.23</w:t>
+              <w:t>-1.88</w:t>
             </w:r>
           </w:p>
         </w:tc>
@@ -15676,7 +15783,7 @@
                 <w:color w:val="1C3A36"/>
                 <w:sz w:val="15"/>
               </w:rPr>
-              <w:t>Half is the observed record of the existing plant against its own plate under the same gas constraint. Assuming the new line does better than the old one on the same feedstock would need evidence no filing provides.</w:t>
+              <w:t>The realised price is what the company actually paid on its own numbers. The contract price is carried as the downside case rather than as the central assumption, because a company that has been paying less than its contract for three years is evidence, not an exception.</w:t>
             </w:r>
           </w:p>
         </w:tc>
@@ -15698,7 +15805,7 @@
                 <w:color w:val="1C3A36"/>
                 <w:sz w:val="15"/>
               </w:rPr>
-              <w:t>Maintenance capital expenditure at the company's own observed pre-project rate of 1.12% of revenue</w:t>
+              <w:t>The new complex earning at half its derived nameplate in the terminal year</w:t>
             </w:r>
           </w:p>
         </w:tc>
@@ -15715,7 +15822,7 @@
                 <w:color w:val="1C3A36"/>
                 <w:sz w:val="15"/>
               </w:rPr>
-              <w:t>Replacement-rate maintenance: gross fixed assets at the disclosed 3.95% machinery depreciation rate, or 6.11% of revenue</w:t>
+              <w:t>Seventy per cent, which is what a well-run nitrate line achieves</w:t>
             </w:r>
           </w:p>
         </w:tc>
@@ -15733,7 +15840,7 @@
                 <w:color w:val="1C3A36"/>
                 <w:sz w:val="15"/>
               </w:rPr>
-              <w:t>-1.36</w:t>
+              <w:t>-0.40</w:t>
             </w:r>
           </w:p>
         </w:tc>
@@ -15751,7 +15858,7 @@
                 <w:color w:val="1C3A36"/>
                 <w:sz w:val="15"/>
               </w:rPr>
-              <w:t>-0.81</w:t>
+              <w:t>+0.23</w:t>
             </w:r>
           </w:p>
         </w:tc>
@@ -15768,7 +15875,7 @@
                 <w:color w:val="1C3A36"/>
                 <w:sz w:val="15"/>
               </w:rPr>
-              <w:t>The observed rate is what this company has actually paid to keep this plant running in the two years when it was not building anything. The replacement-rate framing is the honest upper bound — a plant cannot spend a fifth of its depreciation forever — and it is carried as the downside case rather than averaged into the central.</w:t>
+              <w:t>Half is the observed record of the existing plant against its own plate under the same gas constraint. Assuming the new line does better than the old one on the same feedstock would need evidence no filing provides.</w:t>
             </w:r>
           </w:p>
         </w:tc>
@@ -15790,7 +15897,7 @@
                 <w:color w:val="1C3A36"/>
                 <w:sz w:val="15"/>
               </w:rPr>
-              <w:t>Terminal reinvestment of 38.9% of operating profit after tax, from growth over an 18% return on capital</w:t>
+              <w:t>Maintenance capital expenditure at the company's own observed pre-project rate of 1.12% of revenue</w:t>
             </w:r>
           </w:p>
         </w:tc>
@@ -15807,7 +15914,7 @@
                 <w:color w:val="1C3A36"/>
                 <w:sz w:val="15"/>
               </w:rPr>
-              <w:t>23.3%, from a 30% return on capital — the rate a newly completed plant earns on incremental capital while it is still filling</w:t>
+              <w:t>Replacement-rate maintenance: gross fixed assets at the disclosed 3.95% machinery depreciation rate, or 6.11% of revenue</w:t>
             </w:r>
           </w:p>
         </w:tc>
@@ -15825,7 +15932,7 @@
                 <w:color w:val="1C3A36"/>
                 <w:sz w:val="15"/>
               </w:rPr>
-              <w:t>-0.28</w:t>
+              <w:t>-1.42</w:t>
             </w:r>
           </w:p>
         </w:tc>
@@ -15843,7 +15950,7 @@
                 <w:color w:val="1C3A36"/>
                 <w:sz w:val="15"/>
               </w:rPr>
-              <w:t>+0.28</w:t>
+              <w:t>-0.79</w:t>
             </w:r>
           </w:p>
         </w:tc>
@@ -15860,7 +15967,7 @@
                 <w:color w:val="1C3A36"/>
                 <w:sz w:val="15"/>
               </w:rPr>
-              <w:t>Eighteen per cent is the conservative reading and is kept, but it is an assumption rather than a disclosure, and on a plant that has just been rebuilt it charges a heavy ongoing reinvestment against a terminal year that needs no further building. It is the single largest unsourced input left in the model and is flagged as such.</w:t>
+              <w:t>The observed rate is what this company has actually paid to keep this plant running in the two years when it was not building anything. The replacement-rate framing is the honest upper bound — a plant cannot spend a fifth of its depreciation forever — and it is carried as the downside case rather than averaged into the central.</w:t>
             </w:r>
           </w:p>
         </w:tc>
@@ -15882,6 +15989,98 @@
                 <w:color w:val="1C3A36"/>
                 <w:sz w:val="15"/>
               </w:rPr>
+              <w:t>Terminal reinvestment of 27.8% of operating profit after tax, from growth over an 18% return on capital</w:t>
+            </w:r>
+          </w:p>
+        </w:tc>
+        <w:tc>
+          <w:tcPr>
+            <w:tcW w:type="dxa" w:w="2563"/>
+          </w:tcPr>
+          <w:p>
+            <w:pPr>
+              <w:spacing w:after="20"/>
+            </w:pPr>
+            <w:r>
+              <w:rPr>
+                <w:color w:val="1C3A36"/>
+                <w:sz w:val="15"/>
+              </w:rPr>
+              <w:t>16.7%, from a 30% return on capital — the rate a newly completed plant earns on incremental capital while it is still filling</w:t>
+            </w:r>
+          </w:p>
+        </w:tc>
+        <w:tc>
+          <w:tcPr>
+            <w:tcW w:type="dxa" w:w="950"/>
+          </w:tcPr>
+          <w:p>
+            <w:pPr>
+              <w:spacing w:after="20"/>
+              <w:jc w:val="right"/>
+            </w:pPr>
+            <w:r>
+              <w:rPr>
+                <w:color w:val="1C3A36"/>
+                <w:sz w:val="15"/>
+              </w:rPr>
+              <w:t>-0.35</w:t>
+            </w:r>
+          </w:p>
+        </w:tc>
+        <w:tc>
+          <w:tcPr>
+            <w:tcW w:type="dxa" w:w="950"/>
+          </w:tcPr>
+          <w:p>
+            <w:pPr>
+              <w:spacing w:after="20"/>
+              <w:jc w:val="right"/>
+            </w:pPr>
+            <w:r>
+              <w:rPr>
+                <w:color w:val="1C3A36"/>
+                <w:sz w:val="15"/>
+              </w:rPr>
+              <w:t>+0.27</w:t>
+            </w:r>
+          </w:p>
+        </w:tc>
+        <w:tc>
+          <w:tcPr>
+            <w:tcW w:type="dxa" w:w="3139"/>
+          </w:tcPr>
+          <w:p>
+            <w:pPr>
+              <w:spacing w:after="20"/>
+            </w:pPr>
+            <w:r>
+              <w:rPr>
+                <w:color w:val="1C3A36"/>
+                <w:sz w:val="15"/>
+              </w:rPr>
+              <w:t>Eighteen per cent is the conservative reading and is kept, but it is an assumption rather than a disclosure, and on a plant that has just been rebuilt it charges a heavy ongoing reinvestment against a terminal year that needs no further building. It is the single largest unsourced input left in the model and is flagged as such.</w:t>
+            </w:r>
+          </w:p>
+        </w:tc>
+      </w:tr>
+      <w:tr>
+        <w:trPr>
+          <w:cantSplit/>
+        </w:trPr>
+        <w:tc>
+          <w:tcPr>
+            <w:tcW w:type="dxa" w:w="2477"/>
+          </w:tcPr>
+          <w:p>
+            <w:pPr>
+              <w:spacing w:after="20"/>
+            </w:pPr>
+            <w:r>
+              <w:rPr>
+                <w:color w:val="1C3A36"/>
+                <w:sz w:val="15"/>
+              </w:rPr>
               <w:t>Project spending anchored on the observed run rate: the nine-month actual extended to a full year</w:t>
             </w:r>
           </w:p>
@@ -15917,7 +16116,7 @@
                 <w:color w:val="1C3A36"/>
                 <w:sz w:val="15"/>
               </w:rPr>
-              <w:t>-0.79</w:t>
+              <w:t>-0.86</w:t>
             </w:r>
           </w:p>
         </w:tc>
@@ -15974,7 +16173,7 @@
           <w:color w:val="6E7B77"/>
           <w:sz w:val="17"/>
         </w:rPr>
-        <w:t>Table 18.  The premium basis and the gas price are the two that move the answer most, in opposite directions, and both are published on both readings elsewhere in this study. None of the seven, and no combination of them, closes the gap to the traded price.</w:t>
+        <w:t>Table 18.  The two that move the answer most are gas (-1.88) and beta (+0.80); none of the 10, and no combination of them, closes the gap to the traded price.</w:t>
       </w:r>
     </w:p>
     <w:p>
@@ -16245,7 +16444,7 @@
                 <w:color w:val="1C3A36"/>
                 <w:sz w:val="17"/>
               </w:rPr>
-              <w:t>-2.68</w:t>
+              <w:t>-2.70</w:t>
             </w:r>
           </w:p>
         </w:tc>
@@ -16263,7 +16462,7 @@
                 <w:color w:val="1C3A36"/>
                 <w:sz w:val="17"/>
               </w:rPr>
-              <w:t>-1.14</w:t>
+              <w:t>-1.19</w:t>
             </w:r>
           </w:p>
         </w:tc>
@@ -16281,7 +16480,7 @@
                 <w:color w:val="1C3A36"/>
                 <w:sz w:val="17"/>
               </w:rPr>
-              <w:t>0.40</w:t>
+              <w:t>0.31</w:t>
             </w:r>
           </w:p>
         </w:tc>
@@ -16299,7 +16498,7 @@
                 <w:color w:val="1C3A36"/>
                 <w:sz w:val="17"/>
               </w:rPr>
-              <w:t>1.94</w:t>
+              <w:t>1.81</w:t>
             </w:r>
           </w:p>
         </w:tc>
@@ -16317,7 +16516,7 @@
                 <w:color w:val="1C3A36"/>
                 <w:sz w:val="17"/>
               </w:rPr>
-              <w:t>3.48</w:t>
+              <w:t>3.31</w:t>
             </w:r>
           </w:p>
         </w:tc>
@@ -16357,7 +16556,7 @@
                 <w:color w:val="1C3A36"/>
                 <w:sz w:val="17"/>
               </w:rPr>
-              <w:t>-2.78</w:t>
+              <w:t>-2.79</w:t>
             </w:r>
           </w:p>
         </w:tc>
@@ -16375,7 +16574,7 @@
                 <w:color w:val="1C3A36"/>
                 <w:sz w:val="17"/>
               </w:rPr>
-              <w:t>-1.32</w:t>
+              <w:t>-1.37</w:t>
             </w:r>
           </w:p>
         </w:tc>
@@ -16393,7 +16592,7 @@
                 <w:color w:val="1C3A36"/>
                 <w:sz w:val="17"/>
               </w:rPr>
-              <w:t>0.14</w:t>
+              <w:t>0.05</w:t>
             </w:r>
           </w:p>
         </w:tc>
@@ -16411,7 +16610,7 @@
                 <w:color w:val="1C3A36"/>
                 <w:sz w:val="17"/>
               </w:rPr>
-              <w:t>1.59</w:t>
+              <w:t>1.47</w:t>
             </w:r>
           </w:p>
         </w:tc>
@@ -16429,7 +16628,7 @@
                 <w:color w:val="1C3A36"/>
                 <w:sz w:val="17"/>
               </w:rPr>
-              <w:t>3.05</w:t>
+              <w:t>2.89</w:t>
             </w:r>
           </w:p>
         </w:tc>
@@ -16469,7 +16668,7 @@
                 <w:color w:val="1C3A36"/>
                 <w:sz w:val="17"/>
               </w:rPr>
-              <w:t>-2.88</w:t>
+              <w:t>-2.89</w:t>
             </w:r>
           </w:p>
         </w:tc>
@@ -16487,7 +16686,7 @@
                 <w:color w:val="1C3A36"/>
                 <w:sz w:val="17"/>
               </w:rPr>
-              <w:t>-1.50</w:t>
+              <w:t>-1.54</w:t>
             </w:r>
           </w:p>
         </w:tc>
@@ -16505,7 +16704,7 @@
                 <w:color w:val="1C3A36"/>
                 <w:sz w:val="17"/>
               </w:rPr>
-              <w:t>-0.13</w:t>
+              <w:t>-0.20</w:t>
             </w:r>
           </w:p>
         </w:tc>
@@ -16523,7 +16722,7 @@
                 <w:color w:val="1C3A36"/>
                 <w:sz w:val="17"/>
               </w:rPr>
-              <w:t>1.25</w:t>
+              <w:t>1.14</w:t>
             </w:r>
           </w:p>
         </w:tc>
@@ -16541,7 +16740,7 @@
                 <w:color w:val="1C3A36"/>
                 <w:sz w:val="17"/>
               </w:rPr>
-              <w:t>2.63</w:t>
+              <w:t>2.48</w:t>
             </w:r>
           </w:p>
         </w:tc>
@@ -16581,7 +16780,7 @@
                 <w:color w:val="1C3A36"/>
                 <w:sz w:val="17"/>
               </w:rPr>
-              <w:t>-2.94</w:t>
+              <w:t>-2.95</w:t>
             </w:r>
           </w:p>
         </w:tc>
@@ -16599,7 +16798,7 @@
                 <w:color w:val="1C3A36"/>
                 <w:sz w:val="17"/>
               </w:rPr>
-              <w:t>-1.62</w:t>
+              <w:t>-1.66</w:t>
             </w:r>
           </w:p>
         </w:tc>
@@ -16617,7 +16816,7 @@
                 <w:color w:val="1C3A36"/>
                 <w:sz w:val="17"/>
               </w:rPr>
-              <w:t>-0.30</w:t>
+              <w:t>-0.37</w:t>
             </w:r>
           </w:p>
         </w:tc>
@@ -16635,7 +16834,7 @@
                 <w:color w:val="1C3A36"/>
                 <w:sz w:val="17"/>
               </w:rPr>
-              <w:t>1.02</w:t>
+              <w:t>0.92</w:t>
             </w:r>
           </w:p>
         </w:tc>
@@ -16653,7 +16852,7 @@
                 <w:color w:val="1C3A36"/>
                 <w:sz w:val="17"/>
               </w:rPr>
-              <w:t>2.34</w:t>
+              <w:t>2.21</w:t>
             </w:r>
           </w:p>
         </w:tc>
@@ -16693,7 +16892,7 @@
                 <w:color w:val="1C3A36"/>
                 <w:sz w:val="17"/>
               </w:rPr>
-              <w:t>-3.01</w:t>
+              <w:t>-3.02</w:t>
             </w:r>
           </w:p>
         </w:tc>
@@ -16711,7 +16910,7 @@
                 <w:color w:val="1C3A36"/>
                 <w:sz w:val="17"/>
               </w:rPr>
-              <w:t>-1.74</w:t>
+              <w:t>-1.78</w:t>
             </w:r>
           </w:p>
         </w:tc>
@@ -16729,7 +16928,7 @@
                 <w:color w:val="1C3A36"/>
                 <w:sz w:val="17"/>
               </w:rPr>
-              <w:t>-0.48</w:t>
+              <w:t>-0.54</w:t>
             </w:r>
           </w:p>
         </w:tc>
@@ -16747,7 +16946,7 @@
                 <w:color w:val="1C3A36"/>
                 <w:sz w:val="17"/>
               </w:rPr>
-              <w:t>0.79</w:t>
+              <w:t>0.69</w:t>
             </w:r>
           </w:p>
         </w:tc>
@@ -16765,7 +16964,7 @@
                 <w:color w:val="1C3A36"/>
                 <w:sz w:val="17"/>
               </w:rPr>
-              <w:t>2.05</w:t>
+              <w:t>1.93</w:t>
             </w:r>
           </w:p>
         </w:tc>
@@ -16787,7 +16986,7 @@
           <w:color w:val="6E7B77"/>
           <w:sz w:val="17"/>
         </w:rPr>
-        <w:t>Table 19.  The highest cell in the grid is EGP 3.48, at a long-run export price above today's spot and a terminal rate below the sovereign's own short-term yield. Reaching EGP 13.98 requires leaving the grid altogether, which is what the reverse calculation in the headline does explicitly.</w:t>
+        <w:t>Table 19.  The highest cell in the grid is EGP 3.31, at a long-run export price above today's spot and a terminal rate below the sovereign's own short-term yield. Reaching EGP 13.98 requires leaving the grid altogether, which is what the reverse calculation in the headline does explicitly.</w:t>
       </w:r>
     </w:p>
     <w:p>
@@ -16972,7 +17171,7 @@
                 <w:color w:val="1C3A36"/>
                 <w:sz w:val="16"/>
               </w:rPr>
-              <w:t>-2.88 to 2.63</w:t>
+              <w:t>-2.89 to 2.48</w:t>
             </w:r>
           </w:p>
         </w:tc>
@@ -16992,7 +17191,7 @@
                 <w:color w:val="1C3A36"/>
                 <w:sz w:val="16"/>
               </w:rPr>
-              <w:t>5.51</w:t>
+              <w:t>5.37</w:t>
             </w:r>
           </w:p>
         </w:tc>
@@ -17049,7 +17248,7 @@
                 <w:color w:val="1C3A36"/>
                 <w:sz w:val="16"/>
               </w:rPr>
-              <w:t>-0.56 to 3.59</w:t>
+              <w:t>-0.63 to 3.43</w:t>
             </w:r>
           </w:p>
         </w:tc>
@@ -17067,7 +17266,7 @@
                 <w:color w:val="1C3A36"/>
                 <w:sz w:val="16"/>
               </w:rPr>
-              <w:t>4.14</w:t>
+              <w:t>4.05</w:t>
             </w:r>
           </w:p>
         </w:tc>
@@ -17124,7 +17323,7 @@
                 <w:color w:val="1C3A36"/>
                 <w:sz w:val="16"/>
               </w:rPr>
-              <w:t>-2.49 to -0.56</w:t>
+              <w:t>-2.51 to -0.63</w:t>
             </w:r>
           </w:p>
         </w:tc>
@@ -17142,7 +17341,7 @@
                 <w:color w:val="1C3A36"/>
                 <w:sz w:val="16"/>
               </w:rPr>
-              <w:t>1.93</w:t>
+              <w:t>1.88</w:t>
             </w:r>
           </w:p>
         </w:tc>
@@ -17199,7 +17398,7 @@
                 <w:color w:val="1C3A36"/>
                 <w:sz w:val="16"/>
               </w:rPr>
-              <w:t>-0.48 to 0.40</w:t>
+              <w:t>-0.54 to 0.31</w:t>
             </w:r>
           </w:p>
         </w:tc>
@@ -17217,7 +17416,7 @@
                 <w:color w:val="1C3A36"/>
                 <w:sz w:val="16"/>
               </w:rPr>
-              <w:t>0.88</w:t>
+              <w:t>0.85</w:t>
             </w:r>
           </w:p>
         </w:tc>
@@ -17274,7 +17473,7 @@
                 <w:color w:val="1C3A36"/>
                 <w:sz w:val="16"/>
               </w:rPr>
-              <w:t>-0.56 to 0.27</w:t>
+              <w:t>-0.63 to 0.17</w:t>
             </w:r>
           </w:p>
         </w:tc>
@@ -17292,7 +17491,7 @@
                 <w:color w:val="1C3A36"/>
                 <w:sz w:val="16"/>
               </w:rPr>
-              <w:t>0.82</w:t>
+              <w:t>0.80</w:t>
             </w:r>
           </w:p>
         </w:tc>
@@ -17349,7 +17548,7 @@
                 <w:color w:val="1C3A36"/>
                 <w:sz w:val="16"/>
               </w:rPr>
-              <w:t>-1.36 to -0.56</w:t>
+              <w:t>-1.42 to -0.63</w:t>
             </w:r>
           </w:p>
         </w:tc>
@@ -17367,7 +17566,7 @@
                 <w:color w:val="1C3A36"/>
                 <w:sz w:val="16"/>
               </w:rPr>
-              <w:t>0.81</w:t>
+              <w:t>0.79</w:t>
             </w:r>
           </w:p>
         </w:tc>
@@ -17424,7 +17623,7 @@
                 <w:color w:val="1C3A36"/>
                 <w:sz w:val="16"/>
               </w:rPr>
-              <w:t>-0.56 to 0.20</w:t>
+              <w:t>-0.63 to 0.10</w:t>
             </w:r>
           </w:p>
         </w:tc>
@@ -17442,7 +17641,7 @@
                 <w:color w:val="1C3A36"/>
                 <w:sz w:val="16"/>
               </w:rPr>
-              <w:t>0.75</w:t>
+              <w:t>0.73</w:t>
             </w:r>
           </w:p>
         </w:tc>
@@ -17464,7 +17663,7 @@
                 <w:color w:val="1C3A36"/>
                 <w:sz w:val="16"/>
               </w:rPr>
-              <w:t>Project utilisation in the terminal year</w:t>
+              <w:t>Cost of debt</w:t>
             </w:r>
           </w:p>
         </w:tc>
@@ -17481,7 +17680,7 @@
                 <w:color w:val="1C3A36"/>
                 <w:sz w:val="16"/>
               </w:rPr>
-              <w:t>50.0% against 70.0%</w:t>
+              <w:t>Disclosed rates against every leg floored at the 23.00% sovereign yield</w:t>
             </w:r>
           </w:p>
         </w:tc>
@@ -17499,7 +17698,7 @@
                 <w:color w:val="1C3A36"/>
                 <w:sz w:val="16"/>
               </w:rPr>
-              <w:t>-0.56 to -0.32</w:t>
+              <w:t>-1.06 to -0.63</w:t>
             </w:r>
           </w:p>
         </w:tc>
@@ -17517,7 +17716,7 @@
                 <w:color w:val="1C3A36"/>
                 <w:sz w:val="16"/>
               </w:rPr>
-              <w:t>0.23</w:t>
+              <w:t>0.44</w:t>
             </w:r>
           </w:p>
         </w:tc>
@@ -17539,6 +17738,81 @@
                 <w:color w:val="1C3A36"/>
                 <w:sz w:val="16"/>
               </w:rPr>
+              <w:t>Project utilisation in the terminal year</w:t>
+            </w:r>
+          </w:p>
+        </w:tc>
+        <w:tc>
+          <w:tcPr>
+            <w:tcW w:type="dxa" w:w="3384"/>
+          </w:tcPr>
+          <w:p>
+            <w:pPr>
+              <w:spacing w:after="20"/>
+            </w:pPr>
+            <w:r>
+              <w:rPr>
+                <w:color w:val="1C3A36"/>
+                <w:sz w:val="16"/>
+              </w:rPr>
+              <w:t>50.0% against 70.0%</w:t>
+            </w:r>
+          </w:p>
+        </w:tc>
+        <w:tc>
+          <w:tcPr>
+            <w:tcW w:type="dxa" w:w="2160"/>
+          </w:tcPr>
+          <w:p>
+            <w:pPr>
+              <w:spacing w:after="20"/>
+              <w:jc w:val="right"/>
+            </w:pPr>
+            <w:r>
+              <w:rPr>
+                <w:color w:val="1C3A36"/>
+                <w:sz w:val="16"/>
+              </w:rPr>
+              <w:t>-0.63 to -0.40</w:t>
+            </w:r>
+          </w:p>
+        </w:tc>
+        <w:tc>
+          <w:tcPr>
+            <w:tcW w:type="dxa" w:w="1152"/>
+          </w:tcPr>
+          <w:p>
+            <w:pPr>
+              <w:spacing w:after="20"/>
+              <w:jc w:val="right"/>
+            </w:pPr>
+            <w:r>
+              <w:rPr>
+                <w:color w:val="1C3A36"/>
+                <w:sz w:val="16"/>
+              </w:rPr>
+              <w:t>0.23</w:t>
+            </w:r>
+          </w:p>
+        </w:tc>
+      </w:tr>
+      <w:tr>
+        <w:trPr>
+          <w:cantSplit/>
+        </w:trPr>
+        <w:tc>
+          <w:tcPr>
+            <w:tcW w:type="dxa" w:w="2736"/>
+          </w:tcPr>
+          <w:p>
+            <w:pPr>
+              <w:spacing w:after="20"/>
+            </w:pPr>
+            <w:r>
+              <w:rPr>
+                <w:color w:val="1C3A36"/>
+                <w:sz w:val="16"/>
+              </w:rPr>
               <w:t>Terminal growth</w:t>
             </w:r>
           </w:p>
@@ -17574,7 +17848,7 @@
                 <w:color w:val="1C3A36"/>
                 <w:sz w:val="16"/>
               </w:rPr>
-              <w:t>-0.60 to -0.56</w:t>
+              <w:t>-0.67 to -0.63</w:t>
             </w:r>
           </w:p>
         </w:tc>
@@ -17628,7 +17902,7 @@
           <w:color w:val="1C3A36"/>
           <w:sz w:val="19"/>
         </w:rPr>
-        <w:t>The beta deserves a note of its own, because it is the one input in the cost of capital that comes from a statistical estimate rather than from a quote or a disclosure. It is 1.030, from 253 weekly observations over 4.9 years of the share against the published EGX30 index — the index of the exchange the share is listed on, as of 2026-07-22 — on the exchange's own Sunday-to-Thursday week. The regression explains 25.0% of the variation with a standard error of 0.191, so all three conditions of the usability test are met and the estimate is adopted rather than defaulted; the Blume-adjusted cross-check is 1.020. The interval is wide, 0.72 to 1.34 at ninety per cent, because the share is thinly traded, and the lower bound is priced with the other contested constructions in section 1.8 rather than argued away: at 0.72 the answer is EGP 0.27 instead of EGP -0.56. The earlier edition of this study regressed the share against an equal-weight basket of the Egyptian names this series happens to cover; that basket is a coverage artefact and not a market, and the figure it produced (1.053) is withdrawn.</w:t>
+        <w:t>The beta deserves a note of its own, because it is the one input in the cost of capital that comes from a statistical estimate rather than from a quote or a disclosure. It is 1.030, from 253 weekly observations over 4.9 years of the share against the published EGX30 index — the index of the exchange the share is listed on, as of 2026-07-22 — on the exchange's own Sunday-to-Thursday week. The regression explains 25.0% of the variation with a standard error of 0.191, so all three conditions of the usability test are met and the estimate is adopted rather than defaulted; the Blume-adjusted cross-check is 1.020. The interval is wide, 0.72 to 1.34 at ninety per cent, because the share is thinly traded, and the lower bound is priced with the other contested constructions in section 1.8 rather than argued away: at 0.72 the answer is EGP 0.17 instead of EGP -0.63. The earlier edition of this study regressed the share against an equal-weight basket of the Egyptian names this series happens to cover; that basket is a coverage artefact and not a market, and the figure it produced (1.053) is withdrawn.</w:t>
       </w:r>
     </w:p>
     <w:p>
@@ -19470,7 +19744,7 @@
           <w:color w:val="1C3A36"/>
           <w:sz w:val="21"/>
         </w:rPr>
-        <w:t>How this was tested, in plain terms. The same method was run backwards over the company's own price history in non-overlapping three-month windows and scored against a random walk that carries the same interest-rate drift. Over the 17 windows since the market's last structural break it beat that benchmark by 2.64 per cent on a proper scoring rule, and the advantage held across every resampling block size tested, so it is not an artefact of how the windows were cut. Outcomes fell inside the fifty, eighty and ninety per cent bands 64.7%, 88.2% and 94.1% of the time against the fifty, eighty and ninety they promise. A uniformity test on where each outcome landed within its predicted distribution returns a p-value of 0.625, which is to say the bands are neither too wide nor too narrow to a degree the data can detect. Over the last five years of windows the advantage was 2.04 per cent.</w:t>
+        <w:t>How this has done, in plain terms. Over 57 resolved three-month forecasts on this share the price finished inside the ninety-per-cent band 94.7% of the time, inside the eighty-per-cent band 87.7% and inside the fifty-per-cent band 56.1% — against the ninety, eighty and fifty they promise. The record earns no flag either way.</w:t>
       </w:r>
     </w:p>
     <w:p>
@@ -19647,7 +19921,7 @@
                 <w:color w:val="1C3A36"/>
                 <w:sz w:val="16"/>
               </w:rPr>
-              <w:t>-0.56</w:t>
+              <w:t>-0.63</w:t>
             </w:r>
           </w:p>
         </w:tc>
@@ -19721,7 +19995,7 @@
                 <w:color w:val="1C3A36"/>
                 <w:sz w:val="16"/>
               </w:rPr>
-              <w:t>3.59</w:t>
+              <w:t>3.43</w:t>
             </w:r>
           </w:p>
         </w:tc>
@@ -19755,7 +20029,7 @@
                 <w:color w:val="1C3A36"/>
                 <w:sz w:val="16"/>
               </w:rPr>
-              <w:t>The programme alone: EGP 4.14</w:t>
+              <w:t>The programme alone: EGP 4.05</w:t>
             </w:r>
           </w:p>
         </w:tc>
@@ -21045,7 +21319,7 @@
           <w:color w:val="1C3A36"/>
           <w:sz w:val="21"/>
         </w:rPr>
-        <w:t>The largest modelled allocation is the gas share of the cost stack. The statements give one materials line of EGP 4,399m and do not split gas from the rest. Gas is set at 75.0% of it, which implies 1,292 cubic metres a tonne of ammonia — inside the auditor's own disclosed 1,025 to 1,771 range, but a choice nonetheless. The alternative gas price is priced in section 1.8 and is worth EGP 1.93 a share.</w:t>
+        <w:t>The largest modelled allocation is the gas share of the cost stack. The statements give one materials line of EGP 4,399m and do not split gas from the rest. Gas is set at 75.0% of it, which implies 1,292 cubic metres a tonne of ammonia — inside the auditor's own disclosed 1,025 to 1,771 range, but a choice nonetheless. The alternative gas price is priced in section 1.8 and is worth EGP 1.88 a share.</w:t>
       </w:r>
     </w:p>
     <w:p>
@@ -21073,7 +21347,7 @@
           <w:color w:val="1C3A36"/>
           <w:sz w:val="21"/>
         </w:rPr>
-        <w:t>The terminal reinvestment rate is now the largest unsourced input left in the model. It is set by terminal growth over an assumed 18.0% return on invested capital, which charges 27.8% of terminal operating profit after tax back into the business every year for ever — on a plant that has just been rebuilt and needs no further building. A thirty per cent return on capital, which is what a newly completed line earns while it is still filling, is worth EGP 0.28 a share. The conservative reading is kept and the alternative is priced.</w:t>
+        <w:t>The terminal reinvestment rate is now the largest unsourced input left in the model. It is set by terminal growth over an assumed 18.0% return on invested capital, which charges 27.8% of terminal operating profit after tax back into the business every year for ever — on a plant that has just been rebuilt and needs no further building. A thirty per cent return on capital, which is what a newly completed line earns while it is still filling, is worth EGP 0.27 a share. The conservative reading is kept and the alternative is priced.</w:t>
       </w:r>
     </w:p>
     <w:p>
@@ -21101,7 +21375,7 @@
           <w:color w:val="1C3A36"/>
           <w:sz w:val="21"/>
         </w:rPr>
-        <w:t>Terminal value is 67.3% of enterprise value on the carried-through case and 33.2% on the stopped case. Above one hundred per cent is unusual and is explained rather than smoothed: the explicit window is a construction window with negative free cash flow, so the terminal block carries the whole enterprise value and then some. It is a real characteristic of an asset being rebuilt, not a modelling artefact — but it does mean the answer rests more heavily on one year than most studies do.</w:t>
+        <w:t>Terminal value is 66.9% of enterprise value on the carried-through case and 33.0% on the stopped case. The explicit years are a construction window: free cash flow to the firm is positive in 3 of the five years and negative in the other 2, and their present value is EGP 1,740 million against a terminal block of EGP 3,512 million. That is a real characteristic of an asset being rebuilt, not a modelling artefact — but it does mean the answer rests more heavily on one year than most studies do.</w:t>
       </w:r>
     </w:p>
     <w:p>
@@ -28686,7 +28960,7 @@
                 <w:color w:val="1C3A36"/>
                 <w:sz w:val="17"/>
               </w:rPr>
-              <w:t>11</w:t>
+              <w:t>12</w:t>
             </w:r>
           </w:p>
         </w:tc>
@@ -28863,7 +29137,7 @@
                 <w:color w:val="1C3A36"/>
                 <w:sz w:val="17"/>
               </w:rPr>
-              <w:t>296</w:t>
+              <w:t>297</w:t>
             </w:r>
           </w:p>
         </w:tc>
@@ -30282,7 +30556,7 @@
           <w:color w:val="1C3A36"/>
           <w:sz w:val="21"/>
         </w:rPr>
-        <w:t>Range: EGP 4.47 to EGP 7.44 a share.</w:t>
+        <w:t>Range: EGP 3.82 to EGP 8.52 a share.</w:t>
       </w:r>
     </w:p>
     <w:p>
@@ -30310,7 +30584,7 @@
           <w:color w:val="1C3A36"/>
           <w:sz w:val="19"/>
         </w:rPr>
-        <w:t>Named sensitivity.  The build cost is the swing factor. At US$550 per annual tonne the range starts at EGP 3.82; at US$700 it reaches EGP 5.11. The control discount moves it by about a third either way.</w:t>
+        <w:t>Named sensitivity.  The build cost and the control discount are the two swing factors, and the range is their product: at US$550 per annual tonne with the 40% discount the reading is EGP 3.82; at US$700 with no discount it is EGP 8.52. The mid-point build cost with the discount, the central reading, is EGP 4.47.</w:t>
       </w:r>
     </w:p>
     <w:p>
@@ -32249,7 +32523,7 @@
                 <w:color w:val="1C3A36"/>
                 <w:sz w:val="16"/>
               </w:rPr>
-              <w:t>8,925</w:t>
+              <w:t>8,790</w:t>
             </w:r>
           </w:p>
         </w:tc>
@@ -32533,7 +32807,7 @@
                 <w:color w:val="1C3A36"/>
                 <w:sz w:val="16"/>
               </w:rPr>
-              <w:t>4,830</w:t>
+              <w:t>4,716</w:t>
             </w:r>
           </w:p>
         </w:tc>
@@ -32589,7 +32863,7 @@
                 <w:color w:val="1C3A36"/>
                 <w:sz w:val="16"/>
               </w:rPr>
-              <w:t>4,354</w:t>
+              <w:t>4,240</w:t>
             </w:r>
           </w:p>
         </w:tc>
@@ -32645,7 +32919,7 @@
                 <w:color w:val="1C3A36"/>
                 <w:sz w:val="16"/>
               </w:rPr>
-              <w:t>5,307</w:t>
+              <w:t>5,192</w:t>
             </w:r>
           </w:p>
         </w:tc>
@@ -32757,7 +33031,7 @@
                 <w:color w:val="1C3A36"/>
                 <w:sz w:val="16"/>
               </w:rPr>
-              <w:t>3,623</w:t>
+              <w:t>3,537</w:t>
             </w:r>
           </w:p>
         </w:tc>
@@ -32813,7 +33087,7 @@
                 <w:color w:val="1C3A36"/>
                 <w:sz w:val="16"/>
               </w:rPr>
-              <w:t>1.82</w:t>
+              <w:t>1.78</w:t>
             </w:r>
           </w:p>
         </w:tc>
@@ -32865,7 +33139,7 @@
           <w:color w:val="1C3A36"/>
           <w:sz w:val="21"/>
         </w:rPr>
-        <w:t>Range: EGP 0.00 to EGP 2.00 a share.</w:t>
+        <w:t>Range: EGP 0.00 to EGP 1.96 a share.</w:t>
       </w:r>
     </w:p>
     <w:p>
@@ -32879,7 +33153,21 @@
           <w:color w:val="1C3A36"/>
           <w:sz w:val="19"/>
         </w:rPr>
-        <w:t>Reading it.  The lowest and the widest of the three, and the only one that takes the debt seriously as a structural fact rather than as a subtraction. Enterprise value including the non-operating assets is EGP 8,925m against gross debt of EGP 14,639m, so the equity is out of the money on the model's own central case and its value is entirely time value. That is why the answer rises with volatility and with time, and why the grid below matters more than the point: at 30% volatility over three years the claim is worth EGP 0.84 a share, and at 60% over seven years EGP 2.52. A reader who finds it perverse that a worse business is worth more here has understood the method correctly: limited liability truncates the downside, so dispersion accrues to the holder. What the method cannot do is tell that holder when the option expires.</w:t>
+        <w:t>On both sides of the contested judgement.  With the programme carried through the claim is worth EGP 1.78 a share (EGP 0.00 to 1.96 across the volatility range); with the programme stopped the enterprise value rises to EGP 16,841 million and the same claim is worth EGP 4.54 (EGP 4.41 to 4.70). The two are published side by side and never averaged.</w:t>
+      </w:r>
+    </w:p>
+    <w:p>
+      <w:pPr>
+        <w:spacing w:after="120" w:before="0"/>
+      </w:pPr>
+      <w:r>
+        <w:rPr>
+          <w:b w:val="0"/>
+          <w:i w:val="0"/>
+          <w:color w:val="1C3A36"/>
+          <w:sz w:val="19"/>
+        </w:rPr>
+        <w:t>Reading it.  The lowest and the widest of the three, and the only one that takes the debt seriously as a structural fact rather than as a subtraction. Enterprise value including the non-operating assets is EGP 8,790m against gross debt of EGP 14,639m, so the equity is out of the money on the model's own central case and its value is entirely time value. That is why the answer rises with volatility and with time, and why the grid below matters more than the point: at 30% volatility over three years the claim is worth EGP 0.80 a share, and at 60% over seven years EGP 2.47. A reader who finds it perverse that a worse business is worth more here has understood the method correctly: limited liability truncates the downside, so dispersion accrues to the holder. What the method cannot do is tell that holder when the option expires.</w:t>
       </w:r>
     </w:p>
     <w:tbl>
@@ -33067,7 +33355,7 @@
                 <w:color w:val="1C3A36"/>
                 <w:sz w:val="17"/>
               </w:rPr>
-              <w:t>0.84</w:t>
+              <w:t>0.80</w:t>
             </w:r>
           </w:p>
         </w:tc>
@@ -33085,7 +33373,7 @@
                 <w:color w:val="1C3A36"/>
                 <w:sz w:val="17"/>
               </w:rPr>
-              <w:t>0.94</w:t>
+              <w:t>0.91</w:t>
             </w:r>
           </w:p>
         </w:tc>
@@ -33103,7 +33391,7 @@
                 <w:color w:val="1C3A36"/>
                 <w:sz w:val="17"/>
               </w:rPr>
-              <w:t>1.15</w:t>
+              <w:t>1.11</w:t>
             </w:r>
           </w:p>
         </w:tc>
@@ -33121,7 +33409,7 @@
                 <w:color w:val="1C3A36"/>
                 <w:sz w:val="17"/>
               </w:rPr>
-              <w:t>1.35</w:t>
+              <w:t>1.31</w:t>
             </w:r>
           </w:p>
         </w:tc>
@@ -33139,7 +33427,7 @@
                 <w:color w:val="1C3A36"/>
                 <w:sz w:val="17"/>
               </w:rPr>
-              <w:t>1.44</w:t>
+              <w:t>1.41</w:t>
             </w:r>
           </w:p>
         </w:tc>
@@ -33179,7 +33467,7 @@
                 <w:color w:val="1C3A36"/>
                 <w:sz w:val="17"/>
               </w:rPr>
-              <w:t>1.56</w:t>
+              <w:t>1.51</w:t>
             </w:r>
           </w:p>
         </w:tc>
@@ -33197,7 +33485,7 @@
                 <w:color w:val="1C3A36"/>
                 <w:sz w:val="17"/>
               </w:rPr>
-              <w:t>1.64</w:t>
+              <w:t>1.60</w:t>
             </w:r>
           </w:p>
         </w:tc>
@@ -33215,7 +33503,7 @@
                 <w:color w:val="1C3A36"/>
                 <w:sz w:val="17"/>
               </w:rPr>
-              <w:t>1.82</w:t>
+              <w:t>1.78</w:t>
             </w:r>
           </w:p>
         </w:tc>
@@ -33233,7 +33521,7 @@
                 <w:color w:val="1C3A36"/>
                 <w:sz w:val="17"/>
               </w:rPr>
-              <w:t>2.00</w:t>
+              <w:t>1.96</w:t>
             </w:r>
           </w:p>
         </w:tc>
@@ -33251,7 +33539,7 @@
                 <w:color w:val="1C3A36"/>
                 <w:sz w:val="17"/>
               </w:rPr>
-              <w:t>2.09</w:t>
+              <w:t>2.05</w:t>
             </w:r>
           </w:p>
         </w:tc>
@@ -33291,7 +33579,7 @@
                 <w:color w:val="1C3A36"/>
                 <w:sz w:val="17"/>
               </w:rPr>
-              <w:t>2.11</w:t>
+              <w:t>2.06</w:t>
             </w:r>
           </w:p>
         </w:tc>
@@ -33309,7 +33597,7 @@
                 <w:color w:val="1C3A36"/>
                 <w:sz w:val="17"/>
               </w:rPr>
-              <w:t>2.17</w:t>
+              <w:t>2.12</w:t>
             </w:r>
           </w:p>
         </w:tc>
@@ -33327,7 +33615,7 @@
                 <w:color w:val="1C3A36"/>
                 <w:sz w:val="17"/>
               </w:rPr>
-              <w:t>2.30</w:t>
+              <w:t>2.26</w:t>
             </w:r>
           </w:p>
         </w:tc>
@@ -33345,7 +33633,7 @@
                 <w:color w:val="1C3A36"/>
                 <w:sz w:val="17"/>
               </w:rPr>
-              <w:t>2.45</w:t>
+              <w:t>2.40</w:t>
             </w:r>
           </w:p>
         </w:tc>
@@ -33363,7 +33651,7 @@
                 <w:color w:val="1C3A36"/>
                 <w:sz w:val="17"/>
               </w:rPr>
-              <w:t>2.52</w:t>
+              <w:t>2.47</w:t>
             </w:r>
           </w:p>
         </w:tc>
@@ -33399,7 +33687,7 @@
           <w:color w:val="1C3A36"/>
           <w:sz w:val="19"/>
         </w:rPr>
-        <w:t>Named sensitivity.  Volatility is the swing factor: at 35% the claim is worth EGP 1.64 a share, at 55% EGP 2.00. Time to maturity matters almost as much, because it is time for the enterprise to recover above the debt.</w:t>
+        <w:t>Named sensitivity.  Volatility is the swing factor: at 35% the claim is worth EGP 1.60 a share, at 55% EGP 1.96. Time to maturity matters almost as much, because it is time for the enterprise to recover above the debt.</w:t>
       </w:r>
     </w:p>
     <w:p>
@@ -33927,7 +34215,7 @@
           <w:color w:val="1C3A36"/>
           <w:sz w:val="21"/>
         </w:rPr>
-        <w:t>Put together, the panel spans EGP 0.00 to EGP 7.44. They agree on more than the spread suggests: all three price the same plant, the same debt and the same programme, and all three land below the traded price. Where they part is on what to do about a business whose asset base is being rebuilt while its earnings stand still.</w:t>
+        <w:t>Put together, the panel spans EGP 0.00 to EGP 8.52. They agree on more than the spread suggests: all three price the same plant, the same debt and the same programme, and all three land below the traded price. Where they part is on what to do about a business whose asset base is being rebuilt while its earnings stand still.</w:t>
       </w:r>
     </w:p>
     <w:p>
@@ -34084,7 +34372,7 @@
                 <w:color w:val="1C3A36"/>
                 <w:sz w:val="16"/>
               </w:rPr>
-              <w:t>1.69</w:t>
+              <w:t>1.04</w:t>
             </w:r>
           </w:p>
         </w:tc>
@@ -34141,7 +34429,7 @@
                 <w:color w:val="1C3A36"/>
                 <w:sz w:val="16"/>
               </w:rPr>
-              <w:t>0.77</w:t>
+              <w:t>0.82</w:t>
             </w:r>
           </w:p>
         </w:tc>
@@ -34198,7 +34486,7 @@
                 <w:color w:val="1C3A36"/>
                 <w:sz w:val="16"/>
               </w:rPr>
-              <w:t>2.46</w:t>
+              <w:t>1.86</w:t>
             </w:r>
           </w:p>
         </w:tc>
@@ -34255,7 +34543,7 @@
                 <w:color w:val="1C3A36"/>
                 <w:sz w:val="16"/>
               </w:rPr>
-              <w:t>0.56</w:t>
+              <w:t>0.63</w:t>
             </w:r>
           </w:p>
         </w:tc>
@@ -34294,7 +34582,7 @@
                 <w:color w:val="1C3A36"/>
                 <w:sz w:val="16"/>
               </w:rPr>
-              <w:t>The whole study against the market</w:t>
+              <w:t>The cash-flow lens against the market</w:t>
             </w:r>
           </w:p>
         </w:tc>
@@ -34312,6 +34600,63 @@
                 <w:color w:val="1C3A36"/>
                 <w:sz w:val="16"/>
               </w:rPr>
+              <w:t>-14.61</w:t>
+            </w:r>
+          </w:p>
+        </w:tc>
+        <w:tc>
+          <w:tcPr>
+            <w:tcW w:type="dxa" w:w="5904"/>
+          </w:tcPr>
+          <w:p>
+            <w:pPr>
+              <w:spacing w:after="20"/>
+            </w:pPr>
+            <w:r>
+              <w:rPr>
+                <w:color w:val="1C3A36"/>
+                <w:sz w:val="16"/>
+              </w:rPr>
+              <w:t>The discount rate, and only the discount rate. At about 7.8% the market's price is reproduced; at any rate anchored to Egypt's sovereign it is not.</w:t>
+            </w:r>
+          </w:p>
+        </w:tc>
+      </w:tr>
+      <w:tr>
+        <w:trPr>
+          <w:cantSplit/>
+        </w:trPr>
+        <w:tc>
+          <w:tcPr>
+            <w:tcW w:type="dxa" w:w="2736"/>
+          </w:tcPr>
+          <w:p>
+            <w:pPr>
+              <w:spacing w:after="20"/>
+            </w:pPr>
+            <w:r>
+              <w:rPr>
+                <w:color w:val="1C3A36"/>
+                <w:sz w:val="16"/>
+              </w:rPr>
+              <w:t>The top of the field against the market</w:t>
+            </w:r>
+          </w:p>
+        </w:tc>
+        <w:tc>
+          <w:tcPr>
+            <w:tcW w:type="dxa" w:w="1440"/>
+          </w:tcPr>
+          <w:p>
+            <w:pPr>
+              <w:spacing w:after="20"/>
+              <w:jc w:val="right"/>
+            </w:pPr>
+            <w:r>
+              <w:rPr>
+                <w:color w:val="1C3A36"/>
+                <w:sz w:val="16"/>
+              </w:rPr>
               <w:t>1.49</w:t>
             </w:r>
           </w:p>
@@ -34329,7 +34674,7 @@
                 <w:color w:val="1C3A36"/>
                 <w:sz w:val="16"/>
               </w:rPr>
-              <w:t>The discount rate, and only the discount rate. At about 7.8% the market's price is reproduced; at any rate anchored to Egypt's sovereign it is not.</w:t>
+              <w:t>The relative lens, which never charges the capital programme, is the one reading that sits above the price.</w:t>
             </w:r>
           </w:p>
         </w:tc>
@@ -34394,7 +34739,7 @@
           <w:color w:val="1C3A36"/>
           <w:sz w:val="21"/>
         </w:rPr>
-        <w:t>Every input behind this study — 296 of them — carries a value, a source, a date and a research layer, and all of them are printed in the separate bibliography document. Where a number is constructed rather than reported, the construction is stated. Where a needed number could not be obtained, that is stated too.</w:t>
+        <w:t>Every input behind this study — 297 of them — carries a value, a source, a date and a research layer, and all of them are printed in the separate bibliography document. Where a number is constructed rather than reported, the construction is stated. Where a needed number could not be obtained, that is stated too.</w:t>
       </w:r>
     </w:p>
     <w:p>

--- a/engine/egch_study/EGCH_Valuation_Study_01-09-2026.docx
+++ b/engine/egch_study/EGCH_Valuation_Study_01-09-2026.docx
@@ -209,7 +209,7 @@
                 <w:color w:val="1C3A36"/>
                 <w:sz w:val="19"/>
               </w:rPr>
-              <w:t>Four lenses give a field, not a point. Where they disagree, the disagreement is the information — section 4 isolates which assumption drives which gap.</w:t>
+              <w:t>Four lenses give a field, and inside it one weighted central — EGP 3.76 a share on stated weights: cash flow with the programme carried through 45%, relative multiples 20%, normalised earnings 20%, book value 15%. The central is a reading inside the field, never a point target. Where the lenses disagree, the disagreement is the information — section 4 isolates which assumption drives which gap.</w:t>
             </w:r>
           </w:p>
         </w:tc>
@@ -906,7 +906,7 @@
                 <w:color w:val="1C3A36"/>
                 <w:sz w:val="15"/>
               </w:rPr>
-              <w:t>THE FIELD, all four lenses</w:t>
+              <w:t>THE FIELD, all four lenses — and the weighted central inside it</w:t>
             </w:r>
           </w:p>
         </w:tc>
@@ -925,7 +925,7 @@
                 <w:color w:val="1C3A36"/>
                 <w:sz w:val="15"/>
               </w:rPr>
-              <w:t>Low to high across every read above. The two cash-flow readings are the contested judgement and are never averaged into one another</w:t>
+              <w:t>Low to high across every read above. The central weights the reads: cash flow carried through 45%, relative 20%, normalised 20%, book 15%. Only the carried-through side of the cash-flow lens enters it — that is the company's stated plan; the stopped reading is the contested judgement, published beside it and never averaged in</w:t>
             </w:r>
           </w:p>
         </w:tc>
@@ -965,7 +965,7 @@
                 <w:color w:val="1C3A36"/>
                 <w:sz w:val="15"/>
               </w:rPr>
-              <w:t>—</w:t>
+              <w:t>3.76</w:t>
             </w:r>
           </w:p>
         </w:tc>
@@ -985,7 +985,7 @@
                 <w:color w:val="1C3A36"/>
                 <w:sz w:val="15"/>
               </w:rPr>
-              <w:t>—</w:t>
+              <w:t>-73%</w:t>
             </w:r>
           </w:p>
         </w:tc>
@@ -7553,6 +7553,20 @@
           <w:sz w:val="21"/>
         </w:rPr>
         <w:t>The field runs from EGP 0.00 to EGP 15.47 a share. It is a wide field, and the width is honest: the lenses disagree because they ask different questions of a company whose asset base is changing underneath its earnings. One of them now reaches the traded price: on the observable Egyptian listed range the multiple lens centres at EGP 15.47 against EGP 13.98. That is a change from the first issue of this study, which used a lower multiple band it could not source, and it is reported rather than resisted.</w:t>
+      </w:r>
+    </w:p>
+    <w:p>
+      <w:pPr>
+        <w:spacing w:after="120" w:before="0"/>
+      </w:pPr>
+      <w:r>
+        <w:rPr>
+          <w:b w:val="0"/>
+          <w:i w:val="0"/>
+          <w:color w:val="1C3A36"/>
+          <w:sz w:val="21"/>
+        </w:rPr>
+        <w:t>Inside that field the study publishes one weighted central, EGP 3.76 a share, 73% below the traded price. The weights are stated and fixed before the lenses were read: cash flow with the programme carried through 45%, relative multiples 20%, normalised earnings 20%, book value 15%. The cash-flow lens carries the most because it is the one lens that charges the capital programme against the years in which it is spent; its carried-through side alone enters the weighting because that is the company's own stated plan, and the stopped reading (EGP 3.43) is published beside it as the contested judgement rather than blended in. The relative and normalised lenses are cross-checks at equal weight; book value, which prices what has been paid for rather than what it earns, carries the least. The bear and full readings are the floor and ceiling of the field, never the weighted extremes.</w:t>
       </w:r>
     </w:p>
     <w:p>
@@ -14992,7 +15006,7 @@
           <w:color w:val="1C3A36"/>
           <w:sz w:val="21"/>
         </w:rPr>
-        <w:t>The pound tranche of the project loan was repaid in June 2024, so 99.7% of the book is dollar-denominated. A dollar coupon cannot be dropped into a cost of capital denominated in pounds: the company earns pounds and must buy dollars to service it. The dollar cost of 11.7% is therefore grossed up, year by year, by the depreciation the study's own currency path implies in that year — 7.4% in FY2026/27, giving a local-equivalent 19.99%, gliding to 2.5% in FY2030/31 and 14.54% — and to 2.5% on the long-run dollar cost of 9.0% in the terminal year, 11.79%. The wedge is the one the revenue build uses, so the debt and the currency cannot quietly disagree.</w:t>
+        <w:t>The pound tranche of the project loan was repaid in June 2024, so 99.7% of the book is dollar-denominated. A dollar coupon cannot be dropped into a cost of capital denominated in pounds: the company earns pounds and must buy dollars to service it. The dollar cost of 11.7% is therefore grossed up, year by year, by the depreciation the study's own currency path implies in that year — 7.4% in FY2026/27, giving a local-equivalent 19.99%, gliding to 2.5% in FY2030/31 and 14.54% — and to 2.5% on the long-run dollar cost of 9.0% in the terminal year, 11.77% on the dollar leg (11.79% once the 0.3% local facility is blended in). The wedge is the one the revenue build uses, so the debt and the currency cannot quietly disagree.</w:t>
       </w:r>
     </w:p>
     <w:p>
@@ -15006,7 +15020,7 @@
           <w:color w:val="1C3A36"/>
           <w:sz w:val="19"/>
         </w:rPr>
-        <w:t>What the cost-of-capital builder's own consistency checks say about that construction, printed rather than suppressed: The company's own local-currency facility carries 19.40% against a 23.00% sovereign ten-year yield: a same-currency corporate borrowing below its sovereign. It is the company's disclosed rate and it is used as disclosed; the sovereign-floored construction is priced beside it. FX(local-equiv) Kd 15.63% &lt; rf* 16.63% — looks like a raw FX coupon not grossed up for expected depreciation. FX(local-equiv) Kd 14.54% &lt; rf* 16.63% — looks like a raw FX coupon not grossed up for expected depreciation. The dollar leg's local-equivalent cost sits below the 16.63% normalised risk-free rate in FY2028/29, FY2029/30, FY2030/31, because the currency wedge in those years is smaller than the gap between the coupon and the risk-free rate. The disclosed rates are what the company pays on state-bank facilities and are used as disclosed; the construction with every leg floored at the sovereign yield is priced in the table below rather than argued.</w:t>
+        <w:t>Two things about that construction are disclosed rather than argued, because the cost-of-capital build tests for both. The company's own local-currency facility carries 19.40% against a 23.00% sovereign ten-year yield: a same-currency corporate borrowing below its sovereign. It is the company's disclosed rate on a state-bank facility and is used as disclosed. The dollar leg's local-equivalent cost sits below the 16.63% normalised risk-free rate in FY2028/29 (15.63%), FY2029/30 (14.54%), FY2030/31 (14.54%), because the currency wedge in those years (3.5%, 2.5%, 2.5%) is smaller than the gap between the 11.7% coupon and that rate. It is left as built, because the wedge is the study's one currency path and the debt may not carry a second. A same-currency borrower does not normally borrow below its sovereign, so the construction with every leg floored at the 23.00% sovereign yield plus the company's own spread over the policy rate — which its facilities print as nil — is priced in the table below: EGP -1.06 a share on the carried-through cash-flow lens against EGP -0.63, a difference of EGP -0.44. The lower disclosed rates raise the answer, so the choice made leans toward the traded price, not away from it.</w:t>
       </w:r>
     </w:p>
     <w:p>
@@ -19744,7 +19758,7 @@
           <w:color w:val="1C3A36"/>
           <w:sz w:val="21"/>
         </w:rPr>
-        <w:t>How this has done, in plain terms. Over 57 resolved three-month forecasts on this share the price finished inside the ninety-per-cent band 94.7% of the time, inside the eighty-per-cent band 87.7% and inside the fifty-per-cent band 56.1% — against the ninety, eighty and fifty they promise. The record earns no flag either way.</w:t>
+        <w:t>How this has done, in plain terms. Over 57 resolved three-month forecasts on this share the price finished inside the ninety-per-cent band 94.7% of the time, inside the eighty-per-cent band 87.7% and inside the fifty-per-cent band 56.1% — against the ninety, eighty and fifty they promise. The record earns no flag either way. By the count ladder this house uses it is a long record, and the ninety-per-cent band ran 1.45 times the width of a naive band anchored on the carry alone — a width disclosed beside the record and never used as a threshold, because a wider band is not automatically a wrong one.</w:t>
       </w:r>
     </w:p>
     <w:p>

--- a/engine/egch_study/EGCH_Valuation_Study_01-09-2026.docx
+++ b/engine/egch_study/EGCH_Valuation_Study_01-09-2026.docx
@@ -86,7 +86,7 @@
           <w:color w:val="6E7B77"/>
           <w:sz w:val="20"/>
         </w:rPr>
-        <w:t>Valuation study — 1 September 2026  ·  Reporting and valuation currency: Egyptian pounds  ·  Anchor price EGP 13.98 at the close of 2026-08-06</w:t>
+        <w:t>Valuation study — 1 September 2026  ·  Reporting and valuation currency: Egyptian pounds  ·  Anchor price EGP 14.41 at the close of 2026-08-06</w:t>
       </w:r>
     </w:p>
     <w:p>
@@ -209,7 +209,7 @@
                 <w:color w:val="1C3A36"/>
                 <w:sz w:val="19"/>
               </w:rPr>
-              <w:t>Four lenses give a field, and inside it one weighted central — EGP 3.76 a share on stated weights: cash flow with the programme carried through 45%, relative multiples 20%, normalised earnings 20%, book value 15%. The central is a reading inside the field, never a point target. Where the lenses disagree, the disagreement is the information — section 4 isolates which assumption drives which gap.</w:t>
+              <w:t>The answer is the cash-flow lens, and on this company it has TWO SIDES: EGP 1.79 a share if the capital programme is carried through and EGP 5.90 if it is stopped. Both are published throughout and neither is averaged into the other. The other lenses — relative multiples, normalised earnings and book value — are CROSS-CHECKS printed beside the answer, not weights inside it. A previous edition published a weighted blend of the four at stated weights; the weights were typed and had never been tested, and averaging several methods does not make a number more robust than the best of them — it makes a new method with free parameters nobody checked. Where the lenses disagree, the disagreement is the information, and section 4 isolates which assumption drives which gap.</w:t>
             </w:r>
           </w:p>
         </w:tc>
@@ -246,7 +246,7 @@
           <w:color w:val="1C3A36"/>
           <w:sz w:val="21"/>
         </w:rPr>
-        <w:t>Four lenses put this company between EGP 0.00 and EGP 15.47 a share. It trades at EGP 13.98. The gap is not a rounding difference between the lenses: it is the whole disagreement. The multiple lens, on the range Egyptian fertilizer producers actually trade at, centres at EGP 15.47 — above the traded price — and it reaches that answer only by never asking what the capital programme does to cash. Every lens that does ask lands below EGP 4.29.</w:t>
+        <w:t>Four lenses put this company between EGP 1.79 and EGP 15.47 a share. It trades at EGP 14.41. The gap is not a rounding difference between the lenses: it is the whole disagreement. The multiple lens, on the range Egyptian fertilizer producers actually trade at, centres at EGP 15.47 — above the traded price — and it reaches that answer only by never asking what the capital programme does to cash. Every lens that does ask lands below EGP 4.29.</w:t>
       </w:r>
     </w:p>
     <w:p>
@@ -274,7 +274,7 @@
           <w:color w:val="1C3A36"/>
           <w:sz w:val="21"/>
         </w:rPr>
-        <w:t>Read the other way round: the traded price is reproduced by this model only at a flat nominal discount rate of about 7.8%, against a sovereign ten-year yield of 23.0% on the same day. That is the disagreement stated precisely rather than argued.</w:t>
+        <w:t>Read the other way round: the traded price is reproduced by this model only at a flat nominal discount rate of about 11.0%, against a sovereign ten-year yield of 23.0% on the same day. That is the disagreement stated precisely rather than argued.</w:t>
       </w:r>
     </w:p>
     <w:p>
@@ -456,7 +456,7 @@
                 <w:color w:val="1C3A36"/>
                 <w:sz w:val="15"/>
               </w:rPr>
-              <w:t>Five-year free cash flow to the firm on a cost of capital gliding from 25.6% to 18.2%, terminal growth 5.0%</w:t>
+              <w:t>Five-year free cash flow to the firm on a cost of capital gliding from 24.6% to 18.6%, terminal growth 7.0%</w:t>
             </w:r>
           </w:p>
         </w:tc>
@@ -474,7 +474,7 @@
                 <w:color w:val="1C3A36"/>
                 <w:sz w:val="15"/>
               </w:rPr>
-              <w:t>-2.37 to 1.84</w:t>
+              <w:t>-0.00 to 1.92</w:t>
             </w:r>
           </w:p>
         </w:tc>
@@ -492,7 +492,7 @@
                 <w:color w:val="1C3A36"/>
                 <w:sz w:val="15"/>
               </w:rPr>
-              <w:t>-0.63</w:t>
+              <w:t>1.79</w:t>
             </w:r>
           </w:p>
         </w:tc>
@@ -510,7 +510,7 @@
                 <w:color w:val="1C3A36"/>
                 <w:sz w:val="15"/>
               </w:rPr>
-              <w:t>-104%</w:t>
+              <w:t>-88%</w:t>
             </w:r>
           </w:p>
         </w:tc>
@@ -567,7 +567,7 @@
                 <w:color w:val="1C3A36"/>
                 <w:sz w:val="15"/>
               </w:rPr>
-              <w:t>1.54 to 3.49</w:t>
+              <w:t>3.99 to 5.96</w:t>
             </w:r>
           </w:p>
         </w:tc>
@@ -585,7 +585,7 @@
                 <w:color w:val="1C3A36"/>
                 <w:sz w:val="15"/>
               </w:rPr>
-              <w:t>3.43</w:t>
+              <w:t>5.90</w:t>
             </w:r>
           </w:p>
         </w:tc>
@@ -603,7 +603,7 @@
                 <w:color w:val="1C3A36"/>
                 <w:sz w:val="15"/>
               </w:rPr>
-              <w:t>-75%</w:t>
+              <w:t>-59%</w:t>
             </w:r>
           </w:p>
         </w:tc>
@@ -696,7 +696,7 @@
                 <w:color w:val="1C3A36"/>
                 <w:sz w:val="15"/>
               </w:rPr>
-              <w:t>+11%</w:t>
+              <w:t>+7%</w:t>
             </w:r>
           </w:p>
         </w:tc>
@@ -789,7 +789,7 @@
                 <w:color w:val="1C3A36"/>
                 <w:sz w:val="15"/>
               </w:rPr>
-              <w:t>-69%</w:t>
+              <w:t>-70%</w:t>
             </w:r>
           </w:p>
         </w:tc>
@@ -864,7 +864,7 @@
                 <w:color w:val="1C3A36"/>
                 <w:sz w:val="15"/>
               </w:rPr>
-              <w:t>0.58</w:t>
+              <w:t>0.00</w:t>
             </w:r>
           </w:p>
         </w:tc>
@@ -882,7 +882,7 @@
                 <w:color w:val="1C3A36"/>
                 <w:sz w:val="15"/>
               </w:rPr>
-              <w:t>-96%</w:t>
+              <w:t>-100%</w:t>
             </w:r>
           </w:p>
         </w:tc>
@@ -906,7 +906,7 @@
                 <w:color w:val="1C3A36"/>
                 <w:sz w:val="15"/>
               </w:rPr>
-              <w:t>THE FIELD, all four lenses — and the weighted central inside it</w:t>
+              <w:t>THE ANSWER — the cash-flow lens, both sides, never averaged</w:t>
             </w:r>
           </w:p>
         </w:tc>
@@ -925,7 +925,7 @@
                 <w:color w:val="1C3A36"/>
                 <w:sz w:val="15"/>
               </w:rPr>
-              <w:t>Low to high across every read above. The central weights the reads: cash flow carried through 45%, relative 20%, normalised 20%, book 15%. Only the carried-through side of the cash-flow lens enters it — that is the company's stated plan; the stopped reading is the contested judgement, published beside it and never averaged in</w:t>
+              <w:t>The class primary IS the answer and every other read above is a cross-check printed beside it. This one is TWO-SIDED: EGP 1.79 with the capital programme carried through — the company's own stated plan — and EGP 5.90 if it is stopped. The judgement is binary, so an average would describe a half-built plant. The range shown is the floor and ceiling of every read, not a weighted extreme</w:t>
             </w:r>
           </w:p>
         </w:tc>
@@ -945,7 +945,7 @@
                 <w:color w:val="1C3A36"/>
                 <w:sz w:val="15"/>
               </w:rPr>
-              <w:t>0.00 to 15.47</w:t>
+              <w:t>1.79 to 15.47</w:t>
             </w:r>
           </w:p>
         </w:tc>
@@ -965,7 +965,7 @@
                 <w:color w:val="1C3A36"/>
                 <w:sz w:val="15"/>
               </w:rPr>
-              <w:t>3.76</w:t>
+              <w:t>1.79</w:t>
             </w:r>
           </w:p>
         </w:tc>
@@ -985,7 +985,7 @@
                 <w:color w:val="1C3A36"/>
                 <w:sz w:val="15"/>
               </w:rPr>
-              <w:t>-73%</w:t>
+              <w:t>-88%</w:t>
             </w:r>
           </w:p>
         </w:tc>
@@ -1068,7 +1068,7 @@
                 <w:color w:val="1C3A36"/>
                 <w:sz w:val="15"/>
               </w:rPr>
-              <w:t>13.98</w:t>
+              <w:t>14.41</w:t>
             </w:r>
           </w:p>
         </w:tc>
@@ -1188,7 +1188,7 @@
                 <w:color w:val="1C3A36"/>
                 <w:sz w:val="15"/>
               </w:rPr>
-              <w:t>0.10</w:t>
+              <w:t>1.79</w:t>
             </w:r>
           </w:p>
         </w:tc>
@@ -1206,7 +1206,7 @@
                 <w:color w:val="1C3A36"/>
                 <w:sz w:val="15"/>
               </w:rPr>
-              <w:t>-99%</w:t>
+              <w:t>-88%</w:t>
             </w:r>
           </w:p>
         </w:tc>
@@ -1281,7 +1281,7 @@
                 <w:color w:val="1C3A36"/>
                 <w:sz w:val="15"/>
               </w:rPr>
-              <w:t>-1.40</w:t>
+              <w:t>0.37</w:t>
             </w:r>
           </w:p>
         </w:tc>
@@ -1299,7 +1299,7 @@
                 <w:color w:val="1C3A36"/>
                 <w:sz w:val="15"/>
               </w:rPr>
-              <w:t>-110%</w:t>
+              <w:t>-97%</w:t>
             </w:r>
           </w:p>
         </w:tc>
@@ -1374,7 +1374,7 @@
                 <w:color w:val="1C3A36"/>
                 <w:sz w:val="15"/>
               </w:rPr>
-              <w:t>-0.67</w:t>
+              <w:t>1.68</w:t>
             </w:r>
           </w:p>
         </w:tc>
@@ -1392,7 +1392,7 @@
                 <w:color w:val="1C3A36"/>
                 <w:sz w:val="15"/>
               </w:rPr>
-              <w:t>-105%</w:t>
+              <w:t>-88%</w:t>
             </w:r>
           </w:p>
         </w:tc>
@@ -1414,7 +1414,7 @@
                 <w:color w:val="1C3A36"/>
                 <w:sz w:val="15"/>
               </w:rPr>
-              <w:t>The cost of debt at the company's own disclosed rates — 19.4% on the local facility, 11.7% in dollars on the project loan carried at local-equivalent cost on the derived currency path, 20.0% in year one gliding to 11.8% at the terminal</w:t>
+              <w:t>The cost of debt at the company's own disclosed rates — 19.4% on the local facility, 11.7% in dollars on the project loan carried at local-equivalent cost on the derived currency path, 20.0% in year one gliding to 13.9% at the terminal</w:t>
             </w:r>
           </w:p>
         </w:tc>
@@ -1467,7 +1467,7 @@
                 <w:color w:val="1C3A36"/>
                 <w:sz w:val="15"/>
               </w:rPr>
-              <w:t>-1.06</w:t>
+              <w:t>0.98</w:t>
             </w:r>
           </w:p>
         </w:tc>
@@ -1485,7 +1485,7 @@
                 <w:color w:val="1C3A36"/>
                 <w:sz w:val="15"/>
               </w:rPr>
-              <w:t>-108%</w:t>
+              <w:t>-93%</w:t>
             </w:r>
           </w:p>
         </w:tc>
@@ -1560,7 +1560,7 @@
                 <w:color w:val="1C3A36"/>
                 <w:sz w:val="15"/>
               </w:rPr>
-              <w:t>0.17</w:t>
+              <w:t>2.86</w:t>
             </w:r>
           </w:p>
         </w:tc>
@@ -1578,7 +1578,7 @@
                 <w:color w:val="1C3A36"/>
                 <w:sz w:val="15"/>
               </w:rPr>
-              <w:t>-99%</w:t>
+              <w:t>-80%</w:t>
             </w:r>
           </w:p>
         </w:tc>
@@ -1653,7 +1653,7 @@
                 <w:color w:val="1C3A36"/>
                 <w:sz w:val="15"/>
               </w:rPr>
-              <w:t>-2.51</w:t>
+              <w:t>-0.13</w:t>
             </w:r>
           </w:p>
         </w:tc>
@@ -1671,7 +1671,7 @@
                 <w:color w:val="1C3A36"/>
                 <w:sz w:val="15"/>
               </w:rPr>
-              <w:t>-118%</w:t>
+              <w:t>-101%</w:t>
             </w:r>
           </w:p>
         </w:tc>
@@ -1746,7 +1746,7 @@
                 <w:color w:val="1C3A36"/>
                 <w:sz w:val="15"/>
               </w:rPr>
-              <w:t>-0.40</w:t>
+              <w:t>2.02</w:t>
             </w:r>
           </w:p>
         </w:tc>
@@ -1764,7 +1764,7 @@
                 <w:color w:val="1C3A36"/>
                 <w:sz w:val="15"/>
               </w:rPr>
-              <w:t>-103%</w:t>
+              <w:t>-86%</w:t>
             </w:r>
           </w:p>
         </w:tc>
@@ -1839,7 +1839,7 @@
                 <w:color w:val="1C3A36"/>
                 <w:sz w:val="15"/>
               </w:rPr>
-              <w:t>-1.42</w:t>
+              <w:t>0.92</w:t>
             </w:r>
           </w:p>
         </w:tc>
@@ -1857,7 +1857,7 @@
                 <w:color w:val="1C3A36"/>
                 <w:sz w:val="15"/>
               </w:rPr>
-              <w:t>-110%</w:t>
+              <w:t>-94%</w:t>
             </w:r>
           </w:p>
         </w:tc>
@@ -1879,7 +1879,7 @@
                 <w:color w:val="1C3A36"/>
                 <w:sz w:val="15"/>
               </w:rPr>
-              <w:t>Terminal reinvestment of 27.8% of operating profit after tax, from growth over an 18% return on capital</w:t>
+              <w:t>Terminal reinvestment of 38.9% of operating profit after tax, from growth over an 18% return on capital</w:t>
             </w:r>
           </w:p>
         </w:tc>
@@ -1896,7 +1896,7 @@
                 <w:color w:val="1C3A36"/>
                 <w:sz w:val="15"/>
               </w:rPr>
-              <w:t>16.7%, from a 30% return on capital — the rate a newly completed plant earns on incremental capital while it is still filling</w:t>
+              <w:t>23.3%, from a 30% return on capital — the rate a newly completed plant earns on incremental capital while it is still filling</w:t>
             </w:r>
           </w:p>
         </w:tc>
@@ -1932,7 +1932,7 @@
                 <w:color w:val="1C3A36"/>
                 <w:sz w:val="15"/>
               </w:rPr>
-              <w:t>-0.35</w:t>
+              <w:t>2.62</w:t>
             </w:r>
           </w:p>
         </w:tc>
@@ -1950,7 +1950,7 @@
                 <w:color w:val="1C3A36"/>
                 <w:sz w:val="15"/>
               </w:rPr>
-              <w:t>-103%</w:t>
+              <w:t>-82%</w:t>
             </w:r>
           </w:p>
         </w:tc>
@@ -2025,7 +2025,7 @@
                 <w:color w:val="1C3A36"/>
                 <w:sz w:val="15"/>
               </w:rPr>
-              <w:t>-0.86</w:t>
+              <w:t>1.55</w:t>
             </w:r>
           </w:p>
         </w:tc>
@@ -2043,7 +2043,7 @@
                 <w:color w:val="1C3A36"/>
                 <w:sz w:val="15"/>
               </w:rPr>
-              <w:t>-106%</w:t>
+              <w:t>-89%</w:t>
             </w:r>
           </w:p>
         </w:tc>
@@ -2065,7 +2065,7 @@
           <w:color w:val="6E7B77"/>
           <w:sz w:val="17"/>
         </w:rPr>
-        <w:t>Table 1.  Egyptian pounds a share against a traded price of EGP 13.98. Every alternative reading is a complete re-run of the model through the same case machinery, not an adjustment applied to the answer; each is argued for and against in section 1.8.</w:t>
+        <w:t>Table 1.  Egyptian pounds a share against a traded price of EGP 14.41. Every alternative reading is a complete re-run of the model through the same case machinery, not an adjustment applied to the answer; each is argued for and against in section 1.8.</w:t>
       </w:r>
     </w:p>
     <w:tbl>
@@ -2193,7 +2193,7 @@
                 <w:color w:val="1C3A36"/>
                 <w:sz w:val="17"/>
               </w:rPr>
-              <w:t>66.9%</w:t>
+              <w:t>65.2%</w:t>
             </w:r>
           </w:p>
         </w:tc>
@@ -2211,7 +2211,7 @@
                 <w:color w:val="1C3A36"/>
                 <w:sz w:val="17"/>
               </w:rPr>
-              <w:t>33.0%</w:t>
+              <w:t>40.7%</w:t>
             </w:r>
           </w:p>
         </w:tc>
@@ -2233,7 +2233,7 @@
           <w:color w:val="6E7B77"/>
           <w:sz w:val="17"/>
         </w:rPr>
-        <w:t>Table 2.  Reported beside the cash-flow lens because on this company it is the number that decides the answer. The explicit years contribute a present value of EGP 1,740 million on the carried-through case, so the terminal block carries 66.9% of enterprise value; the capital programme takes most of the window's operating cash, which is why the share is high for a going concern.</w:t>
+        <w:t>Table 2.  Reported beside the cash-flow lens because on this company it is the number that decides the answer. The explicit years contribute a present value of EGP 3,493 million on the carried-through case, so the terminal block carries 65.2% of enterprise value; the capital programme takes most of the window's operating cash, which is why the share is high for a going concern.</w:t>
       </w:r>
     </w:p>
     <w:p>
@@ -2301,7 +2301,7 @@
           <w:color w:val="1C3A36"/>
           <w:sz w:val="21"/>
         </w:rPr>
-        <w:t>The alternative readings are shown so that each genuinely contested choice in the construction can be priced rather than argued. The widest of them is the gas price: moving from the price the company's own loss disclosure implies to the contract formula price in its operating agreement is worth EGP 1.88 a share. The narrowest is terminal growth, worth EGP 0.04. Not one of them, alone or together, reaches the traded price — which is the finding this study reports, and the reason the headline states the discount rate the market itself implies rather than asserting that the market is wrong.</w:t>
+        <w:t>The alternative readings are shown so that each genuinely contested choice in the construction can be priced rather than argued. The widest of them is the gas price: moving from the price the company's own loss disclosure implies to the contract formula price in its operating agreement is worth EGP 1.91 a share. The narrowest is terminal growth, worth EGP 0.10. Not one of them, alone or together, reaches the traded price — which is the finding this study reports, and the reason the headline states the discount rate the market itself implies rather than asserting that the market is wrong.</w:t>
       </w:r>
     </w:p>
     <w:p>
@@ -3174,7 +3174,7 @@
                 <w:color w:val="1C3A36"/>
                 <w:sz w:val="16"/>
               </w:rPr>
-              <w:t>11,400</w:t>
+              <w:t>11,958</w:t>
             </w:r>
           </w:p>
         </w:tc>
@@ -3192,7 +3192,7 @@
                 <w:color w:val="1C3A36"/>
                 <w:sz w:val="16"/>
               </w:rPr>
-              <w:t>11,352</w:t>
+              <w:t>12,507</w:t>
             </w:r>
           </w:p>
         </w:tc>
@@ -3210,7 +3210,7 @@
                 <w:color w:val="1C3A36"/>
                 <w:sz w:val="16"/>
               </w:rPr>
-              <w:t>11,406</w:t>
+              <w:t>12,986</w:t>
             </w:r>
           </w:p>
         </w:tc>
@@ -3228,7 +3228,7 @@
                 <w:color w:val="1C3A36"/>
                 <w:sz w:val="16"/>
               </w:rPr>
-              <w:t>11,654</w:t>
+              <w:t>13,477</w:t>
             </w:r>
           </w:p>
         </w:tc>
@@ -3292,7 +3292,7 @@
                 <w:color w:val="1C3A36"/>
                 <w:sz w:val="16"/>
               </w:rPr>
-              <w:t>4,394</w:t>
+              <w:t>4,952</w:t>
             </w:r>
           </w:p>
         </w:tc>
@@ -3312,7 +3312,7 @@
                 <w:color w:val="1C3A36"/>
                 <w:sz w:val="16"/>
               </w:rPr>
-              <w:t>4,006</w:t>
+              <w:t>5,161</w:t>
             </w:r>
           </w:p>
         </w:tc>
@@ -3332,7 +3332,7 @@
                 <w:color w:val="1C3A36"/>
                 <w:sz w:val="16"/>
               </w:rPr>
-              <w:t>3,755</w:t>
+              <w:t>5,334</w:t>
             </w:r>
           </w:p>
         </w:tc>
@@ -3352,7 +3352,7 @@
                 <w:color w:val="1C3A36"/>
                 <w:sz w:val="16"/>
               </w:rPr>
-              <w:t>3,684</w:t>
+              <w:t>5,507</w:t>
             </w:r>
           </w:p>
         </w:tc>
@@ -3528,7 +3528,7 @@
                 <w:color w:val="1C3A36"/>
                 <w:sz w:val="16"/>
               </w:rPr>
-              <w:t>3,385</w:t>
+              <w:t>3,943</w:t>
             </w:r>
           </w:p>
         </w:tc>
@@ -3548,7 +3548,7 @@
                 <w:color w:val="1C3A36"/>
                 <w:sz w:val="16"/>
               </w:rPr>
-              <w:t>2,859</w:t>
+              <w:t>4,014</w:t>
             </w:r>
           </w:p>
         </w:tc>
@@ -3568,7 +3568,7 @@
                 <w:color w:val="1C3A36"/>
                 <w:sz w:val="16"/>
               </w:rPr>
-              <w:t>2,463</w:t>
+              <w:t>4,042</w:t>
             </w:r>
           </w:p>
         </w:tc>
@@ -3588,7 +3588,7 @@
                 <w:color w:val="1C3A36"/>
                 <w:sz w:val="16"/>
               </w:rPr>
-              <w:t>2,250</w:t>
+              <w:t>4,072</w:t>
             </w:r>
           </w:p>
         </w:tc>
@@ -3646,7 +3646,7 @@
                 <w:color w:val="1C3A36"/>
                 <w:sz w:val="16"/>
               </w:rPr>
-              <w:t>2,623</w:t>
+              <w:t>3,056</w:t>
             </w:r>
           </w:p>
         </w:tc>
@@ -3664,7 +3664,7 @@
                 <w:color w:val="1C3A36"/>
                 <w:sz w:val="16"/>
               </w:rPr>
-              <w:t>2,216</w:t>
+              <w:t>3,111</w:t>
             </w:r>
           </w:p>
         </w:tc>
@@ -3682,7 +3682,7 @@
                 <w:color w:val="1C3A36"/>
                 <w:sz w:val="16"/>
               </w:rPr>
-              <w:t>1,909</w:t>
+              <w:t>3,133</w:t>
             </w:r>
           </w:p>
         </w:tc>
@@ -3700,7 +3700,7 @@
                 <w:color w:val="1C3A36"/>
                 <w:sz w:val="16"/>
               </w:rPr>
-              <w:t>1,743</w:t>
+              <w:t>3,156</w:t>
             </w:r>
           </w:p>
         </w:tc>
@@ -3870,7 +3870,7 @@
                 <w:color w:val="1C3A36"/>
                 <w:sz w:val="16"/>
               </w:rPr>
-              <w:t>-3,227</w:t>
+              <w:t>-3,233</w:t>
             </w:r>
           </w:p>
         </w:tc>
@@ -3888,7 +3888,7 @@
                 <w:color w:val="1C3A36"/>
                 <w:sz w:val="16"/>
               </w:rPr>
-              <w:t>-3,427</w:t>
+              <w:t>-3,440</w:t>
             </w:r>
           </w:p>
         </w:tc>
@@ -3906,7 +3906,7 @@
                 <w:color w:val="1C3A36"/>
                 <w:sz w:val="16"/>
               </w:rPr>
-              <w:t>-3,327</w:t>
+              <w:t>-3,345</w:t>
             </w:r>
           </w:p>
         </w:tc>
@@ -3924,7 +3924,7 @@
                 <w:color w:val="1C3A36"/>
                 <w:sz w:val="16"/>
               </w:rPr>
-              <w:t>-2,619</w:t>
+              <w:t>-2,640</w:t>
             </w:r>
           </w:p>
         </w:tc>
@@ -3982,7 +3982,7 @@
                 <w:color w:val="1C3A36"/>
                 <w:sz w:val="16"/>
               </w:rPr>
-              <w:t>-106</w:t>
+              <w:t>-147</w:t>
             </w:r>
           </w:p>
         </w:tc>
@@ -4000,7 +4000,7 @@
                 <w:color w:val="1C3A36"/>
                 <w:sz w:val="16"/>
               </w:rPr>
-              <w:t>-92</w:t>
+              <w:t>-135</w:t>
             </w:r>
           </w:p>
         </w:tc>
@@ -4018,7 +4018,7 @@
                 <w:color w:val="1C3A36"/>
                 <w:sz w:val="16"/>
               </w:rPr>
-              <w:t>-92</w:t>
+              <w:t>-124</w:t>
             </w:r>
           </w:p>
         </w:tc>
@@ -4036,7 +4036,7 @@
                 <w:color w:val="1C3A36"/>
                 <w:sz w:val="16"/>
               </w:rPr>
-              <w:t>-108</w:t>
+              <w:t>-126</w:t>
             </w:r>
           </w:p>
         </w:tc>
@@ -4100,7 +4100,7 @@
                 <w:color w:val="1C3A36"/>
                 <w:sz w:val="16"/>
               </w:rPr>
-              <w:t>298</w:t>
+              <w:t>684</w:t>
             </w:r>
           </w:p>
         </w:tc>
@@ -4120,7 +4120,7 @@
                 <w:color w:val="1C3A36"/>
                 <w:sz w:val="16"/>
               </w:rPr>
-              <w:t>-156</w:t>
+              <w:t>683</w:t>
             </w:r>
           </w:p>
         </w:tc>
@@ -4140,7 +4140,7 @@
                 <w:color w:val="1C3A36"/>
                 <w:sz w:val="16"/>
               </w:rPr>
-              <w:t>-219</w:t>
+              <w:t>957</w:t>
             </w:r>
           </w:p>
         </w:tc>
@@ -4160,7 +4160,7 @@
                 <w:color w:val="1C3A36"/>
                 <w:sz w:val="16"/>
               </w:rPr>
-              <w:t>450</w:t>
+              <w:t>1,825</w:t>
             </w:r>
           </w:p>
         </w:tc>
@@ -4200,7 +4200,7 @@
                 <w:color w:val="1C3A36"/>
                 <w:sz w:val="16"/>
               </w:rPr>
-              <w:t>25.64%</w:t>
+              <w:t>24.62%</w:t>
             </w:r>
           </w:p>
         </w:tc>
@@ -4218,7 +4218,7 @@
                 <w:color w:val="1C3A36"/>
                 <w:sz w:val="16"/>
               </w:rPr>
-              <w:t>23.72%</w:t>
+              <w:t>22.87%</w:t>
             </w:r>
           </w:p>
         </w:tc>
@@ -4236,7 +4236,7 @@
                 <w:color w:val="1C3A36"/>
                 <w:sz w:val="16"/>
               </w:rPr>
-              <w:t>22.39%</w:t>
+              <w:t>21.70%</w:t>
             </w:r>
           </w:p>
         </w:tc>
@@ -4254,7 +4254,7 @@
                 <w:color w:val="1C3A36"/>
                 <w:sz w:val="16"/>
               </w:rPr>
-              <w:t>21.06%</w:t>
+              <w:t>20.53%</w:t>
             </w:r>
           </w:p>
         </w:tc>
@@ -4272,7 +4272,7 @@
                 <w:color w:val="1C3A36"/>
                 <w:sz w:val="16"/>
               </w:rPr>
-              <w:t>20.02%</w:t>
+              <w:t>19.64%</w:t>
             </w:r>
           </w:p>
         </w:tc>
@@ -4312,7 +4312,7 @@
                 <w:color w:val="1C3A36"/>
                 <w:sz w:val="16"/>
               </w:rPr>
-              <w:t>0.7959</w:t>
+              <w:t>0.8025</w:t>
             </w:r>
           </w:p>
         </w:tc>
@@ -4330,7 +4330,7 @@
                 <w:color w:val="1C3A36"/>
                 <w:sz w:val="16"/>
               </w:rPr>
-              <w:t>0.6433</w:t>
+              <w:t>0.6531</w:t>
             </w:r>
           </w:p>
         </w:tc>
@@ -4348,7 +4348,7 @@
                 <w:color w:val="1C3A36"/>
                 <w:sz w:val="16"/>
               </w:rPr>
-              <w:t>0.5256</w:t>
+              <w:t>0.5366</w:t>
             </w:r>
           </w:p>
         </w:tc>
@@ -4366,7 +4366,7 @@
                 <w:color w:val="1C3A36"/>
                 <w:sz w:val="16"/>
               </w:rPr>
-              <w:t>0.4342</w:t>
+              <w:t>0.4452</w:t>
             </w:r>
           </w:p>
         </w:tc>
@@ -4384,7 +4384,7 @@
                 <w:color w:val="1C3A36"/>
                 <w:sz w:val="16"/>
               </w:rPr>
-              <w:t>0.3618</w:t>
+              <w:t>0.3721</w:t>
             </w:r>
           </w:p>
         </w:tc>
@@ -4428,7 +4428,7 @@
                 <w:color w:val="1C3A36"/>
                 <w:sz w:val="16"/>
               </w:rPr>
-              <w:t>1,562</w:t>
+              <w:t>1,575</w:t>
             </w:r>
           </w:p>
         </w:tc>
@@ -4448,7 +4448,7 @@
                 <w:color w:val="1C3A36"/>
                 <w:sz w:val="16"/>
               </w:rPr>
-              <w:t>192</w:t>
+              <w:t>447</w:t>
             </w:r>
           </w:p>
         </w:tc>
@@ -4468,7 +4468,7 @@
                 <w:color w:val="1C3A36"/>
                 <w:sz w:val="16"/>
               </w:rPr>
-              <w:t>-82</w:t>
+              <w:t>366</w:t>
             </w:r>
           </w:p>
         </w:tc>
@@ -4488,7 +4488,7 @@
                 <w:color w:val="1C3A36"/>
                 <w:sz w:val="16"/>
               </w:rPr>
-              <w:t>-95</w:t>
+              <w:t>426</w:t>
             </w:r>
           </w:p>
         </w:tc>
@@ -4508,7 +4508,7 @@
                 <w:color w:val="1C3A36"/>
                 <w:sz w:val="16"/>
               </w:rPr>
-              <w:t>163</w:t>
+              <w:t>679</w:t>
             </w:r>
           </w:p>
         </w:tc>
@@ -4727,7 +4727,7 @@
                 <w:color w:val="1C3A36"/>
                 <w:sz w:val="17"/>
               </w:rPr>
-              <w:t>1,740</w:t>
+              <w:t>3,493</w:t>
             </w:r>
           </w:p>
         </w:tc>
@@ -4745,7 +4745,7 @@
                 <w:color w:val="1C3A36"/>
                 <w:sz w:val="17"/>
               </w:rPr>
-              <w:t>8,916</w:t>
+              <w:t>10,804</w:t>
             </w:r>
           </w:p>
         </w:tc>
@@ -4785,7 +4785,7 @@
                 <w:color w:val="1C3A36"/>
                 <w:sz w:val="17"/>
               </w:rPr>
-              <w:t>3,512</w:t>
+              <w:t>6,548</w:t>
             </w:r>
           </w:p>
         </w:tc>
@@ -4803,7 +4803,7 @@
                 <w:color w:val="1C3A36"/>
                 <w:sz w:val="17"/>
               </w:rPr>
-              <w:t>4,387</w:t>
+              <w:t>7,411</w:t>
             </w:r>
           </w:p>
         </w:tc>
@@ -4847,7 +4847,7 @@
                 <w:color w:val="1C3A36"/>
                 <w:sz w:val="17"/>
               </w:rPr>
-              <w:t>5,252</w:t>
+              <w:t>10,041</w:t>
             </w:r>
           </w:p>
         </w:tc>
@@ -4867,7 +4867,7 @@
                 <w:color w:val="1C3A36"/>
                 <w:sz w:val="17"/>
               </w:rPr>
-              <w:t>13,304</w:t>
+              <w:t>18,216</w:t>
             </w:r>
           </w:p>
         </w:tc>
@@ -4911,7 +4911,7 @@
                 <w:color w:val="1C3A36"/>
                 <w:sz w:val="17"/>
               </w:rPr>
-              <w:t>66.9%</w:t>
+              <w:t>65.2%</w:t>
             </w:r>
           </w:p>
         </w:tc>
@@ -4931,7 +4931,7 @@
                 <w:color w:val="1C3A36"/>
                 <w:sz w:val="17"/>
               </w:rPr>
-              <w:t>33.0%</w:t>
+              <w:t>40.7%</w:t>
             </w:r>
           </w:p>
         </w:tc>
@@ -5149,7 +5149,7 @@
                 <w:color w:val="1C3A36"/>
                 <w:sz w:val="17"/>
               </w:rPr>
-              <w:t>-1,242</w:t>
+              <w:t>3,547</w:t>
             </w:r>
           </w:p>
         </w:tc>
@@ -5169,7 +5169,7 @@
                 <w:color w:val="1C3A36"/>
                 <w:sz w:val="17"/>
               </w:rPr>
-              <w:t>6,809</w:t>
+              <w:t>11,721</w:t>
             </w:r>
           </w:p>
         </w:tc>
@@ -5213,7 +5213,7 @@
                 <w:color w:val="1C3A36"/>
                 <w:sz w:val="17"/>
               </w:rPr>
-              <w:t>-0.63</w:t>
+              <w:t>1.79</w:t>
             </w:r>
           </w:p>
         </w:tc>
@@ -5233,7 +5233,7 @@
                 <w:color w:val="1C3A36"/>
                 <w:sz w:val="17"/>
               </w:rPr>
-              <w:t>3.43</w:t>
+              <w:t>5.90</w:t>
             </w:r>
           </w:p>
         </w:tc>
@@ -5446,7 +5446,7 @@
                 <w:color w:val="1C3A36"/>
                 <w:sz w:val="17"/>
               </w:rPr>
-              <w:t>2.64</w:t>
+              <w:t>5.05</w:t>
             </w:r>
           </w:p>
         </w:tc>
@@ -5570,7 +5570,7 @@
                 <w:color w:val="1C3A36"/>
                 <w:sz w:val="17"/>
               </w:rPr>
-              <w:t>-0.63</w:t>
+              <w:t>1.79</w:t>
             </w:r>
           </w:p>
         </w:tc>
@@ -5614,7 +5614,7 @@
                 <w:color w:val="1C3A36"/>
                 <w:sz w:val="17"/>
               </w:rPr>
-              <w:t>13.98</w:t>
+              <w:t>14.41</w:t>
             </w:r>
           </w:p>
         </w:tc>
@@ -5650,7 +5650,7 @@
           <w:color w:val="1C3A36"/>
           <w:sz w:val="21"/>
         </w:rPr>
-        <w:t>So the question is not whether the plant earns. It is whether EGP 5,252 million is the right enterprise value for a business generating around EGP 4,684 million of operating profit before depreciation, and that is entirely a question about the rate at which Egyptian pounds are capitalised. Holding every operating assumption exactly as built and moving only the discount rate:</w:t>
+        <w:t>So the question is not whether the plant earns. It is whether EGP 10,041 million is the right enterprise value for a business generating around EGP 4,684 million of operating profit before depreciation, and that is entirely a question about the rate at which Egyptian pounds are capitalised. Holding every operating assumption exactly as built and moving only the discount rate:</w:t>
       </w:r>
     </w:p>
     <w:tbl>
@@ -5778,7 +5778,7 @@
                 <w:color w:val="1C3A36"/>
                 <w:sz w:val="17"/>
               </w:rPr>
-              <w:t>-1.33</w:t>
+              <w:t>0.28</w:t>
             </w:r>
           </w:p>
         </w:tc>
@@ -5835,7 +5835,7 @@
                 <w:color w:val="1C3A36"/>
                 <w:sz w:val="17"/>
               </w:rPr>
-              <w:t>-0.62</w:t>
+              <w:t>1.77</w:t>
             </w:r>
           </w:p>
         </w:tc>
@@ -5896,7 +5896,7 @@
                 <w:color w:val="1C3A36"/>
                 <w:sz w:val="17"/>
               </w:rPr>
-              <w:t>-0.15</w:t>
+              <w:t>2.75</w:t>
             </w:r>
           </w:p>
         </w:tc>
@@ -5955,7 +5955,7 @@
                 <w:color w:val="1C3A36"/>
                 <w:sz w:val="17"/>
               </w:rPr>
-              <w:t>0.49</w:t>
+              <w:t>4.19</w:t>
             </w:r>
           </w:p>
         </w:tc>
@@ -6011,7 +6011,7 @@
                 <w:color w:val="1C3A36"/>
                 <w:sz w:val="17"/>
               </w:rPr>
-              <w:t>1.45</w:t>
+              <w:t>6.47</w:t>
             </w:r>
           </w:p>
         </w:tc>
@@ -6067,7 +6067,7 @@
                 <w:color w:val="1C3A36"/>
                 <w:sz w:val="17"/>
               </w:rPr>
-              <w:t>2.98</w:t>
+              <w:t>10.61</w:t>
             </w:r>
           </w:p>
         </w:tc>
@@ -6107,7 +6107,7 @@
                 <w:color w:val="1C3A36"/>
                 <w:sz w:val="17"/>
               </w:rPr>
-              <w:t>7.8%</w:t>
+              <w:t>11.0%</w:t>
             </w:r>
           </w:p>
         </w:tc>
@@ -6127,7 +6127,7 @@
                 <w:color w:val="1C3A36"/>
                 <w:sz w:val="17"/>
               </w:rPr>
-              <w:t>13.98</w:t>
+              <w:t>14.41</w:t>
             </w:r>
           </w:p>
         </w:tc>
@@ -6168,7 +6168,7 @@
           <w:color w:val="6E7B77"/>
           <w:sz w:val="17"/>
         </w:rPr>
-        <w:t>Table 7.  Every row is a full re-run. The sign of the answer turns at about eighteen per cent — five points below what Egypt's own government pays to borrow for ten years. Reaching the traded price needs about 7.8%, which is 15.2% below the sovereign. That, and not the capital programme, is the disagreement between this study and the market.</w:t>
+        <w:t>Table 7.  Every row is a full re-run. The sign of the answer turns at about eighteen per cent — five points below what Egypt's own government pays to borrow for ten years. Reaching the traded price needs about 11.0%, which is 12.0% below the sovereign. That, and not the capital programme, is the disagreement between this study and the market.</w:t>
       </w:r>
     </w:p>
     <w:p>
@@ -6629,7 +6629,7 @@
                 <w:color w:val="1C3A36"/>
                 <w:sz w:val="17"/>
               </w:rPr>
-              <w:t>5.0%</w:t>
+              <w:t>7.0%</w:t>
             </w:r>
           </w:p>
         </w:tc>
@@ -6669,7 +6669,7 @@
                 <w:color w:val="1C3A36"/>
                 <w:sz w:val="17"/>
               </w:rPr>
-              <w:t>0.072x</w:t>
+              <w:t>-0.006x</w:t>
             </w:r>
           </w:p>
         </w:tc>
@@ -6709,7 +6709,7 @@
                 <w:color w:val="1C3A36"/>
                 <w:sz w:val="17"/>
               </w:rPr>
-              <w:t>0.07x</w:t>
+              <w:t>0.00x</w:t>
             </w:r>
           </w:p>
         </w:tc>
@@ -6753,7 +6753,7 @@
                 <w:color w:val="1C3A36"/>
                 <w:sz w:val="17"/>
               </w:rPr>
-              <w:t>0.58</w:t>
+              <w:t>0.00</w:t>
             </w:r>
           </w:p>
         </w:tc>
@@ -6793,7 +6793,7 @@
                 <w:color w:val="1C3A36"/>
                 <w:sz w:val="17"/>
               </w:rPr>
-              <w:t>1.71x</w:t>
+              <w:t>1.77x</w:t>
             </w:r>
           </w:p>
         </w:tc>
@@ -6815,7 +6815,7 @@
           <w:color w:val="6E7B77"/>
           <w:sz w:val="17"/>
         </w:rPr>
-        <w:t>Table 8.  The justified multiple of book is 0.072 times: a sustainable return of 6.9% clears nominal maintenance growth of 5.0% by only 1.9%, against a 30.99% cost of equity, so the book of EGP 8.16 a share is worth EGP 0.58 on this lens, and the market pays 1.71 times it.</w:t>
+        <w:t>Table 8.  The justified multiple of book is negative before flooring: a sustainable return of 6.9% does not cover nominal maintenance growth of 7.0%, let alone a 30.99% cost of equity, so on this lens the book is worth nothing beyond what the assets would fetch, and the market pays 1.77 times it.</w:t>
       </w:r>
     </w:p>
     <w:p>
@@ -6858,7 +6858,7 @@
           <w:color w:val="1C3A36"/>
           <w:sz w:val="21"/>
         </w:rPr>
-        <w:t>The two numbers worth putting side by side are these: at the traded price the shares change hands at 8.1 times that same forward EBITDA, while the cash-flow lens values them at 1.1 times. One is above the Egyptian industrial band and the other below it. That is the whole disagreement in a single number, and it is reported rather than resolved.</w:t>
+        <w:t>The two numbers worth putting side by side are these: at the traded price the shares change hands at 8.3 times that same forward EBITDA, while the cash-flow lens values them at 2.1 times. One is above the Egyptian industrial band and the other below it. That is the whole disagreement in a single number, and it is reported rather than resolved.</w:t>
       </w:r>
     </w:p>
     <w:p>
@@ -7552,7 +7552,7 @@
           <w:color w:val="1C3A36"/>
           <w:sz w:val="21"/>
         </w:rPr>
-        <w:t>The field runs from EGP 0.00 to EGP 15.47 a share. It is a wide field, and the width is honest: the lenses disagree because they ask different questions of a company whose asset base is changing underneath its earnings. One of them now reaches the traded price: on the observable Egyptian listed range the multiple lens centres at EGP 15.47 against EGP 13.98. That is a change from the first issue of this study, which used a lower multiple band it could not source, and it is reported rather than resisted.</w:t>
+        <w:t>The field runs from EGP 1.79 to EGP 15.47 a share. It is a wide field, and the width is honest: the lenses disagree because they ask different questions of a company whose asset base is changing underneath its earnings. One of them now reaches the traded price: on the observable Egyptian listed range the multiple lens centres at EGP 15.47 against EGP 14.41. That is a change from the first issue of this study, which used a lower multiple band it could not source, and it is reported rather than resisted.</w:t>
       </w:r>
     </w:p>
     <w:p>
@@ -7566,7 +7566,7 @@
           <w:color w:val="1C3A36"/>
           <w:sz w:val="21"/>
         </w:rPr>
-        <w:t>Inside that field the study publishes one weighted central, EGP 3.76 a share, 73% below the traded price. The weights are stated and fixed before the lenses were read: cash flow with the programme carried through 45%, relative multiples 20%, normalised earnings 20%, book value 15%. The cash-flow lens carries the most because it is the one lens that charges the capital programme against the years in which it is spent; its carried-through side alone enters the weighting because that is the company's own stated plan, and the stopped reading (EGP 3.43) is published beside it as the contested judgement rather than blended in. The relative and normalised lenses are cross-checks at equal weight; book value, which prices what has been paid for rather than what it earns, carries the least. The bear and full readings are the floor and ceiling of the field, never the weighted extremes.</w:t>
+        <w:t>The answer is the cash-flow lens alone: EGP 1.79 a share with the capital programme carried through, 88% below the traded price, and EGP 5.90 if the programme is stopped. It is the answer because it is the one lens that charges the capital programme against the years in which it is spent, which on this company is the whole question. The relative, normalised and book reads are CROSS-CHECKS published beside it — book value in particular prices what has been paid for rather than what it earns, and is a disclosed floor rather than a valuation. A previous edition blended all four at stated weights and published the result as the central; the weights were typed, had never cleared any out-of-sample test, and imported every weakness of the weakest read at whatever weight somebody chose. A number produced by averaging several methods is not more robust than the best of them — it is a new method with free parameters nobody tested. The blend is retired and published unused so a reader of the previous edition can see what changed. The bear and full readings are the floor and ceiling of every read, never a weighted extreme.</w:t>
       </w:r>
     </w:p>
     <w:p>
@@ -7580,7 +7580,7 @@
           <w:color w:val="1C3A36"/>
           <w:sz w:val="21"/>
         </w:rPr>
-        <w:t>The ordering is itself informative. The asset-backed and multiple-based lenses sit highest because they value what has been built without asking what it earns. The cash-flow lens sits lowest because it asks exactly that, and gets an uncomfortable answer. The book lens sits at EGP 0.58 because a 6.9% sustainable return on equity barely clears nominal growth and does not approach a 30.99% cost of equity — a company earning below its cost of capital destroys value by growing, which is the same finding the capital programme produces from a different direction.</w:t>
+        <w:t>The ordering is itself informative. The asset-backed and multiple-based lenses sit highest because they value what has been built without asking what it earns. The cash-flow lens sits lowest because it asks exactly that, and gets an uncomfortable answer. The book lens sits at EGP 0.00 because a 6.9% sustainable return on equity barely clears nominal growth and does not approach a 30.99% cost of equity — a company earning below its cost of capital destroys value by growing, which is the same finding the capital programme produces from a different direction.</w:t>
       </w:r>
     </w:p>
     <w:p>
@@ -8950,7 +8950,7 @@
                 <w:color w:val="1C3A36"/>
                 <w:sz w:val="17"/>
               </w:rPr>
-              <w:t>440</w:t>
+              <w:t>530</w:t>
             </w:r>
           </w:p>
         </w:tc>
@@ -9333,7 +9333,7 @@
                 <w:color w:val="1C3A36"/>
                 <w:sz w:val="17"/>
               </w:rPr>
-              <w:t>33.0%</w:t>
+              <w:t>42.1%</w:t>
             </w:r>
           </w:p>
         </w:tc>
@@ -9416,7 +9416,7 @@
                 <w:color w:val="1C3A36"/>
                 <w:sz w:val="17"/>
               </w:rPr>
-              <w:t>31.6%</w:t>
+              <w:t>40.9%</w:t>
             </w:r>
           </w:p>
         </w:tc>
@@ -9767,7 +9767,7 @@
                 <w:color w:val="1C3A36"/>
                 <w:sz w:val="16"/>
               </w:rPr>
-              <w:t>11,400</w:t>
+              <w:t>11,958</w:t>
             </w:r>
           </w:p>
         </w:tc>
@@ -9785,7 +9785,7 @@
                 <w:color w:val="1C3A36"/>
                 <w:sz w:val="16"/>
               </w:rPr>
-              <w:t>11,352</w:t>
+              <w:t>12,507</w:t>
             </w:r>
           </w:p>
         </w:tc>
@@ -9803,7 +9803,7 @@
                 <w:color w:val="1C3A36"/>
                 <w:sz w:val="16"/>
               </w:rPr>
-              <w:t>11,406</w:t>
+              <w:t>12,986</w:t>
             </w:r>
           </w:p>
         </w:tc>
@@ -9821,7 +9821,7 @@
                 <w:color w:val="1C3A36"/>
                 <w:sz w:val="16"/>
               </w:rPr>
-              <w:t>11,654</w:t>
+              <w:t>13,477</w:t>
             </w:r>
           </w:p>
         </w:tc>
@@ -9991,7 +9991,7 @@
                 <w:color w:val="1C3A36"/>
                 <w:sz w:val="16"/>
               </w:rPr>
-              <w:t>4,810</w:t>
+              <w:t>5,369</w:t>
             </w:r>
           </w:p>
         </w:tc>
@@ -10009,7 +10009,7 @@
                 <w:color w:val="1C3A36"/>
                 <w:sz w:val="16"/>
               </w:rPr>
-              <w:t>4,340</w:t>
+              <w:t>5,495</w:t>
             </w:r>
           </w:p>
         </w:tc>
@@ -10027,7 +10027,7 @@
                 <w:color w:val="1C3A36"/>
                 <w:sz w:val="16"/>
               </w:rPr>
-              <w:t>4,000</w:t>
+              <w:t>5,580</w:t>
             </w:r>
           </w:p>
         </w:tc>
@@ -10045,7 +10045,7 @@
                 <w:color w:val="1C3A36"/>
                 <w:sz w:val="16"/>
               </w:rPr>
-              <w:t>3,848</w:t>
+              <w:t>5,671</w:t>
             </w:r>
           </w:p>
         </w:tc>
@@ -10109,7 +10109,7 @@
                 <w:color w:val="1C3A36"/>
                 <w:sz w:val="16"/>
               </w:rPr>
-              <w:t>42.2%</w:t>
+              <w:t>44.9%</w:t>
             </w:r>
           </w:p>
         </w:tc>
@@ -10129,7 +10129,7 @@
                 <w:color w:val="1C3A36"/>
                 <w:sz w:val="16"/>
               </w:rPr>
-              <w:t>38.2%</w:t>
+              <w:t>43.9%</w:t>
             </w:r>
           </w:p>
         </w:tc>
@@ -10149,7 +10149,7 @@
                 <w:color w:val="1C3A36"/>
                 <w:sz w:val="16"/>
               </w:rPr>
-              <w:t>35.1%</w:t>
+              <w:t>43.0%</w:t>
             </w:r>
           </w:p>
         </w:tc>
@@ -10169,7 +10169,7 @@
                 <w:color w:val="1C3A36"/>
                 <w:sz w:val="16"/>
               </w:rPr>
-              <w:t>33.0%</w:t>
+              <w:t>42.1%</w:t>
             </w:r>
           </w:p>
         </w:tc>
@@ -10227,7 +10227,7 @@
                 <w:color w:val="1C3A36"/>
                 <w:sz w:val="16"/>
               </w:rPr>
-              <w:t>4,394</w:t>
+              <w:t>4,952</w:t>
             </w:r>
           </w:p>
         </w:tc>
@@ -10245,7 +10245,7 @@
                 <w:color w:val="1C3A36"/>
                 <w:sz w:val="16"/>
               </w:rPr>
-              <w:t>4,006</w:t>
+              <w:t>5,161</w:t>
             </w:r>
           </w:p>
         </w:tc>
@@ -10263,7 +10263,7 @@
                 <w:color w:val="1C3A36"/>
                 <w:sz w:val="16"/>
               </w:rPr>
-              <w:t>3,755</w:t>
+              <w:t>5,334</w:t>
             </w:r>
           </w:p>
         </w:tc>
@@ -10281,7 +10281,7 @@
                 <w:color w:val="1C3A36"/>
                 <w:sz w:val="16"/>
               </w:rPr>
-              <w:t>3,684</w:t>
+              <w:t>5,507</w:t>
             </w:r>
           </w:p>
         </w:tc>
@@ -10345,7 +10345,7 @@
                 <w:color w:val="1C3A36"/>
                 <w:sz w:val="16"/>
               </w:rPr>
-              <w:t>38.5%</w:t>
+              <w:t>41.4%</w:t>
             </w:r>
           </w:p>
         </w:tc>
@@ -10365,7 +10365,7 @@
                 <w:color w:val="1C3A36"/>
                 <w:sz w:val="16"/>
               </w:rPr>
-              <w:t>35.3%</w:t>
+              <w:t>41.3%</w:t>
             </w:r>
           </w:p>
         </w:tc>
@@ -10385,7 +10385,7 @@
                 <w:color w:val="1C3A36"/>
                 <w:sz w:val="16"/>
               </w:rPr>
-              <w:t>32.9%</w:t>
+              <w:t>41.1%</w:t>
             </w:r>
           </w:p>
         </w:tc>
@@ -10405,7 +10405,7 @@
                 <w:color w:val="1C3A36"/>
                 <w:sz w:val="16"/>
               </w:rPr>
-              <w:t>31.6%</w:t>
+              <w:t>40.9%</w:t>
             </w:r>
           </w:p>
         </w:tc>
@@ -10463,7 +10463,7 @@
                 <w:color w:val="1C3A36"/>
                 <w:sz w:val="16"/>
               </w:rPr>
-              <w:t>3,385</w:t>
+              <w:t>3,943</w:t>
             </w:r>
           </w:p>
         </w:tc>
@@ -10481,7 +10481,7 @@
                 <w:color w:val="1C3A36"/>
                 <w:sz w:val="16"/>
               </w:rPr>
-              <w:t>2,859</w:t>
+              <w:t>4,014</w:t>
             </w:r>
           </w:p>
         </w:tc>
@@ -10499,7 +10499,7 @@
                 <w:color w:val="1C3A36"/>
                 <w:sz w:val="16"/>
               </w:rPr>
-              <w:t>2,463</w:t>
+              <w:t>4,042</w:t>
             </w:r>
           </w:p>
         </w:tc>
@@ -10517,7 +10517,7 @@
                 <w:color w:val="1C3A36"/>
                 <w:sz w:val="16"/>
               </w:rPr>
-              <w:t>2,250</w:t>
+              <w:t>4,072</w:t>
             </w:r>
           </w:p>
         </w:tc>
@@ -10575,7 +10575,7 @@
                 <w:color w:val="1C3A36"/>
                 <w:sz w:val="16"/>
               </w:rPr>
-              <w:t>29.7%</w:t>
+              <w:t>33.0%</w:t>
             </w:r>
           </w:p>
         </w:tc>
@@ -10593,7 +10593,7 @@
                 <w:color w:val="1C3A36"/>
                 <w:sz w:val="16"/>
               </w:rPr>
-              <w:t>25.2%</w:t>
+              <w:t>32.1%</w:t>
             </w:r>
           </w:p>
         </w:tc>
@@ -10611,7 +10611,7 @@
                 <w:color w:val="1C3A36"/>
                 <w:sz w:val="16"/>
               </w:rPr>
-              <w:t>21.6%</w:t>
+              <w:t>31.1%</w:t>
             </w:r>
           </w:p>
         </w:tc>
@@ -10629,7 +10629,7 @@
                 <w:color w:val="1C3A36"/>
                 <w:sz w:val="16"/>
               </w:rPr>
-              <w:t>19.3%</w:t>
+              <w:t>30.2%</w:t>
             </w:r>
           </w:p>
         </w:tc>
@@ -10870,7 +10870,7 @@
                 <w:color w:val="1C3A36"/>
                 <w:sz w:val="17"/>
               </w:rPr>
-              <w:t>7,852</w:t>
+              <w:t>9,458</w:t>
             </w:r>
           </w:p>
         </w:tc>
@@ -10888,7 +10888,7 @@
                 <w:color w:val="1C3A36"/>
                 <w:sz w:val="17"/>
               </w:rPr>
-              <w:t>67.4%</w:t>
+              <w:t>70.2%</w:t>
             </w:r>
           </w:p>
         </w:tc>
@@ -10982,7 +10982,7 @@
                 <w:color w:val="1C3A36"/>
                 <w:sz w:val="17"/>
               </w:rPr>
-              <w:t>16.4%</w:t>
+              <w:t>14.2%</w:t>
             </w:r>
           </w:p>
         </w:tc>
@@ -11058,7 +11058,7 @@
                 <w:color w:val="1C3A36"/>
                 <w:sz w:val="17"/>
               </w:rPr>
-              <w:t>1,060</w:t>
+              <w:t>1,277</w:t>
             </w:r>
           </w:p>
         </w:tc>
@@ -11076,7 +11076,7 @@
                 <w:color w:val="1C3A36"/>
                 <w:sz w:val="17"/>
               </w:rPr>
-              <w:t>9.1%</w:t>
+              <w:t>9.5%</w:t>
             </w:r>
           </w:p>
         </w:tc>
@@ -11170,7 +11170,7 @@
                 <w:color w:val="1C3A36"/>
                 <w:sz w:val="17"/>
               </w:rPr>
-              <w:t>5.5%</w:t>
+              <w:t>4.8%</w:t>
             </w:r>
           </w:p>
         </w:tc>
@@ -11264,7 +11264,7 @@
                 <w:color w:val="1C3A36"/>
                 <w:sz w:val="17"/>
               </w:rPr>
-              <w:t>1.6%</w:t>
+              <w:t>1.4%</w:t>
             </w:r>
           </w:p>
         </w:tc>
@@ -11348,7 +11348,7 @@
                 <w:color w:val="1C3A36"/>
                 <w:sz w:val="17"/>
               </w:rPr>
-              <w:t>11,654</w:t>
+              <w:t>13,477</w:t>
             </w:r>
           </w:p>
         </w:tc>
@@ -11433,7 +11433,7 @@
           <w:color w:val="1C3A36"/>
           <w:sz w:val="21"/>
         </w:rPr>
-        <w:t>One judgement dominates. The new complex has a bank-approved cost of EGP 6,422 million plus US$278.4 million — about EGP 20.3 billion at today's rate, against a stock-market value of EGP 27.8 billion. EGP 5,654 million sat in construction at 31 March 2026 and the auditor put physical progress at 12.9% against a 37.0% plan.</w:t>
+        <w:t>One judgement dominates. The new complex has a bank-approved cost of EGP 6,422 million plus US$278.4 million — about EGP 20.3 billion at today's rate, against a stock-market value of EGP 28.6 billion. EGP 5,654 million sat in construction at 31 March 2026 and the auditor put physical progress at 12.9% against a 37.0% plan.</w:t>
       </w:r>
     </w:p>
     <w:p>
@@ -11447,7 +11447,7 @@
           <w:color w:val="1C3A36"/>
           <w:sz w:val="21"/>
         </w:rPr>
-        <w:t>Carried through, the programme is worth EGP -0.63 a share. Stopped, EGP 3.43. The difference, EGP 4.05 a share or EGP 8,051 million of equity, is the cost of the programme to shareholders on this model's assumptions. What decides it is whether the plant, once built, earns a return above the capital sunk into it. On the disclosed cost and the derived nameplate it does not.</w:t>
+        <w:t>Carried through, the programme is worth EGP 1.79 a share. Stopped, EGP 5.90. The difference, EGP 4.11 a share or EGP 8,174 million of equity, is the cost of the programme to shareholders on this model's assumptions. What decides it is whether the plant, once built, earns a return above the capital sunk into it. On the disclosed cost and the derived nameplate it does not.</w:t>
       </w:r>
     </w:p>
     <w:tbl>
@@ -11689,7 +11689,7 @@
                 <w:color w:val="1C3A36"/>
                 <w:sz w:val="16"/>
               </w:rPr>
-              <w:t>73.2%</w:t>
+              <w:t>71.1%</w:t>
             </w:r>
           </w:p>
         </w:tc>
@@ -11706,7 +11706,7 @@
                 <w:color w:val="1C3A36"/>
                 <w:sz w:val="16"/>
               </w:rPr>
-              <w:t>Against a market value of EGP 27,772m</w:t>
+              <w:t>Against a market value of EGP 28,627m</w:t>
             </w:r>
           </w:p>
         </w:tc>
@@ -12151,7 +12151,7 @@
                 <w:color w:val="1C3A36"/>
                 <w:sz w:val="16"/>
               </w:rPr>
-              <w:t>EGP -51m</w:t>
+              <w:t>EGP -40m</w:t>
             </w:r>
           </w:p>
         </w:tc>
@@ -12212,7 +12212,7 @@
                 <w:color w:val="1C3A36"/>
                 <w:sz w:val="16"/>
               </w:rPr>
-              <w:t>-0.3%</w:t>
+              <w:t>-0.2%</w:t>
             </w:r>
           </w:p>
         </w:tc>
@@ -12275,7 +12275,7 @@
                 <w:color w:val="1C3A36"/>
                 <w:sz w:val="16"/>
               </w:rPr>
-              <w:t>18.2%</w:t>
+              <w:t>18.6%</w:t>
             </w:r>
           </w:p>
         </w:tc>
@@ -13076,7 +13076,7 @@
           <w:color w:val="1C3A36"/>
           <w:sz w:val="19"/>
         </w:rPr>
-        <w:t>The honest counter-argument is that the two pre-project years flatter the plant: it was newly built, and new plant does not need much. The upper framing of the same driver is replacement-rate maintenance — gross fixed assets at that same 3.95% machinery rate, or 6.1% of revenue. Both are published: the observed rate is the central and the replacement rate is the downside, and they are worth EGP 0.79 a share between them. They are not averaged.</w:t>
+        <w:t>The honest counter-argument is that the two pre-project years flatter the plant: it was newly built, and new plant does not need much. The upper framing of the same driver is replacement-rate maintenance — gross fixed assets at that same 3.95% machinery rate, or 6.1% of revenue. Both are published: the observed rate is the central and the replacement rate is the downside, and they are worth EGP 0.86 a share between them. They are not averaged.</w:t>
       </w:r>
     </w:p>
     <w:p>
@@ -14570,7 +14570,7 @@
                 <w:color w:val="1C3A36"/>
                 <w:sz w:val="17"/>
               </w:rPr>
-              <w:t>65.5% / 34.5%</w:t>
+              <w:t>66.2% / 33.8%</w:t>
             </w:r>
           </w:p>
         </w:tc>
@@ -14588,7 +14588,7 @@
                 <w:color w:val="1C3A36"/>
                 <w:sz w:val="17"/>
               </w:rPr>
-              <w:t>65.5% / 34.5%</w:t>
+              <w:t>66.2% / 33.8%</w:t>
             </w:r>
           </w:p>
         </w:tc>
@@ -14649,7 +14649,7 @@
                 <w:color w:val="1C3A36"/>
                 <w:sz w:val="17"/>
               </w:rPr>
-              <w:t>25.64%</w:t>
+              <w:t>24.62%</w:t>
             </w:r>
           </w:p>
         </w:tc>
@@ -14669,7 +14669,7 @@
                 <w:color w:val="1C3A36"/>
                 <w:sz w:val="17"/>
               </w:rPr>
-              <w:t>24.52%</w:t>
+              <w:t>24.62%</w:t>
             </w:r>
           </w:p>
         </w:tc>
@@ -15006,7 +15006,7 @@
           <w:color w:val="1C3A36"/>
           <w:sz w:val="21"/>
         </w:rPr>
-        <w:t>The pound tranche of the project loan was repaid in June 2024, so 99.7% of the book is dollar-denominated. A dollar coupon cannot be dropped into a cost of capital denominated in pounds: the company earns pounds and must buy dollars to service it. The dollar cost of 11.7% is therefore grossed up, year by year, by the depreciation the study's own currency path implies in that year — 7.4% in FY2026/27, giving a local-equivalent 19.99%, gliding to 2.5% in FY2030/31 and 14.54% — and to 2.5% on the long-run dollar cost of 9.0% in the terminal year, 11.77% on the dollar leg (11.79% once the 0.3% local facility is blended in). The wedge is the one the revenue build uses, so the debt and the currency cannot quietly disagree.</w:t>
+        <w:t>The pound tranche of the project loan was repaid in June 2024, so 99.7% of the book is dollar-denominated. A dollar coupon cannot be dropped into a cost of capital denominated in pounds: the company earns pounds and must buy dollars to service it. The dollar cost of 11.7% is therefore grossed up, year by year, by the depreciation the study's own currency path implies in that year — 7.4% in FY2026/27, giving a local-equivalent 19.99%, gliding to 2.5% in FY2030/31 and 14.54% — and to 4.5% on the long-run dollar cost of 9.0% in the terminal year, 13.90% on the dollar leg (13.91% once the 0.3% local facility is blended in). The wedge is the one the revenue build uses, so the debt and the currency cannot quietly disagree.</w:t>
       </w:r>
     </w:p>
     <w:p>
@@ -15020,7 +15020,7 @@
           <w:color w:val="1C3A36"/>
           <w:sz w:val="19"/>
         </w:rPr>
-        <w:t>Two things about that construction are disclosed rather than argued, because the cost-of-capital build tests for both. The company's own local-currency facility carries 19.40% against a 23.00% sovereign ten-year yield: a same-currency corporate borrowing below its sovereign. It is the company's disclosed rate on a state-bank facility and is used as disclosed. The dollar leg's local-equivalent cost sits below the 16.63% normalised risk-free rate in FY2028/29 (15.63%), FY2029/30 (14.54%), FY2030/31 (14.54%), because the currency wedge in those years (3.5%, 2.5%, 2.5%) is smaller than the gap between the 11.7% coupon and that rate. It is left as built, because the wedge is the study's one currency path and the debt may not carry a second. A same-currency borrower does not normally borrow below its sovereign, so the construction with every leg floored at the 23.00% sovereign yield plus the company's own spread over the policy rate — which its facilities print as nil — is priced in the table below: EGP -1.06 a share on the carried-through cash-flow lens against EGP -0.63, a difference of EGP -0.44. The lower disclosed rates raise the answer, so the choice made leans toward the traded price, not away from it.</w:t>
+        <w:t>Two things about that construction are disclosed rather than argued, because the cost-of-capital build tests for both. The company's own local-currency facility carries 19.40% against a 23.00% sovereign ten-year yield: a same-currency corporate borrowing below its sovereign. It is the company's disclosed rate on a state-bank facility and is used as disclosed. The dollar leg's local-equivalent cost sits below the 16.63% normalised risk-free rate in FY2028/29 (15.63%), FY2029/30 (14.54%), FY2030/31 (14.54%), because the currency wedge in those years (3.5%, 2.5%, 2.5%) is smaller than the gap between the 11.7% coupon and that rate. It is left as built, because the wedge is the study's one currency path and the debt may not carry a second. A same-currency borrower does not normally borrow below its sovereign, so the construction with every leg floored at the 23.00% sovereign yield plus the company's own spread over the policy rate — which its facilities print as nil — is priced in the table below: EGP 0.98 a share on the carried-through cash-flow lens against EGP 1.79, a difference of EGP -0.80. The lower disclosed rates raise the answer, so the choice made leans toward the traded price, not away from it.</w:t>
       </w:r>
     </w:p>
     <w:p>
@@ -15049,7 +15049,7 @@
           <w:color w:val="1C3A36"/>
           <w:sz w:val="21"/>
         </w:rPr>
-        <w:t>A spot cost of capital embeds today's 14.3% inflation in every future year, while the terminal value grows at the central bank's longest-horizon target of 5.0%. Capitalising one at the other is a units mismatch, and on a company whose value sits in its terminal year it would be the largest error in the study. The rate therefore glides to a terminal rate built from its own components: 5.0% inflation — the same figure terminal growth is set at, so the perpetuity neither grows nor shrinks in real terms — compounded with a 3.5% real rate gives a normalised risk-free rate of 8.67%, and the terminal cost of capital is 18.24%. Discount factors compound the glide year by year rather than raising one rate to a power. The earlier edition of this study discounted a 5.0%-growth perpetuity at a terminal rate built on the shorter-horizon 7.0% target, which assumed a real decline of about two per cent a year for ever that nothing disclosed; that is corrected here.</w:t>
+        <w:t>A spot cost of capital embeds today's 14.3% inflation in every future year, while the terminal value grows at the central bank's longest-horizon target of 7.0%. Capitalising one at the other is a units mismatch, and on a company whose value sits in its terminal year it would be the largest error in the study. The rate therefore glides to a terminal rate built from its own components: 7.0% inflation — the same figure terminal growth is set at, so the perpetuity neither grows nor shrinks in real terms — compounded with a 5.5% real rate gives a normalised risk-free rate of 12.88%, and the terminal cost of capital is 18.59%. Discount factors compound the glide year by year rather than raising one rate to a power. The earlier edition of this study discounted a 7.0%-growth perpetuity at a terminal rate built on the shorter-horizon 7.0% target, which assumed a real decline of about two per cent a year for ever that nothing disclosed; that is corrected here.</w:t>
       </w:r>
     </w:p>
     <w:p>
@@ -15226,7 +15226,7 @@
                 <w:color w:val="1C3A36"/>
                 <w:sz w:val="15"/>
               </w:rPr>
-              <w:t>Against EGP -0.63</w:t>
+              <w:t>Against EGP 1.79</w:t>
             </w:r>
           </w:p>
         </w:tc>
@@ -15302,7 +15302,7 @@
                 <w:color w:val="1C3A36"/>
                 <w:sz w:val="15"/>
               </w:rPr>
-              <w:t>0.10</w:t>
+              <w:t>1.79</w:t>
             </w:r>
           </w:p>
         </w:tc>
@@ -15320,7 +15320,7 @@
                 <w:color w:val="1C3A36"/>
                 <w:sz w:val="15"/>
               </w:rPr>
-              <w:t>+0.73</w:t>
+              <w:t>+0.00</w:t>
             </w:r>
           </w:p>
         </w:tc>
@@ -15394,7 +15394,7 @@
                 <w:color w:val="1C3A36"/>
                 <w:sz w:val="15"/>
               </w:rPr>
-              <w:t>-1.40</w:t>
+              <w:t>0.37</w:t>
             </w:r>
           </w:p>
         </w:tc>
@@ -15412,7 +15412,7 @@
                 <w:color w:val="1C3A36"/>
                 <w:sz w:val="15"/>
               </w:rPr>
-              <w:t>-0.77</w:t>
+              <w:t>-1.42</w:t>
             </w:r>
           </w:p>
         </w:tc>
@@ -15486,7 +15486,7 @@
                 <w:color w:val="1C3A36"/>
                 <w:sz w:val="15"/>
               </w:rPr>
-              <w:t>-0.67</w:t>
+              <w:t>1.68</w:t>
             </w:r>
           </w:p>
         </w:tc>
@@ -15504,7 +15504,7 @@
                 <w:color w:val="1C3A36"/>
                 <w:sz w:val="15"/>
               </w:rPr>
-              <w:t>-0.04</w:t>
+              <w:t>-0.10</w:t>
             </w:r>
           </w:p>
         </w:tc>
@@ -15543,7 +15543,7 @@
                 <w:color w:val="1C3A36"/>
                 <w:sz w:val="15"/>
               </w:rPr>
-              <w:t>The cost of debt at the company's own disclosed rates — 19.4% on the local facility, 11.7% in dollars on the project loan carried at local-equivalent cost on the derived currency path, 20.0% in year one gliding to 11.8% at the terminal</w:t>
+              <w:t>The cost of debt at the company's own disclosed rates — 19.4% on the local facility, 11.7% in dollars on the project loan carried at local-equivalent cost on the derived currency path, 20.0% in year one gliding to 13.9% at the terminal</w:t>
             </w:r>
           </w:p>
         </w:tc>
@@ -15578,7 +15578,7 @@
                 <w:color w:val="1C3A36"/>
                 <w:sz w:val="15"/>
               </w:rPr>
-              <w:t>-1.06</w:t>
+              <w:t>0.98</w:t>
             </w:r>
           </w:p>
         </w:tc>
@@ -15596,7 +15596,7 @@
                 <w:color w:val="1C3A36"/>
                 <w:sz w:val="15"/>
               </w:rPr>
-              <w:t>-0.44</w:t>
+              <w:t>-0.80</w:t>
             </w:r>
           </w:p>
         </w:tc>
@@ -15670,7 +15670,7 @@
                 <w:color w:val="1C3A36"/>
                 <w:sz w:val="15"/>
               </w:rPr>
-              <w:t>0.17</w:t>
+              <w:t>2.86</w:t>
             </w:r>
           </w:p>
         </w:tc>
@@ -15688,7 +15688,7 @@
                 <w:color w:val="1C3A36"/>
                 <w:sz w:val="15"/>
               </w:rPr>
-              <w:t>+0.80</w:t>
+              <w:t>+1.07</w:t>
             </w:r>
           </w:p>
         </w:tc>
@@ -15762,7 +15762,7 @@
                 <w:color w:val="1C3A36"/>
                 <w:sz w:val="15"/>
               </w:rPr>
-              <w:t>-2.51</w:t>
+              <w:t>-0.13</w:t>
             </w:r>
           </w:p>
         </w:tc>
@@ -15780,7 +15780,7 @@
                 <w:color w:val="1C3A36"/>
                 <w:sz w:val="15"/>
               </w:rPr>
-              <w:t>-1.88</w:t>
+              <w:t>-1.91</w:t>
             </w:r>
           </w:p>
         </w:tc>
@@ -15854,7 +15854,7 @@
                 <w:color w:val="1C3A36"/>
                 <w:sz w:val="15"/>
               </w:rPr>
-              <w:t>-0.40</w:t>
+              <w:t>2.02</w:t>
             </w:r>
           </w:p>
         </w:tc>
@@ -15946,7 +15946,7 @@
                 <w:color w:val="1C3A36"/>
                 <w:sz w:val="15"/>
               </w:rPr>
-              <w:t>-1.42</w:t>
+              <w:t>0.92</w:t>
             </w:r>
           </w:p>
         </w:tc>
@@ -15964,7 +15964,7 @@
                 <w:color w:val="1C3A36"/>
                 <w:sz w:val="15"/>
               </w:rPr>
-              <w:t>-0.79</w:t>
+              <w:t>-0.86</w:t>
             </w:r>
           </w:p>
         </w:tc>
@@ -16003,7 +16003,7 @@
                 <w:color w:val="1C3A36"/>
                 <w:sz w:val="15"/>
               </w:rPr>
-              <w:t>Terminal reinvestment of 27.8% of operating profit after tax, from growth over an 18% return on capital</w:t>
+              <w:t>Terminal reinvestment of 38.9% of operating profit after tax, from growth over an 18% return on capital</w:t>
             </w:r>
           </w:p>
         </w:tc>
@@ -16020,7 +16020,7 @@
                 <w:color w:val="1C3A36"/>
                 <w:sz w:val="15"/>
               </w:rPr>
-              <w:t>16.7%, from a 30% return on capital — the rate a newly completed plant earns on incremental capital while it is still filling</w:t>
+              <w:t>23.3%, from a 30% return on capital — the rate a newly completed plant earns on incremental capital while it is still filling</w:t>
             </w:r>
           </w:p>
         </w:tc>
@@ -16038,7 +16038,7 @@
                 <w:color w:val="1C3A36"/>
                 <w:sz w:val="15"/>
               </w:rPr>
-              <w:t>-0.35</w:t>
+              <w:t>2.62</w:t>
             </w:r>
           </w:p>
         </w:tc>
@@ -16056,7 +16056,7 @@
                 <w:color w:val="1C3A36"/>
                 <w:sz w:val="15"/>
               </w:rPr>
-              <w:t>+0.27</w:t>
+              <w:t>+0.84</w:t>
             </w:r>
           </w:p>
         </w:tc>
@@ -16130,7 +16130,7 @@
                 <w:color w:val="1C3A36"/>
                 <w:sz w:val="15"/>
               </w:rPr>
-              <w:t>-0.86</w:t>
+              <w:t>1.55</w:t>
             </w:r>
           </w:p>
         </w:tc>
@@ -16187,7 +16187,7 @@
           <w:color w:val="6E7B77"/>
           <w:sz w:val="17"/>
         </w:rPr>
-        <w:t>Table 18.  The two that move the answer most are gas (-1.88) and beta (+0.80); none of the 10, and no combination of them, closes the gap to the traded price.</w:t>
+        <w:t>Table 18.  The two that move the answer most are gas (-1.91) and glide (-1.42); none of the 10, and no combination of them, closes the gap to the traded price.</w:t>
       </w:r>
     </w:p>
     <w:p>
@@ -16458,7 +16458,7 @@
                 <w:color w:val="1C3A36"/>
                 <w:sz w:val="17"/>
               </w:rPr>
-              <w:t>-2.70</w:t>
+              <w:t>-2.64</w:t>
             </w:r>
           </w:p>
         </w:tc>
@@ -16476,7 +16476,7 @@
                 <w:color w:val="1C3A36"/>
                 <w:sz w:val="17"/>
               </w:rPr>
-              <w:t>-1.19</w:t>
+              <w:t>-1.08</w:t>
             </w:r>
           </w:p>
         </w:tc>
@@ -16494,7 +16494,7 @@
                 <w:color w:val="1C3A36"/>
                 <w:sz w:val="17"/>
               </w:rPr>
-              <w:t>0.31</w:t>
+              <w:t>0.49</w:t>
             </w:r>
           </w:p>
         </w:tc>
@@ -16512,7 +16512,7 @@
                 <w:color w:val="1C3A36"/>
                 <w:sz w:val="17"/>
               </w:rPr>
-              <w:t>1.81</w:t>
+              <w:t>2.05</w:t>
             </w:r>
           </w:p>
         </w:tc>
@@ -16530,7 +16530,7 @@
                 <w:color w:val="1C3A36"/>
                 <w:sz w:val="17"/>
               </w:rPr>
-              <w:t>3.31</w:t>
+              <w:t>3.61</w:t>
             </w:r>
           </w:p>
         </w:tc>
@@ -16570,7 +16570,7 @@
                 <w:color w:val="1C3A36"/>
                 <w:sz w:val="17"/>
               </w:rPr>
-              <w:t>-2.79</w:t>
+              <w:t>-2.76</w:t>
             </w:r>
           </w:p>
         </w:tc>
@@ -16588,7 +16588,7 @@
                 <w:color w:val="1C3A36"/>
                 <w:sz w:val="17"/>
               </w:rPr>
-              <w:t>-1.37</w:t>
+              <w:t>-1.30</w:t>
             </w:r>
           </w:p>
         </w:tc>
@@ -16606,7 +16606,7 @@
                 <w:color w:val="1C3A36"/>
                 <w:sz w:val="17"/>
               </w:rPr>
-              <w:t>0.05</w:t>
+              <w:t>0.16</w:t>
             </w:r>
           </w:p>
         </w:tc>
@@ -16624,7 +16624,7 @@
                 <w:color w:val="1C3A36"/>
                 <w:sz w:val="17"/>
               </w:rPr>
-              <w:t>1.47</w:t>
+              <w:t>1.63</w:t>
             </w:r>
           </w:p>
         </w:tc>
@@ -16642,7 +16642,7 @@
                 <w:color w:val="1C3A36"/>
                 <w:sz w:val="17"/>
               </w:rPr>
-              <w:t>2.89</w:t>
+              <w:t>3.09</w:t>
             </w:r>
           </w:p>
         </w:tc>
@@ -16682,7 +16682,7 @@
                 <w:color w:val="1C3A36"/>
                 <w:sz w:val="17"/>
               </w:rPr>
-              <w:t>-2.89</w:t>
+              <w:t>-2.88</w:t>
             </w:r>
           </w:p>
         </w:tc>
@@ -16700,7 +16700,7 @@
                 <w:color w:val="1C3A36"/>
                 <w:sz w:val="17"/>
               </w:rPr>
-              <w:t>-1.54</w:t>
+              <w:t>-1.51</w:t>
             </w:r>
           </w:p>
         </w:tc>
@@ -16718,7 +16718,7 @@
                 <w:color w:val="1C3A36"/>
                 <w:sz w:val="17"/>
               </w:rPr>
-              <w:t>-0.20</w:t>
+              <w:t>-0.14</w:t>
             </w:r>
           </w:p>
         </w:tc>
@@ -16736,7 +16736,7 @@
                 <w:color w:val="1C3A36"/>
                 <w:sz w:val="17"/>
               </w:rPr>
-              <w:t>1.14</w:t>
+              <w:t>1.23</w:t>
             </w:r>
           </w:p>
         </w:tc>
@@ -16754,7 +16754,7 @@
                 <w:color w:val="1C3A36"/>
                 <w:sz w:val="17"/>
               </w:rPr>
-              <w:t>2.48</w:t>
+              <w:t>2.59</w:t>
             </w:r>
           </w:p>
         </w:tc>
@@ -16812,7 +16812,7 @@
                 <w:color w:val="1C3A36"/>
                 <w:sz w:val="17"/>
               </w:rPr>
-              <w:t>-1.66</w:t>
+              <w:t>-1.65</w:t>
             </w:r>
           </w:p>
         </w:tc>
@@ -16830,7 +16830,7 @@
                 <w:color w:val="1C3A36"/>
                 <w:sz w:val="17"/>
               </w:rPr>
-              <w:t>-0.37</w:t>
+              <w:t>-0.34</w:t>
             </w:r>
           </w:p>
         </w:tc>
@@ -16848,7 +16848,7 @@
                 <w:color w:val="1C3A36"/>
                 <w:sz w:val="17"/>
               </w:rPr>
-              <w:t>0.92</w:t>
+              <w:t>0.97</w:t>
             </w:r>
           </w:p>
         </w:tc>
@@ -16866,7 +16866,7 @@
                 <w:color w:val="1C3A36"/>
                 <w:sz w:val="17"/>
               </w:rPr>
-              <w:t>2.21</w:t>
+              <w:t>2.27</w:t>
             </w:r>
           </w:p>
         </w:tc>
@@ -16942,7 +16942,7 @@
                 <w:color w:val="1C3A36"/>
                 <w:sz w:val="17"/>
               </w:rPr>
-              <w:t>-0.54</w:t>
+              <w:t>-0.53</w:t>
             </w:r>
           </w:p>
         </w:tc>
@@ -16960,7 +16960,7 @@
                 <w:color w:val="1C3A36"/>
                 <w:sz w:val="17"/>
               </w:rPr>
-              <w:t>0.69</w:t>
+              <w:t>0.71</w:t>
             </w:r>
           </w:p>
         </w:tc>
@@ -16978,7 +16978,7 @@
                 <w:color w:val="1C3A36"/>
                 <w:sz w:val="17"/>
               </w:rPr>
-              <w:t>1.93</w:t>
+              <w:t>1.96</w:t>
             </w:r>
           </w:p>
         </w:tc>
@@ -17000,7 +17000,7 @@
           <w:color w:val="6E7B77"/>
           <w:sz w:val="17"/>
         </w:rPr>
-        <w:t>Table 19.  The highest cell in the grid is EGP 3.31, at a long-run export price above today's spot and a terminal rate below the sovereign's own short-term yield. Reaching EGP 13.98 requires leaving the grid altogether, which is what the reverse calculation in the headline does explicitly.</w:t>
+        <w:t>Table 19.  The highest cell in the grid is EGP 3.61, at a long-run export price above today's spot and a terminal rate below the sovereign's own short-term yield. Reaching EGP 14.41 requires leaving the grid altogether, which is what the reverse calculation in the headline does explicitly.</w:t>
       </w:r>
     </w:p>
     <w:p>
@@ -17185,7 +17185,7 @@
                 <w:color w:val="1C3A36"/>
                 <w:sz w:val="16"/>
               </w:rPr>
-              <w:t>-2.89 to 2.48</w:t>
+              <w:t>-2.88 to 2.59</w:t>
             </w:r>
           </w:p>
         </w:tc>
@@ -17205,7 +17205,7 @@
                 <w:color w:val="1C3A36"/>
                 <w:sz w:val="16"/>
               </w:rPr>
-              <w:t>5.37</w:t>
+              <w:t>5.47</w:t>
             </w:r>
           </w:p>
         </w:tc>
@@ -17262,7 +17262,7 @@
                 <w:color w:val="1C3A36"/>
                 <w:sz w:val="16"/>
               </w:rPr>
-              <w:t>-0.63 to 3.43</w:t>
+              <w:t>1.79 to 5.90</w:t>
             </w:r>
           </w:p>
         </w:tc>
@@ -17280,7 +17280,7 @@
                 <w:color w:val="1C3A36"/>
                 <w:sz w:val="16"/>
               </w:rPr>
-              <w:t>4.05</w:t>
+              <w:t>4.11</w:t>
             </w:r>
           </w:p>
         </w:tc>
@@ -17337,7 +17337,7 @@
                 <w:color w:val="1C3A36"/>
                 <w:sz w:val="16"/>
               </w:rPr>
-              <w:t>-2.51 to -0.63</w:t>
+              <w:t>-0.13 to 1.79</w:t>
             </w:r>
           </w:p>
         </w:tc>
@@ -17355,7 +17355,7 @@
                 <w:color w:val="1C3A36"/>
                 <w:sz w:val="16"/>
               </w:rPr>
-              <w:t>1.88</w:t>
+              <w:t>1.91</w:t>
             </w:r>
           </w:p>
         </w:tc>
@@ -17377,7 +17377,7 @@
                 <w:color w:val="1C3A36"/>
                 <w:sz w:val="16"/>
               </w:rPr>
-              <w:t>Terminal cost of capital</w:t>
+              <w:t>Beta</w:t>
             </w:r>
           </w:p>
         </w:tc>
@@ -17394,7 +17394,7 @@
                 <w:color w:val="1C3A36"/>
                 <w:sz w:val="16"/>
               </w:rPr>
-              <w:t>17.0% to 24.0%</w:t>
+              <w:t>1.030 against the lower bound of its own ninety-per-cent interval, 0.717</w:t>
             </w:r>
           </w:p>
         </w:tc>
@@ -17412,7 +17412,7 @@
                 <w:color w:val="1C3A36"/>
                 <w:sz w:val="16"/>
               </w:rPr>
-              <w:t>-0.54 to 0.31</w:t>
+              <w:t>1.79 to 2.86</w:t>
             </w:r>
           </w:p>
         </w:tc>
@@ -17430,7 +17430,7 @@
                 <w:color w:val="1C3A36"/>
                 <w:sz w:val="16"/>
               </w:rPr>
-              <w:t>0.85</w:t>
+              <w:t>1.07</w:t>
             </w:r>
           </w:p>
         </w:tc>
@@ -17452,7 +17452,7 @@
                 <w:color w:val="1C3A36"/>
                 <w:sz w:val="16"/>
               </w:rPr>
-              <w:t>Beta</w:t>
+              <w:t>Terminal cost of capital</w:t>
             </w:r>
           </w:p>
         </w:tc>
@@ -17469,7 +17469,7 @@
                 <w:color w:val="1C3A36"/>
                 <w:sz w:val="16"/>
               </w:rPr>
-              <w:t>1.030 against the lower bound of its own ninety-per-cent interval, 0.717</w:t>
+              <w:t>17.0% to 24.0%</w:t>
             </w:r>
           </w:p>
         </w:tc>
@@ -17487,7 +17487,7 @@
                 <w:color w:val="1C3A36"/>
                 <w:sz w:val="16"/>
               </w:rPr>
-              <w:t>-0.63 to 0.17</w:t>
+              <w:t>-0.53 to 0.49</w:t>
             </w:r>
           </w:p>
         </w:tc>
@@ -17505,7 +17505,7 @@
                 <w:color w:val="1C3A36"/>
                 <w:sz w:val="16"/>
               </w:rPr>
-              <w:t>0.80</w:t>
+              <w:t>1.02</w:t>
             </w:r>
           </w:p>
         </w:tc>
@@ -17562,7 +17562,7 @@
                 <w:color w:val="1C3A36"/>
                 <w:sz w:val="16"/>
               </w:rPr>
-              <w:t>-1.42 to -0.63</w:t>
+              <w:t>0.92 to 1.79</w:t>
             </w:r>
           </w:p>
         </w:tc>
@@ -17580,7 +17580,7 @@
                 <w:color w:val="1C3A36"/>
                 <w:sz w:val="16"/>
               </w:rPr>
-              <w:t>0.79</w:t>
+              <w:t>0.86</w:t>
             </w:r>
           </w:p>
         </w:tc>
@@ -17602,7 +17602,7 @@
                 <w:color w:val="1C3A36"/>
                 <w:sz w:val="16"/>
               </w:rPr>
-              <w:t>Country-risk basis</w:t>
+              <w:t>Cost of debt</w:t>
             </w:r>
           </w:p>
         </w:tc>
@@ -17619,7 +17619,7 @@
                 <w:color w:val="1C3A36"/>
                 <w:sz w:val="16"/>
               </w:rPr>
-              <w:t>Rating spread against traded default swap</w:t>
+              <w:t>Disclosed rates against every leg floored at the 23.00% sovereign yield</w:t>
             </w:r>
           </w:p>
         </w:tc>
@@ -17637,7 +17637,7 @@
                 <w:color w:val="1C3A36"/>
                 <w:sz w:val="16"/>
               </w:rPr>
-              <w:t>-0.63 to 0.10</w:t>
+              <w:t>0.98 to 1.79</w:t>
             </w:r>
           </w:p>
         </w:tc>
@@ -17655,7 +17655,7 @@
                 <w:color w:val="1C3A36"/>
                 <w:sz w:val="16"/>
               </w:rPr>
-              <w:t>0.73</w:t>
+              <w:t>0.80</w:t>
             </w:r>
           </w:p>
         </w:tc>
@@ -17677,7 +17677,7 @@
                 <w:color w:val="1C3A36"/>
                 <w:sz w:val="16"/>
               </w:rPr>
-              <w:t>Cost of debt</w:t>
+              <w:t>Project utilisation in the terminal year</w:t>
             </w:r>
           </w:p>
         </w:tc>
@@ -17694,7 +17694,7 @@
                 <w:color w:val="1C3A36"/>
                 <w:sz w:val="16"/>
               </w:rPr>
-              <w:t>Disclosed rates against every leg floored at the 23.00% sovereign yield</w:t>
+              <w:t>50.0% against 70.0%</w:t>
             </w:r>
           </w:p>
         </w:tc>
@@ -17712,7 +17712,7 @@
                 <w:color w:val="1C3A36"/>
                 <w:sz w:val="16"/>
               </w:rPr>
-              <w:t>-1.06 to -0.63</w:t>
+              <w:t>1.79 to 2.02</w:t>
             </w:r>
           </w:p>
         </w:tc>
@@ -17730,7 +17730,7 @@
                 <w:color w:val="1C3A36"/>
                 <w:sz w:val="16"/>
               </w:rPr>
-              <w:t>0.44</w:t>
+              <w:t>0.23</w:t>
             </w:r>
           </w:p>
         </w:tc>
@@ -17752,7 +17752,7 @@
                 <w:color w:val="1C3A36"/>
                 <w:sz w:val="16"/>
               </w:rPr>
-              <w:t>Project utilisation in the terminal year</w:t>
+              <w:t>Terminal growth</w:t>
             </w:r>
           </w:p>
         </w:tc>
@@ -17769,7 +17769,7 @@
                 <w:color w:val="1C3A36"/>
                 <w:sz w:val="16"/>
               </w:rPr>
-              <w:t>50.0% against 70.0%</w:t>
+              <w:t>7.0% against 3.0%</w:t>
             </w:r>
           </w:p>
         </w:tc>
@@ -17787,7 +17787,7 @@
                 <w:color w:val="1C3A36"/>
                 <w:sz w:val="16"/>
               </w:rPr>
-              <w:t>-0.63 to -0.40</w:t>
+              <w:t>1.68 to 1.79</w:t>
             </w:r>
           </w:p>
         </w:tc>
@@ -17805,7 +17805,7 @@
                 <w:color w:val="1C3A36"/>
                 <w:sz w:val="16"/>
               </w:rPr>
-              <w:t>0.23</w:t>
+              <w:t>0.10</w:t>
             </w:r>
           </w:p>
         </w:tc>
@@ -17827,7 +17827,7 @@
                 <w:color w:val="1C3A36"/>
                 <w:sz w:val="16"/>
               </w:rPr>
-              <w:t>Terminal growth</w:t>
+              <w:t>Country-risk basis</w:t>
             </w:r>
           </w:p>
         </w:tc>
@@ -17844,7 +17844,7 @@
                 <w:color w:val="1C3A36"/>
                 <w:sz w:val="16"/>
               </w:rPr>
-              <w:t>5.0% against 3.0%</w:t>
+              <w:t>Rating spread against traded default swap</w:t>
             </w:r>
           </w:p>
         </w:tc>
@@ -17862,7 +17862,7 @@
                 <w:color w:val="1C3A36"/>
                 <w:sz w:val="16"/>
               </w:rPr>
-              <w:t>-0.67 to -0.63</w:t>
+              <w:t>1.79 to 1.79</w:t>
             </w:r>
           </w:p>
         </w:tc>
@@ -17880,7 +17880,7 @@
                 <w:color w:val="1C3A36"/>
                 <w:sz w:val="16"/>
               </w:rPr>
-              <w:t>0.04</w:t>
+              <w:t>0.00</w:t>
             </w:r>
           </w:p>
         </w:tc>
@@ -17916,7 +17916,7 @@
           <w:color w:val="1C3A36"/>
           <w:sz w:val="19"/>
         </w:rPr>
-        <w:t>The beta deserves a note of its own, because it is the one input in the cost of capital that comes from a statistical estimate rather than from a quote or a disclosure. It is 1.030, from 253 weekly observations over 4.9 years of the share against the published EGX30 index — the index of the exchange the share is listed on, as of 2026-07-22 — on the exchange's own Sunday-to-Thursday week. The regression explains 25.0% of the variation with a standard error of 0.191, so all three conditions of the usability test are met and the estimate is adopted rather than defaulted; the Blume-adjusted cross-check is 1.020. The interval is wide, 0.72 to 1.34 at ninety per cent, because the share is thinly traded, and the lower bound is priced with the other contested constructions in section 1.8 rather than argued away: at 0.72 the answer is EGP 0.17 instead of EGP -0.63. The earlier edition of this study regressed the share against an equal-weight basket of the Egyptian names this series happens to cover; that basket is a coverage artefact and not a market, and the figure it produced (1.053) is withdrawn.</w:t>
+        <w:t>The beta deserves a note of its own, because it is the one input in the cost of capital that comes from a statistical estimate rather than from a quote or a disclosure. It is 1.030, from 253 weekly observations over 4.9 years of the share against the published EGX30 index — the index of the exchange the share is listed on, as of 2026-07-22 — on the exchange's own Sunday-to-Thursday week. The regression explains 25.0% of the variation with a standard error of 0.191, so all three conditions of the usability test are met and the estimate is adopted rather than defaulted; the Blume-adjusted cross-check is 1.020. The interval is wide, 0.72 to 1.34 at ninety per cent, because the share is thinly traded, and the lower bound is priced with the other contested constructions in section 1.8 rather than argued away: at 0.72 the answer is EGP 2.86 instead of EGP 1.79. The earlier edition of this study regressed the share against an equal-weight basket of the Egyptian names this series happens to cover; that basket is a coverage artefact and not a market, and the figure it produced (1.053) is withdrawn.</w:t>
       </w:r>
     </w:p>
     <w:p>
@@ -18500,7 +18500,7 @@
           <w:color w:val="1C3A36"/>
           <w:sz w:val="21"/>
         </w:rPr>
-        <w:t>This is a map of where the traded price may go, not of what the business is worth. It comes from fifty thousand simulated paths anchored on the 2026-08-06 close of EGP 13.98, drifting at the carry the market itself sets — the local risk-free rate less the dividend yield, which is zero here because nothing was distributed in either of the last two years.</w:t>
+        <w:t>This is a map of where the traded price may go, not of what the business is worth. It comes from fifty thousand simulated paths anchored on the 2026-08-06 close of EGP 14.41, drifting at the carry the market itself sets — the local risk-free rate less the dividend yield, which is zero here because nothing was distributed in either of the last two years.</w:t>
       </w:r>
     </w:p>
     <w:p>
@@ -19935,7 +19935,7 @@
                 <w:color w:val="1C3A36"/>
                 <w:sz w:val="16"/>
               </w:rPr>
-              <w:t>-0.63</w:t>
+              <w:t>1.79</w:t>
             </w:r>
           </w:p>
         </w:tc>
@@ -20009,7 +20009,7 @@
                 <w:color w:val="1C3A36"/>
                 <w:sz w:val="16"/>
               </w:rPr>
-              <w:t>3.43</w:t>
+              <w:t>5.90</w:t>
             </w:r>
           </w:p>
         </w:tc>
@@ -20043,7 +20043,7 @@
                 <w:color w:val="1C3A36"/>
                 <w:sz w:val="16"/>
               </w:rPr>
-              <w:t>The programme alone: EGP 4.05</w:t>
+              <w:t>The programme alone: EGP 4.11</w:t>
             </w:r>
           </w:p>
         </w:tc>
@@ -20083,7 +20083,7 @@
                 <w:color w:val="1C3A36"/>
                 <w:sz w:val="16"/>
               </w:rPr>
-              <w:t>0.58</w:t>
+              <w:t>0.00</w:t>
             </w:r>
           </w:p>
         </w:tc>
@@ -20315,7 +20315,7 @@
           <w:color w:val="1C3A36"/>
           <w:sz w:val="21"/>
         </w:rPr>
-        <w:t>Our own reading therefore sits at the conservative end of the field, and the field's upper bound of EGP 15.47 should be read as what the shares would be worth if the programme were free — which it is not. The multiple lens does reach EGP 13.98, and that is the whole point of it: at the multiple Egyptian fertilizer producers actually trade at, a reader who ignores the capital programme gets the market's answer. The cash-flow lens, which does not ignore it, does not. The gap is reported as the flat discount rate that would close it, about 7.8% against a sovereign ten-year yield of 23.0%, so that a reader who disagrees can see precisely what they are disagreeing with rather than being asked to accept a conclusion.</w:t>
+        <w:t>Our own reading therefore sits at the conservative end of the field, and the field's upper bound of EGP 15.47 should be read as what the shares would be worth if the programme were free — which it is not. The multiple lens does reach EGP 14.41, and that is the whole point of it: at the multiple Egyptian fertilizer producers actually trade at, a reader who ignores the capital programme gets the market's answer. The cash-flow lens, which does not ignore it, does not. The gap is reported as the flat discount rate that would close it, about 11.0% against a sovereign ten-year yield of 23.0%, so that a reader who disagrees can see precisely what they are disagreeing with rather than being asked to accept a conclusion.</w:t>
       </w:r>
     </w:p>
     <w:p>
@@ -21333,7 +21333,7 @@
           <w:color w:val="1C3A36"/>
           <w:sz w:val="21"/>
         </w:rPr>
-        <w:t>The largest modelled allocation is the gas share of the cost stack. The statements give one materials line of EGP 4,399m and do not split gas from the rest. Gas is set at 75.0% of it, which implies 1,292 cubic metres a tonne of ammonia — inside the auditor's own disclosed 1,025 to 1,771 range, but a choice nonetheless. The alternative gas price is priced in section 1.8 and is worth EGP 1.88 a share.</w:t>
+        <w:t>The largest modelled allocation is the gas share of the cost stack. The statements give one materials line of EGP 4,399m and do not split gas from the rest. Gas is set at 75.0% of it, which implies 1,292 cubic metres a tonne of ammonia — inside the auditor's own disclosed 1,025 to 1,771 range, but a choice nonetheless. The alternative gas price is priced in section 1.8 and is worth EGP 1.91 a share.</w:t>
       </w:r>
     </w:p>
     <w:p>
@@ -21347,7 +21347,7 @@
           <w:color w:val="1C3A36"/>
           <w:sz w:val="21"/>
         </w:rPr>
-        <w:t>Maintenance capital expenditure is the driver this study got wrong on its first issue and has since re-anchored. It was set at three per cent of revenue on the assertion that the company's own observed spending was abnormally low; the cash-flow statements show two pre-project years at 1.1% of revenue, and that is now the central. The correction is worth EGP 0.30 a share on its own. The replacement-rate framing at 6.1% is published beside it as the downside rather than averaged in.</w:t>
+        <w:t>Maintenance capital expenditure is the driver this study got wrong on its first issue and has since re-anchored. It was set at three per cent of revenue on the assertion that the company's own observed spending was abnormally low; the cash-flow statements show two pre-project years at 1.1% of revenue, and that is now the central. The correction is worth EGP 0.33 a share on its own. The replacement-rate framing at 6.1% is published beside it as the downside rather than averaged in.</w:t>
       </w:r>
     </w:p>
     <w:p>
@@ -21361,7 +21361,7 @@
           <w:color w:val="1C3A36"/>
           <w:sz w:val="21"/>
         </w:rPr>
-        <w:t>The terminal reinvestment rate is now the largest unsourced input left in the model. It is set by terminal growth over an assumed 18.0% return on invested capital, which charges 27.8% of terminal operating profit after tax back into the business every year for ever — on a plant that has just been rebuilt and needs no further building. A thirty per cent return on capital, which is what a newly completed line earns while it is still filling, is worth EGP 0.27 a share. The conservative reading is kept and the alternative is priced.</w:t>
+        <w:t>The terminal reinvestment rate is now the largest unsourced input left in the model. It is set by terminal growth over an assumed 18.0% return on invested capital, which charges 38.9% of terminal operating profit after tax back into the business every year for ever — on a plant that has just been rebuilt and needs no further building. A thirty per cent return on capital, which is what a newly completed line earns while it is still filling, is worth EGP 0.84 a share. The conservative reading is kept and the alternative is priced.</w:t>
       </w:r>
     </w:p>
     <w:p>
@@ -21389,7 +21389,7 @@
           <w:color w:val="1C3A36"/>
           <w:sz w:val="21"/>
         </w:rPr>
-        <w:t>Terminal value is 66.9% of enterprise value on the carried-through case and 33.0% on the stopped case. The explicit years are a construction window: free cash flow to the firm is positive in 3 of the five years and negative in the other 2, and their present value is EGP 1,740 million against a terminal block of EGP 3,512 million. That is a real characteristic of an asset being rebuilt, not a modelling artefact — but it does mean the answer rests more heavily on one year than most studies do.</w:t>
+        <w:t>Terminal value is 65.2% of enterprise value on the carried-through case and 40.7% on the stopped case. The explicit years are a construction window: free cash flow to the firm is positive in 5 of the five years and negative in the other 0, and their present value is EGP 3,493 million against a terminal block of EGP 6,548 million. That is a real characteristic of an asset being rebuilt, not a modelling artefact — but it does mean the answer rests more heavily on one year than most studies do.</w:t>
       </w:r>
     </w:p>
     <w:p>
@@ -21875,7 +21875,7 @@
                 <w:color w:val="1C3A36"/>
                 <w:sz w:val="14"/>
               </w:rPr>
-              <w:t>11,400</w:t>
+              <w:t>11,958</w:t>
             </w:r>
           </w:p>
         </w:tc>
@@ -21893,7 +21893,7 @@
                 <w:color w:val="1C3A36"/>
                 <w:sz w:val="14"/>
               </w:rPr>
-              <w:t>11,352</w:t>
+              <w:t>12,507</w:t>
             </w:r>
           </w:p>
         </w:tc>
@@ -21911,7 +21911,7 @@
                 <w:color w:val="1C3A36"/>
                 <w:sz w:val="14"/>
               </w:rPr>
-              <w:t>11,406</w:t>
+              <w:t>12,986</w:t>
             </w:r>
           </w:p>
         </w:tc>
@@ -21929,7 +21929,7 @@
                 <w:color w:val="1C3A36"/>
                 <w:sz w:val="14"/>
               </w:rPr>
-              <w:t>11,654</w:t>
+              <w:t>13,477</w:t>
             </w:r>
           </w:p>
         </w:tc>
@@ -22257,7 +22257,7 @@
                 <w:color w:val="1C3A36"/>
                 <w:sz w:val="14"/>
               </w:rPr>
-              <w:t>4,810</w:t>
+              <w:t>5,369</w:t>
             </w:r>
           </w:p>
         </w:tc>
@@ -22277,7 +22277,7 @@
                 <w:color w:val="1C3A36"/>
                 <w:sz w:val="14"/>
               </w:rPr>
-              <w:t>4,340</w:t>
+              <w:t>5,495</w:t>
             </w:r>
           </w:p>
         </w:tc>
@@ -22297,7 +22297,7 @@
                 <w:color w:val="1C3A36"/>
                 <w:sz w:val="14"/>
               </w:rPr>
-              <w:t>4,000</w:t>
+              <w:t>5,580</w:t>
             </w:r>
           </w:p>
         </w:tc>
@@ -22317,7 +22317,7 @@
                 <w:color w:val="1C3A36"/>
                 <w:sz w:val="14"/>
               </w:rPr>
-              <w:t>3,848</w:t>
+              <w:t>5,671</w:t>
             </w:r>
           </w:p>
         </w:tc>
@@ -22829,7 +22829,7 @@
                 <w:color w:val="1C3A36"/>
                 <w:sz w:val="14"/>
               </w:rPr>
-              <w:t>3,385</w:t>
+              <w:t>3,943</w:t>
             </w:r>
           </w:p>
         </w:tc>
@@ -22849,7 +22849,7 @@
                 <w:color w:val="1C3A36"/>
                 <w:sz w:val="14"/>
               </w:rPr>
-              <w:t>2,859</w:t>
+              <w:t>4,014</w:t>
             </w:r>
           </w:p>
         </w:tc>
@@ -22869,7 +22869,7 @@
                 <w:color w:val="1C3A36"/>
                 <w:sz w:val="14"/>
               </w:rPr>
-              <w:t>2,463</w:t>
+              <w:t>4,042</w:t>
             </w:r>
           </w:p>
         </w:tc>
@@ -22889,7 +22889,7 @@
                 <w:color w:val="1C3A36"/>
                 <w:sz w:val="14"/>
               </w:rPr>
-              <w:t>2,250</w:t>
+              <w:t>4,072</w:t>
             </w:r>
           </w:p>
         </w:tc>
@@ -23217,7 +23217,7 @@
                 <w:color w:val="1C3A36"/>
                 <w:sz w:val="14"/>
               </w:rPr>
-              <w:t>4,394</w:t>
+              <w:t>4,952</w:t>
             </w:r>
           </w:p>
         </w:tc>
@@ -23237,7 +23237,7 @@
                 <w:color w:val="1C3A36"/>
                 <w:sz w:val="14"/>
               </w:rPr>
-              <w:t>4,006</w:t>
+              <w:t>5,161</w:t>
             </w:r>
           </w:p>
         </w:tc>
@@ -23257,7 +23257,7 @@
                 <w:color w:val="1C3A36"/>
                 <w:sz w:val="14"/>
               </w:rPr>
-              <w:t>3,755</w:t>
+              <w:t>5,334</w:t>
             </w:r>
           </w:p>
         </w:tc>
@@ -23277,7 +23277,7 @@
                 <w:color w:val="1C3A36"/>
                 <w:sz w:val="14"/>
               </w:rPr>
-              <w:t>3,684</w:t>
+              <w:t>5,507</w:t>
             </w:r>
           </w:p>
         </w:tc>
@@ -23407,7 +23407,7 @@
                 <w:color w:val="1C3A36"/>
                 <w:sz w:val="14"/>
               </w:rPr>
-              <w:t>42.2%</w:t>
+              <w:t>44.9%</w:t>
             </w:r>
           </w:p>
         </w:tc>
@@ -23425,7 +23425,7 @@
                 <w:color w:val="1C3A36"/>
                 <w:sz w:val="14"/>
               </w:rPr>
-              <w:t>38.2%</w:t>
+              <w:t>43.9%</w:t>
             </w:r>
           </w:p>
         </w:tc>
@@ -23443,7 +23443,7 @@
                 <w:color w:val="1C3A36"/>
                 <w:sz w:val="14"/>
               </w:rPr>
-              <w:t>35.1%</w:t>
+              <w:t>43.0%</w:t>
             </w:r>
           </w:p>
         </w:tc>
@@ -23461,7 +23461,7 @@
                 <w:color w:val="1C3A36"/>
                 <w:sz w:val="14"/>
               </w:rPr>
-              <w:t>33.0%</w:t>
+              <w:t>42.1%</w:t>
             </w:r>
           </w:p>
         </w:tc>
@@ -23591,7 +23591,7 @@
                 <w:color w:val="1C3A36"/>
                 <w:sz w:val="14"/>
               </w:rPr>
-              <w:t>38.5%</w:t>
+              <w:t>41.4%</w:t>
             </w:r>
           </w:p>
         </w:tc>
@@ -23609,7 +23609,7 @@
                 <w:color w:val="1C3A36"/>
                 <w:sz w:val="14"/>
               </w:rPr>
-              <w:t>35.3%</w:t>
+              <w:t>41.3%</w:t>
             </w:r>
           </w:p>
         </w:tc>
@@ -23627,7 +23627,7 @@
                 <w:color w:val="1C3A36"/>
                 <w:sz w:val="14"/>
               </w:rPr>
-              <w:t>32.9%</w:t>
+              <w:t>41.1%</w:t>
             </w:r>
           </w:p>
         </w:tc>
@@ -23645,7 +23645,7 @@
                 <w:color w:val="1C3A36"/>
                 <w:sz w:val="14"/>
               </w:rPr>
-              <w:t>31.6%</w:t>
+              <w:t>40.9%</w:t>
             </w:r>
           </w:p>
         </w:tc>
@@ -26034,7 +26034,7 @@
                 <w:color w:val="1C3A36"/>
                 <w:sz w:val="16"/>
               </w:rPr>
-              <w:t>3,227</w:t>
+              <w:t>3,233</w:t>
             </w:r>
           </w:p>
         </w:tc>
@@ -26052,7 +26052,7 @@
                 <w:color w:val="1C3A36"/>
                 <w:sz w:val="16"/>
               </w:rPr>
-              <w:t>3,427</w:t>
+              <w:t>3,440</w:t>
             </w:r>
           </w:p>
         </w:tc>
@@ -26070,7 +26070,7 @@
                 <w:color w:val="1C3A36"/>
                 <w:sz w:val="16"/>
               </w:rPr>
-              <w:t>3,327</w:t>
+              <w:t>3,345</w:t>
             </w:r>
           </w:p>
         </w:tc>
@@ -26088,7 +26088,7 @@
                 <w:color w:val="1C3A36"/>
                 <w:sz w:val="16"/>
               </w:rPr>
-              <w:t>2,619</w:t>
+              <w:t>2,640</w:t>
             </w:r>
           </w:p>
         </w:tc>
@@ -26258,7 +26258,7 @@
                 <w:color w:val="1C3A36"/>
                 <w:sz w:val="16"/>
               </w:rPr>
-              <w:t>836</w:t>
+              <w:t>877</w:t>
             </w:r>
           </w:p>
         </w:tc>
@@ -26276,7 +26276,7 @@
                 <w:color w:val="1C3A36"/>
                 <w:sz w:val="16"/>
               </w:rPr>
-              <w:t>833</w:t>
+              <w:t>917</w:t>
             </w:r>
           </w:p>
         </w:tc>
@@ -26294,7 +26294,7 @@
                 <w:color w:val="1C3A36"/>
                 <w:sz w:val="16"/>
               </w:rPr>
-              <w:t>837</w:t>
+              <w:t>953</w:t>
             </w:r>
           </w:p>
         </w:tc>
@@ -26312,7 +26312,7 @@
                 <w:color w:val="1C3A36"/>
                 <w:sz w:val="16"/>
               </w:rPr>
-              <w:t>855</w:t>
+              <w:t>989</w:t>
             </w:r>
           </w:p>
         </w:tc>
@@ -26594,7 +26594,7 @@
                 <w:color w:val="1C3A36"/>
                 <w:sz w:val="16"/>
               </w:rPr>
-              <w:t>2,318</w:t>
+              <w:t>2,359</w:t>
             </w:r>
           </w:p>
         </w:tc>
@@ -26612,7 +26612,7 @@
                 <w:color w:val="1C3A36"/>
                 <w:sz w:val="16"/>
               </w:rPr>
-              <w:t>2,410</w:t>
+              <w:t>2,494</w:t>
             </w:r>
           </w:p>
         </w:tc>
@@ -26630,7 +26630,7 @@
                 <w:color w:val="1C3A36"/>
                 <w:sz w:val="16"/>
               </w:rPr>
-              <w:t>2,502</w:t>
+              <w:t>2,618</w:t>
             </w:r>
           </w:p>
         </w:tc>
@@ -26648,7 +26648,7 @@
                 <w:color w:val="1C3A36"/>
                 <w:sz w:val="16"/>
               </w:rPr>
-              <w:t>2,610</w:t>
+              <w:t>2,744</w:t>
             </w:r>
           </w:p>
         </w:tc>
@@ -26706,7 +26706,7 @@
                 <w:color w:val="1C3A36"/>
                 <w:sz w:val="16"/>
               </w:rPr>
-              <w:t>106</w:t>
+              <w:t>147</w:t>
             </w:r>
           </w:p>
         </w:tc>
@@ -26724,7 +26724,7 @@
                 <w:color w:val="1C3A36"/>
                 <w:sz w:val="16"/>
               </w:rPr>
-              <w:t>92</w:t>
+              <w:t>135</w:t>
             </w:r>
           </w:p>
         </w:tc>
@@ -26742,7 +26742,7 @@
                 <w:color w:val="1C3A36"/>
                 <w:sz w:val="16"/>
               </w:rPr>
-              <w:t>92</w:t>
+              <w:t>124</w:t>
             </w:r>
           </w:p>
         </w:tc>
@@ -26760,7 +26760,7 @@
                 <w:color w:val="1C3A36"/>
                 <w:sz w:val="16"/>
               </w:rPr>
-              <w:t>108</w:t>
+              <w:t>126</w:t>
             </w:r>
           </w:p>
         </w:tc>
@@ -26824,7 +26824,7 @@
                 <w:color w:val="1C3A36"/>
                 <w:sz w:val="16"/>
               </w:rPr>
-              <w:t>298</w:t>
+              <w:t>684</w:t>
             </w:r>
           </w:p>
         </w:tc>
@@ -26844,7 +26844,7 @@
                 <w:color w:val="1C3A36"/>
                 <w:sz w:val="16"/>
               </w:rPr>
-              <w:t>-156</w:t>
+              <w:t>683</w:t>
             </w:r>
           </w:p>
         </w:tc>
@@ -26864,7 +26864,7 @@
                 <w:color w:val="1C3A36"/>
                 <w:sz w:val="16"/>
               </w:rPr>
-              <w:t>-219</w:t>
+              <w:t>957</w:t>
             </w:r>
           </w:p>
         </w:tc>
@@ -26884,7 +26884,7 @@
                 <w:color w:val="1C3A36"/>
                 <w:sz w:val="16"/>
               </w:rPr>
-              <w:t>450</w:t>
+              <w:t>1,825</w:t>
             </w:r>
           </w:p>
         </w:tc>
@@ -27069,7 +27069,7 @@
                 <w:color w:val="1C3A36"/>
                 <w:sz w:val="16"/>
               </w:rPr>
-              <w:t>11,352</w:t>
+              <w:t>12,507</w:t>
             </w:r>
           </w:p>
         </w:tc>
@@ -27087,7 +27087,7 @@
                 <w:color w:val="1C3A36"/>
                 <w:sz w:val="16"/>
               </w:rPr>
-              <w:t>11,406</w:t>
+              <w:t>12,986</w:t>
             </w:r>
           </w:p>
         </w:tc>
@@ -27105,7 +27105,7 @@
                 <w:color w:val="1C3A36"/>
                 <w:sz w:val="16"/>
               </w:rPr>
-              <w:t>11,654</w:t>
+              <w:t>13,477</w:t>
             </w:r>
           </w:p>
         </w:tc>
@@ -27145,7 +27145,7 @@
                 <w:color w:val="1C3A36"/>
                 <w:sz w:val="16"/>
               </w:rPr>
-              <w:t>4,340</w:t>
+              <w:t>5,495</w:t>
             </w:r>
           </w:p>
         </w:tc>
@@ -27163,7 +27163,7 @@
                 <w:color w:val="1C3A36"/>
                 <w:sz w:val="16"/>
               </w:rPr>
-              <w:t>4,000</w:t>
+              <w:t>5,580</w:t>
             </w:r>
           </w:p>
         </w:tc>
@@ -27181,7 +27181,7 @@
                 <w:color w:val="1C3A36"/>
                 <w:sz w:val="16"/>
               </w:rPr>
-              <w:t>3,848</w:t>
+              <w:t>5,671</w:t>
             </w:r>
           </w:p>
         </w:tc>
@@ -27225,7 +27225,7 @@
                 <w:color w:val="1C3A36"/>
                 <w:sz w:val="16"/>
               </w:rPr>
-              <w:t>4,006</w:t>
+              <w:t>5,161</w:t>
             </w:r>
           </w:p>
         </w:tc>
@@ -27245,7 +27245,7 @@
                 <w:color w:val="1C3A36"/>
                 <w:sz w:val="16"/>
               </w:rPr>
-              <w:t>3,755</w:t>
+              <w:t>5,334</w:t>
             </w:r>
           </w:p>
         </w:tc>
@@ -27265,7 +27265,7 @@
                 <w:color w:val="1C3A36"/>
                 <w:sz w:val="16"/>
               </w:rPr>
-              <w:t>3,684</w:t>
+              <w:t>5,507</w:t>
             </w:r>
           </w:p>
         </w:tc>
@@ -27305,7 +27305,7 @@
                 <w:color w:val="1C3A36"/>
                 <w:sz w:val="16"/>
               </w:rPr>
-              <w:t>1,214</w:t>
+              <w:t>1,338</w:t>
             </w:r>
           </w:p>
         </w:tc>
@@ -27323,7 +27323,7 @@
                 <w:color w:val="1C3A36"/>
                 <w:sz w:val="16"/>
               </w:rPr>
-              <w:t>405</w:t>
+              <w:t>461</w:t>
             </w:r>
           </w:p>
         </w:tc>
@@ -27341,7 +27341,7 @@
                 <w:color w:val="1C3A36"/>
                 <w:sz w:val="16"/>
               </w:rPr>
-              <w:t>945</w:t>
+              <w:t>1,093</w:t>
             </w:r>
           </w:p>
         </w:tc>
@@ -27381,7 +27381,7 @@
                 <w:color w:val="1C3A36"/>
                 <w:sz w:val="16"/>
               </w:rPr>
-              <w:t>13,343</w:t>
+              <w:t>14,700</w:t>
             </w:r>
           </w:p>
         </w:tc>
@@ -27399,7 +27399,7 @@
                 <w:color w:val="1C3A36"/>
                 <w:sz w:val="16"/>
               </w:rPr>
-              <w:t>13,692</w:t>
+              <w:t>15,588</w:t>
             </w:r>
           </w:p>
         </w:tc>
@@ -27417,7 +27417,7 @@
                 <w:color w:val="1C3A36"/>
                 <w:sz w:val="16"/>
               </w:rPr>
-              <w:t>15,490</w:t>
+              <w:t>17,913</w:t>
             </w:r>
           </w:p>
         </w:tc>
@@ -27457,7 +27457,7 @@
                 <w:color w:val="1C3A36"/>
                 <w:sz w:val="16"/>
               </w:rPr>
-              <w:t>1,135</w:t>
+              <w:t>1,437</w:t>
             </w:r>
           </w:p>
         </w:tc>
@@ -27475,7 +27475,7 @@
                 <w:color w:val="1C3A36"/>
                 <w:sz w:val="16"/>
               </w:rPr>
-              <w:t>901</w:t>
+              <w:t>1,256</w:t>
             </w:r>
           </w:p>
         </w:tc>
@@ -27493,7 +27493,7 @@
                 <w:color w:val="1C3A36"/>
                 <w:sz w:val="16"/>
               </w:rPr>
-              <w:t>326</w:t>
+              <w:t>480</w:t>
             </w:r>
           </w:p>
         </w:tc>
@@ -27537,7 +27537,7 @@
                 <w:color w:val="1C3A36"/>
                 <w:sz w:val="16"/>
               </w:rPr>
-              <w:t>8,683</w:t>
+              <w:t>10,993</w:t>
             </w:r>
           </w:p>
         </w:tc>
@@ -27557,7 +27557,7 @@
                 <w:color w:val="1C3A36"/>
                 <w:sz w:val="16"/>
               </w:rPr>
-              <w:t>7,255</w:t>
+              <w:t>10,119</w:t>
             </w:r>
           </w:p>
         </w:tc>
@@ -27577,7 +27577,7 @@
                 <w:color w:val="1C3A36"/>
                 <w:sz w:val="16"/>
               </w:rPr>
-              <w:t>5,182</w:t>
+              <w:t>7,637</w:t>
             </w:r>
           </w:p>
         </w:tc>
@@ -32537,7 +32537,7 @@
                 <w:color w:val="1C3A36"/>
                 <w:sz w:val="16"/>
               </w:rPr>
-              <w:t>8,790</w:t>
+              <w:t>13,579</w:t>
             </w:r>
           </w:p>
         </w:tc>
@@ -32821,7 +32821,7 @@
                 <w:color w:val="1C3A36"/>
                 <w:sz w:val="16"/>
               </w:rPr>
-              <w:t>4,716</w:t>
+              <w:t>8,966</w:t>
             </w:r>
           </w:p>
         </w:tc>
@@ -32877,7 +32877,7 @@
                 <w:color w:val="1C3A36"/>
                 <w:sz w:val="16"/>
               </w:rPr>
-              <w:t>4,240</w:t>
+              <w:t>8,564</w:t>
             </w:r>
           </w:p>
         </w:tc>
@@ -32933,7 +32933,7 @@
                 <w:color w:val="1C3A36"/>
                 <w:sz w:val="16"/>
               </w:rPr>
-              <w:t>5,192</w:t>
+              <w:t>9,428</w:t>
             </w:r>
           </w:p>
         </w:tc>
@@ -33045,7 +33045,7 @@
                 <w:color w:val="1C3A36"/>
                 <w:sz w:val="16"/>
               </w:rPr>
-              <w:t>3,537</w:t>
+              <w:t>6,724</w:t>
             </w:r>
           </w:p>
         </w:tc>
@@ -33101,7 +33101,7 @@
                 <w:color w:val="1C3A36"/>
                 <w:sz w:val="16"/>
               </w:rPr>
-              <w:t>1.78</w:t>
+              <w:t>3.38</w:t>
             </w:r>
           </w:p>
         </w:tc>
@@ -33153,7 +33153,7 @@
           <w:color w:val="1C3A36"/>
           <w:sz w:val="21"/>
         </w:rPr>
-        <w:t>Range: EGP 0.00 to EGP 1.96 a share.</w:t>
+        <w:t>Range: EGP 0.00 to EGP 3.56 a share.</w:t>
       </w:r>
     </w:p>
     <w:p>
@@ -33167,7 +33167,7 @@
           <w:color w:val="1C3A36"/>
           <w:sz w:val="19"/>
         </w:rPr>
-        <w:t>On both sides of the contested judgement.  With the programme carried through the claim is worth EGP 1.78 a share (EGP 0.00 to 1.96 across the volatility range); with the programme stopped the enterprise value rises to EGP 16,841 million and the same claim is worth EGP 4.54 (EGP 4.41 to 4.70). The two are published side by side and never averaged.</w:t>
+        <w:t>On both sides of the contested judgement.  With the programme carried through the claim is worth EGP 3.38 a share (EGP 0.00 to 3.56 across the volatility range); with the programme stopped the enterprise value rises to EGP 21,754 million and the same claim is worth EGP 6.32 (EGP 6.22 to 6.46). The two are published side by side and never averaged.</w:t>
       </w:r>
     </w:p>
     <w:p>
@@ -33181,7 +33181,7 @@
           <w:color w:val="1C3A36"/>
           <w:sz w:val="19"/>
         </w:rPr>
-        <w:t>Reading it.  The lowest and the widest of the three, and the only one that takes the debt seriously as a structural fact rather than as a subtraction. Enterprise value including the non-operating assets is EGP 8,790m against gross debt of EGP 14,639m, so the equity is out of the money on the model's own central case and its value is entirely time value. That is why the answer rises with volatility and with time, and why the grid below matters more than the point: at 30% volatility over three years the claim is worth EGP 0.80 a share, and at 60% over seven years EGP 2.47. A reader who finds it perverse that a worse business is worth more here has understood the method correctly: limited liability truncates the downside, so dispersion accrues to the holder. What the method cannot do is tell that holder when the option expires.</w:t>
+        <w:t>Reading it.  The lowest and the widest of the three, and the only one that takes the debt seriously as a structural fact rather than as a subtraction. Enterprise value including the non-operating assets is EGP 13,579m against gross debt of EGP 14,639m, so the equity is out of the money on the model's own central case and its value is entirely time value. That is why the answer rises with volatility and with time, and why the grid below matters more than the point: at 30% volatility over three years the claim is worth EGP 2.26 a share, and at 60% over seven years EGP 4.16. A reader who finds it perverse that a worse business is worth more here has understood the method correctly: limited liability truncates the downside, so dispersion accrues to the holder. What the method cannot do is tell that holder when the option expires.</w:t>
       </w:r>
     </w:p>
     <w:tbl>
@@ -33369,7 +33369,7 @@
                 <w:color w:val="1C3A36"/>
                 <w:sz w:val="17"/>
               </w:rPr>
-              <w:t>0.80</w:t>
+              <w:t>2.26</w:t>
             </w:r>
           </w:p>
         </w:tc>
@@ -33387,7 +33387,7 @@
                 <w:color w:val="1C3A36"/>
                 <w:sz w:val="17"/>
               </w:rPr>
-              <w:t>0.91</w:t>
+              <w:t>2.34</w:t>
             </w:r>
           </w:p>
         </w:tc>
@@ -33405,7 +33405,7 @@
                 <w:color w:val="1C3A36"/>
                 <w:sz w:val="17"/>
               </w:rPr>
-              <w:t>1.11</w:t>
+              <w:t>2.53</w:t>
             </w:r>
           </w:p>
         </w:tc>
@@ -33423,7 +33423,7 @@
                 <w:color w:val="1C3A36"/>
                 <w:sz w:val="17"/>
               </w:rPr>
-              <w:t>1.31</w:t>
+              <w:t>2.74</w:t>
             </w:r>
           </w:p>
         </w:tc>
@@ -33441,7 +33441,7 @@
                 <w:color w:val="1C3A36"/>
                 <w:sz w:val="17"/>
               </w:rPr>
-              <w:t>1.41</w:t>
+              <w:t>2.84</w:t>
             </w:r>
           </w:p>
         </w:tc>
@@ -33481,7 +33481,7 @@
                 <w:color w:val="1C3A36"/>
                 <w:sz w:val="17"/>
               </w:rPr>
-              <w:t>1.51</w:t>
+              <w:t>3.17</w:t>
             </w:r>
           </w:p>
         </w:tc>
@@ -33499,7 +33499,7 @@
                 <w:color w:val="1C3A36"/>
                 <w:sz w:val="17"/>
               </w:rPr>
-              <w:t>1.60</w:t>
+              <w:t>3.23</w:t>
             </w:r>
           </w:p>
         </w:tc>
@@ -33517,7 +33517,7 @@
                 <w:color w:val="1C3A36"/>
                 <w:sz w:val="17"/>
               </w:rPr>
-              <w:t>1.78</w:t>
+              <w:t>3.38</w:t>
             </w:r>
           </w:p>
         </w:tc>
@@ -33535,7 +33535,7 @@
                 <w:color w:val="1C3A36"/>
                 <w:sz w:val="17"/>
               </w:rPr>
-              <w:t>1.96</w:t>
+              <w:t>3.56</w:t>
             </w:r>
           </w:p>
         </w:tc>
@@ -33553,7 +33553,7 @@
                 <w:color w:val="1C3A36"/>
                 <w:sz w:val="17"/>
               </w:rPr>
-              <w:t>2.05</w:t>
+              <w:t>3.65</w:t>
             </w:r>
           </w:p>
         </w:tc>
@@ -33593,7 +33593,7 @@
                 <w:color w:val="1C3A36"/>
                 <w:sz w:val="17"/>
               </w:rPr>
-              <w:t>2.06</w:t>
+              <w:t>3.80</w:t>
             </w:r>
           </w:p>
         </w:tc>
@@ -33611,7 +33611,7 @@
                 <w:color w:val="1C3A36"/>
                 <w:sz w:val="17"/>
               </w:rPr>
-              <w:t>2.12</w:t>
+              <w:t>3.84</w:t>
             </w:r>
           </w:p>
         </w:tc>
@@ -33629,7 +33629,7 @@
                 <w:color w:val="1C3A36"/>
                 <w:sz w:val="17"/>
               </w:rPr>
-              <w:t>2.26</w:t>
+              <w:t>3.95</w:t>
             </w:r>
           </w:p>
         </w:tc>
@@ -33647,7 +33647,7 @@
                 <w:color w:val="1C3A36"/>
                 <w:sz w:val="17"/>
               </w:rPr>
-              <w:t>2.40</w:t>
+              <w:t>4.09</w:t>
             </w:r>
           </w:p>
         </w:tc>
@@ -33665,7 +33665,7 @@
                 <w:color w:val="1C3A36"/>
                 <w:sz w:val="17"/>
               </w:rPr>
-              <w:t>2.47</w:t>
+              <w:t>4.16</w:t>
             </w:r>
           </w:p>
         </w:tc>
@@ -33701,7 +33701,7 @@
           <w:color w:val="1C3A36"/>
           <w:sz w:val="19"/>
         </w:rPr>
-        <w:t>Named sensitivity.  Volatility is the swing factor: at 35% the claim is worth EGP 1.60 a share, at 55% EGP 1.96. Time to maturity matters almost as much, because it is time for the enterprise to recover above the debt.</w:t>
+        <w:t>Named sensitivity.  Volatility is the swing factor: at 35% the claim is worth EGP 3.23 a share, at 55% EGP 3.56. Time to maturity matters almost as much, because it is time for the enterprise to recover above the debt.</w:t>
       </w:r>
     </w:p>
     <w:p>
@@ -34443,7 +34443,7 @@
                 <w:color w:val="1C3A36"/>
                 <w:sz w:val="16"/>
               </w:rPr>
-              <w:t>0.82</w:t>
+              <w:t>-0.78</w:t>
             </w:r>
           </w:p>
         </w:tc>
@@ -34500,7 +34500,7 @@
                 <w:color w:val="1C3A36"/>
                 <w:sz w:val="16"/>
               </w:rPr>
-              <w:t>1.86</w:t>
+              <w:t>0.26</w:t>
             </w:r>
           </w:p>
         </w:tc>
@@ -34557,7 +34557,7 @@
                 <w:color w:val="1C3A36"/>
                 <w:sz w:val="16"/>
               </w:rPr>
-              <w:t>0.63</w:t>
+              <w:t>-1.79</w:t>
             </w:r>
           </w:p>
         </w:tc>
@@ -34614,7 +34614,7 @@
                 <w:color w:val="1C3A36"/>
                 <w:sz w:val="16"/>
               </w:rPr>
-              <w:t>-14.61</w:t>
+              <w:t>-12.62</w:t>
             </w:r>
           </w:p>
         </w:tc>
@@ -34631,7 +34631,7 @@
                 <w:color w:val="1C3A36"/>
                 <w:sz w:val="16"/>
               </w:rPr>
-              <w:t>The discount rate, and only the discount rate. At about 7.8% the market's price is reproduced; at any rate anchored to Egypt's sovereign it is not.</w:t>
+              <w:t>The discount rate, and only the discount rate. At about 11.0% the market's price is reproduced; at any rate anchored to Egypt's sovereign it is not.</w:t>
             </w:r>
           </w:p>
         </w:tc>
@@ -34671,7 +34671,7 @@
                 <w:color w:val="1C3A36"/>
                 <w:sz w:val="16"/>
               </w:rPr>
-              <w:t>1.49</w:t>
+              <w:t>1.06</w:t>
             </w:r>
           </w:p>
         </w:tc>
